--- a/informes/Informe_Ejecutivo_Evertec_Septiembre_2026.docx
+++ b/informes/Informe_Ejecutivo_Evertec_Septiembre_2026.docx
@@ -605,22 +605,10 @@
     </w:p>
     <w:p>
       <w:pPr>
-        <w:pStyle w:val="ListParagraph"/>
-        <w:numPr>
-          <w:ilvl w:val="0"/>
-          <w:numId w:val="2"/>
-        </w:numPr>
-        <w:spacing w:after="80"/>
+        <w:pStyle w:val="Heading2"/>
       </w:pPr>
       <w:r>
-        <w:rPr>
-          <w:b/>
-          <w:bCs/>
-        </w:rPr>
-        <w:t xml:space="preserve">Colaboradores evaluados:</w:t>
-      </w:r>
-      <w:r>
-        <w:t xml:space="preserve"> 17.</w:t>
+        <w:t xml:space="preserve">¿Quiénes participaron?</w:t>
       </w:r>
     </w:p>
     <w:p>
@@ -637,10 +625,10 @@
           <w:b/>
           <w:bCs/>
         </w:rPr>
-        <w:t xml:space="preserve">Encuestas completadas:</w:t>
-      </w:r>
-      <w:r>
-        <w:t xml:space="preserve"> 17 de 17 formularios registrados (100 % de formularios recibidos completados, sin registros incompletos).</w:t>
+        <w:t xml:space="preserve">17 colaboradores</w:t>
+      </w:r>
+      <w:r>
+        <w:t xml:space="preserve"> de Comedica respondieron la encuesta.</w:t>
       </w:r>
     </w:p>
     <w:p>
@@ -653,14 +641,17 @@
         <w:spacing w:after="80"/>
       </w:pPr>
       <w:r>
+        <w:t xml:space="preserve">Participaron </w:t>
+      </w:r>
+      <w:r>
         <w:rPr>
           <w:b/>
           <w:bCs/>
         </w:rPr>
-        <w:t xml:space="preserve">Puntos de atención representados:</w:t>
-      </w:r>
-      <w:r>
-        <w:t xml:space="preserve"> 10 unidades distintas (9 agencias más la jefatura de la Agencia Móvil): San Miguel, Colonia Médica, Sonsonate, Santa Ana, Plaza Mundo, Plaza Merliot, Colegio Médico, Usulután, Central y Jefe Móvil.</w:t>
+        <w:t xml:space="preserve">9 agencias y la Agencia Móvil</w:t>
+      </w:r>
+      <w:r>
+        <w:t xml:space="preserve">: San Miguel, Colonia Médica, Sonsonate, Santa Ana, Plaza Mundo, Plaza Merliot, Colegio Médico, Usulután y Central.</w:t>
       </w:r>
     </w:p>
     <w:p>
@@ -673,14 +664,17 @@
         <w:spacing w:after="80"/>
       </w:pPr>
       <w:r>
+        <w:t xml:space="preserve">Las respuestas se recibieron el </w:t>
+      </w:r>
+      <w:r>
         <w:rPr>
           <w:b/>
           <w:bCs/>
         </w:rPr>
-        <w:t xml:space="preserve">Distribución temporal:</w:t>
-      </w:r>
-      <w:r>
-        <w:t xml:space="preserve"> 7 encuestas el 16/09/2026 y 10 encuestas el 17/09/2026.</w:t>
+        <w:t xml:space="preserve">16 y 17 de septiembre de 2026</w:t>
+      </w:r>
+      <w:r>
+        <w:t xml:space="preserve">.</w:t>
       </w:r>
     </w:p>
     <w:p>
@@ -697,10 +691,521 @@
           <w:b/>
           <w:bCs/>
         </w:rPr>
-        <w:t xml:space="preserve">Calificación general del servicio (columna "En términos generales…"):</w:t>
-      </w:r>
-      <w:r>
-        <w:t xml:space="preserve"> promedio 3.82; 14 respuestas con calificación 4 (82.4 %) y 3 respuestas con calificación 3 (17.6 %).</w:t>
+        <w:t xml:space="preserve">Todas las encuestas recibidas se contestaron completas.</w:t>
+      </w:r>
+    </w:p>
+    <w:p>
+      <w:pPr>
+        <w:pStyle w:val="Heading2"/>
+      </w:pPr>
+      <w:r>
+        <w:t xml:space="preserve">¿Qué opina el personal del servicio de Evertec?</w:t>
+      </w:r>
+    </w:p>
+    <w:tbl>
+      <w:tblPr>
+        <w:tblW w:type="dxa" w:w="9936"/>
+        <w:tblBorders>
+          <w:top w:val="single" w:color="auto" w:sz="4"/>
+          <w:left w:val="single" w:color="auto" w:sz="4"/>
+          <w:bottom w:val="single" w:color="auto" w:sz="4"/>
+          <w:right w:val="single" w:color="auto" w:sz="4"/>
+          <w:insideH w:val="single" w:color="auto" w:sz="4"/>
+          <w:insideV w:val="single" w:color="auto" w:sz="4"/>
+        </w:tblBorders>
+      </w:tblPr>
+      <w:tblGrid>
+        <w:gridCol w:w="3161"/>
+        <w:gridCol w:w="3387"/>
+        <w:gridCol w:w="3388"/>
+      </w:tblGrid>
+      <w:tr>
+        <w:trPr>
+          <w:tblHeader/>
+        </w:trPr>
+        <w:tc>
+          <w:tcPr>
+            <w:tcW w:type="dxa" w:w="3161"/>
+            <w:tcBorders>
+              <w:top w:val="single" w:color="BFBFBF" w:sz="4"/>
+              <w:left w:val="single" w:color="BFBFBF" w:sz="4"/>
+              <w:bottom w:val="single" w:color="BFBFBF" w:sz="4"/>
+              <w:right w:val="single" w:color="BFBFBF" w:sz="4"/>
+            </w:tcBorders>
+            <w:shd w:fill="1F3864" w:color="auto" w:val="clear"/>
+            <w:tcMar>
+              <w:top w:type="dxa" w:w="50"/>
+              <w:left w:type="dxa" w:w="80"/>
+              <w:bottom w:type="dxa" w:w="50"/>
+              <w:right w:type="dxa" w:w="80"/>
+            </w:tcMar>
+          </w:tcPr>
+          <w:p>
+            <w:r>
+              <w:rPr>
+                <w:rFonts w:ascii="Calibri" w:cs="Calibri" w:eastAsia="Calibri" w:hAnsi="Calibri"/>
+                <w:b/>
+                <w:bCs/>
+                <w:color w:val="FFFFFF"/>
+                <w:sz w:val="19"/>
+                <w:szCs w:val="19"/>
+              </w:rPr>
+              <w:t xml:space="preserve">Aspecto evaluado</w:t>
+            </w:r>
+          </w:p>
+        </w:tc>
+        <w:tc>
+          <w:tcPr>
+            <w:tcW w:type="dxa" w:w="3387"/>
+            <w:tcBorders>
+              <w:top w:val="single" w:color="BFBFBF" w:sz="4"/>
+              <w:left w:val="single" w:color="BFBFBF" w:sz="4"/>
+              <w:bottom w:val="single" w:color="BFBFBF" w:sz="4"/>
+              <w:right w:val="single" w:color="BFBFBF" w:sz="4"/>
+            </w:tcBorders>
+            <w:shd w:fill="1F3864" w:color="auto" w:val="clear"/>
+            <w:tcMar>
+              <w:top w:type="dxa" w:w="50"/>
+              <w:left w:type="dxa" w:w="80"/>
+              <w:bottom w:type="dxa" w:w="50"/>
+              <w:right w:type="dxa" w:w="80"/>
+            </w:tcMar>
+          </w:tcPr>
+          <w:p>
+            <w:r>
+              <w:rPr>
+                <w:rFonts w:ascii="Calibri" w:cs="Calibri" w:eastAsia="Calibri" w:hAnsi="Calibri"/>
+                <w:b/>
+                <w:bCs/>
+                <w:color w:val="FFFFFF"/>
+                <w:sz w:val="19"/>
+                <w:szCs w:val="19"/>
+              </w:rPr>
+              <w:t xml:space="preserve">Resultado</w:t>
+            </w:r>
+          </w:p>
+        </w:tc>
+        <w:tc>
+          <w:tcPr>
+            <w:tcW w:type="dxa" w:w="3388"/>
+            <w:tcBorders>
+              <w:top w:val="single" w:color="BFBFBF" w:sz="4"/>
+              <w:left w:val="single" w:color="BFBFBF" w:sz="4"/>
+              <w:bottom w:val="single" w:color="BFBFBF" w:sz="4"/>
+              <w:right w:val="single" w:color="BFBFBF" w:sz="4"/>
+            </w:tcBorders>
+            <w:shd w:fill="1F3864" w:color="auto" w:val="clear"/>
+            <w:tcMar>
+              <w:top w:type="dxa" w:w="50"/>
+              <w:left w:type="dxa" w:w="80"/>
+              <w:bottom w:type="dxa" w:w="50"/>
+              <w:right w:type="dxa" w:w="80"/>
+            </w:tcMar>
+          </w:tcPr>
+          <w:p>
+            <w:r>
+              <w:rPr>
+                <w:rFonts w:ascii="Calibri" w:cs="Calibri" w:eastAsia="Calibri" w:hAnsi="Calibri"/>
+                <w:b/>
+                <w:bCs/>
+                <w:color w:val="FFFFFF"/>
+                <w:sz w:val="19"/>
+                <w:szCs w:val="19"/>
+              </w:rPr>
+              <w:t xml:space="preserve">¿Qué significa para Comedica?</w:t>
+            </w:r>
+          </w:p>
+        </w:tc>
+      </w:tr>
+      <w:tr>
+        <w:trPr>
+          <w:tblHeader w:val="false"/>
+        </w:trPr>
+        <w:tc>
+          <w:tcPr>
+            <w:tcW w:type="dxa" w:w="3161"/>
+            <w:tcBorders>
+              <w:top w:val="single" w:color="BFBFBF" w:sz="4"/>
+              <w:left w:val="single" w:color="BFBFBF" w:sz="4"/>
+              <w:bottom w:val="single" w:color="BFBFBF" w:sz="4"/>
+              <w:right w:val="single" w:color="BFBFBF" w:sz="4"/>
+            </w:tcBorders>
+            <w:shd w:fill="FFFFFF" w:color="auto" w:val="clear"/>
+            <w:tcMar>
+              <w:top w:type="dxa" w:w="50"/>
+              <w:left w:type="dxa" w:w="80"/>
+              <w:bottom w:type="dxa" w:w="50"/>
+              <w:right w:type="dxa" w:w="80"/>
+            </w:tcMar>
+          </w:tcPr>
+          <w:p>
+            <w:r>
+              <w:rPr>
+                <w:rFonts w:ascii="Calibri" w:cs="Calibri" w:eastAsia="Calibri" w:hAnsi="Calibri"/>
+                <w:color w:val="000000"/>
+                <w:sz w:val="19"/>
+                <w:szCs w:val="19"/>
+              </w:rPr>
+              <w:t xml:space="preserve">Nota general del servicio</w:t>
+            </w:r>
+          </w:p>
+        </w:tc>
+        <w:tc>
+          <w:tcPr>
+            <w:tcW w:type="dxa" w:w="3387"/>
+            <w:tcBorders>
+              <w:top w:val="single" w:color="BFBFBF" w:sz="4"/>
+              <w:left w:val="single" w:color="BFBFBF" w:sz="4"/>
+              <w:bottom w:val="single" w:color="BFBFBF" w:sz="4"/>
+              <w:right w:val="single" w:color="BFBFBF" w:sz="4"/>
+            </w:tcBorders>
+            <w:shd w:fill="FFFFFF" w:color="auto" w:val="clear"/>
+            <w:tcMar>
+              <w:top w:type="dxa" w:w="50"/>
+              <w:left w:type="dxa" w:w="80"/>
+              <w:bottom w:type="dxa" w:w="50"/>
+              <w:right w:type="dxa" w:w="80"/>
+            </w:tcMar>
+          </w:tcPr>
+          <w:p>
+            <w:r>
+              <w:rPr>
+                <w:rFonts w:ascii="Calibri" w:cs="Calibri" w:eastAsia="Calibri" w:hAnsi="Calibri"/>
+                <w:color w:val="000000"/>
+                <w:sz w:val="19"/>
+                <w:szCs w:val="19"/>
+              </w:rPr>
+              <w:t xml:space="preserve">14 de 17 colaboradores le dieron nota de 4; los otros 3 le dieron nota de 3. Nadie le dio una nota menor.</w:t>
+            </w:r>
+          </w:p>
+        </w:tc>
+        <w:tc>
+          <w:tcPr>
+            <w:tcW w:type="dxa" w:w="3388"/>
+            <w:tcBorders>
+              <w:top w:val="single" w:color="BFBFBF" w:sz="4"/>
+              <w:left w:val="single" w:color="BFBFBF" w:sz="4"/>
+              <w:bottom w:val="single" w:color="BFBFBF" w:sz="4"/>
+              <w:right w:val="single" w:color="BFBFBF" w:sz="4"/>
+            </w:tcBorders>
+            <w:shd w:fill="FFFFFF" w:color="auto" w:val="clear"/>
+            <w:tcMar>
+              <w:top w:type="dxa" w:w="50"/>
+              <w:left w:type="dxa" w:w="80"/>
+              <w:bottom w:type="dxa" w:w="50"/>
+              <w:right w:type="dxa" w:w="80"/>
+            </w:tcMar>
+          </w:tcPr>
+          <w:p>
+            <w:r>
+              <w:rPr>
+                <w:rFonts w:ascii="Calibri" w:cs="Calibri" w:eastAsia="Calibri" w:hAnsi="Calibri"/>
+                <w:color w:val="000000"/>
+                <w:sz w:val="19"/>
+                <w:szCs w:val="19"/>
+              </w:rPr>
+              <w:t xml:space="preserve">El personal está conforme con el servicio, pero todavía hay aspectos por mejorar.</w:t>
+            </w:r>
+          </w:p>
+        </w:tc>
+      </w:tr>
+      <w:tr>
+        <w:trPr>
+          <w:tblHeader w:val="false"/>
+        </w:trPr>
+        <w:tc>
+          <w:tcPr>
+            <w:tcW w:type="dxa" w:w="3161"/>
+            <w:tcBorders>
+              <w:top w:val="single" w:color="BFBFBF" w:sz="4"/>
+              <w:left w:val="single" w:color="BFBFBF" w:sz="4"/>
+              <w:bottom w:val="single" w:color="BFBFBF" w:sz="4"/>
+              <w:right w:val="single" w:color="BFBFBF" w:sz="4"/>
+            </w:tcBorders>
+            <w:shd w:fill="EAF1FB" w:color="auto" w:val="clear"/>
+            <w:tcMar>
+              <w:top w:type="dxa" w:w="50"/>
+              <w:left w:type="dxa" w:w="80"/>
+              <w:bottom w:type="dxa" w:w="50"/>
+              <w:right w:type="dxa" w:w="80"/>
+            </w:tcMar>
+          </w:tcPr>
+          <w:p>
+            <w:r>
+              <w:rPr>
+                <w:rFonts w:ascii="Calibri" w:cs="Calibri" w:eastAsia="Calibri" w:hAnsi="Calibri"/>
+                <w:color w:val="000000"/>
+                <w:sz w:val="19"/>
+                <w:szCs w:val="19"/>
+              </w:rPr>
+              <w:t xml:space="preserve">Rapidez de la atención</w:t>
+            </w:r>
+          </w:p>
+        </w:tc>
+        <w:tc>
+          <w:tcPr>
+            <w:tcW w:type="dxa" w:w="3387"/>
+            <w:tcBorders>
+              <w:top w:val="single" w:color="BFBFBF" w:sz="4"/>
+              <w:left w:val="single" w:color="BFBFBF" w:sz="4"/>
+              <w:bottom w:val="single" w:color="BFBFBF" w:sz="4"/>
+              <w:right w:val="single" w:color="BFBFBF" w:sz="4"/>
+            </w:tcBorders>
+            <w:shd w:fill="EAF1FB" w:color="auto" w:val="clear"/>
+            <w:tcMar>
+              <w:top w:type="dxa" w:w="50"/>
+              <w:left w:type="dxa" w:w="80"/>
+              <w:bottom w:type="dxa" w:w="50"/>
+              <w:right w:type="dxa" w:w="80"/>
+            </w:tcMar>
+          </w:tcPr>
+          <w:p>
+            <w:r>
+              <w:rPr>
+                <w:rFonts w:ascii="Calibri" w:cs="Calibri" w:eastAsia="Calibri" w:hAnsi="Calibri"/>
+                <w:color w:val="000000"/>
+                <w:sz w:val="19"/>
+                <w:szCs w:val="19"/>
+              </w:rPr>
+              <w:t xml:space="preserve">15 de 17 dicen que Evertec los atiende a tiempo; solo 2 dicen que la atención es regular.</w:t>
+            </w:r>
+          </w:p>
+        </w:tc>
+        <w:tc>
+          <w:tcPr>
+            <w:tcW w:type="dxa" w:w="3388"/>
+            <w:tcBorders>
+              <w:top w:val="single" w:color="BFBFBF" w:sz="4"/>
+              <w:left w:val="single" w:color="BFBFBF" w:sz="4"/>
+              <w:bottom w:val="single" w:color="BFBFBF" w:sz="4"/>
+              <w:right w:val="single" w:color="BFBFBF" w:sz="4"/>
+            </w:tcBorders>
+            <w:shd w:fill="EAF1FB" w:color="auto" w:val="clear"/>
+            <w:tcMar>
+              <w:top w:type="dxa" w:w="50"/>
+              <w:left w:type="dxa" w:w="80"/>
+              <w:bottom w:type="dxa" w:w="50"/>
+              <w:right w:type="dxa" w:w="80"/>
+            </w:tcMar>
+          </w:tcPr>
+          <w:p>
+            <w:r>
+              <w:rPr>
+                <w:rFonts w:ascii="Calibri" w:cs="Calibri" w:eastAsia="Calibri" w:hAnsi="Calibri"/>
+                <w:color w:val="000000"/>
+                <w:sz w:val="19"/>
+                <w:szCs w:val="19"/>
+              </w:rPr>
+              <w:t xml:space="preserve">Cuando se reporta un problema, Evertec responde a tiempo.</w:t>
+            </w:r>
+          </w:p>
+        </w:tc>
+      </w:tr>
+      <w:tr>
+        <w:trPr>
+          <w:tblHeader w:val="false"/>
+        </w:trPr>
+        <w:tc>
+          <w:tcPr>
+            <w:tcW w:type="dxa" w:w="3161"/>
+            <w:tcBorders>
+              <w:top w:val="single" w:color="BFBFBF" w:sz="4"/>
+              <w:left w:val="single" w:color="BFBFBF" w:sz="4"/>
+              <w:bottom w:val="single" w:color="BFBFBF" w:sz="4"/>
+              <w:right w:val="single" w:color="BFBFBF" w:sz="4"/>
+            </w:tcBorders>
+            <w:shd w:fill="FFFFFF" w:color="auto" w:val="clear"/>
+            <w:tcMar>
+              <w:top w:type="dxa" w:w="50"/>
+              <w:left w:type="dxa" w:w="80"/>
+              <w:bottom w:type="dxa" w:w="50"/>
+              <w:right w:type="dxa" w:w="80"/>
+            </w:tcMar>
+          </w:tcPr>
+          <w:p>
+            <w:r>
+              <w:rPr>
+                <w:rFonts w:ascii="Calibri" w:cs="Calibri" w:eastAsia="Calibri" w:hAnsi="Calibri"/>
+                <w:color w:val="000000"/>
+                <w:sz w:val="19"/>
+                <w:szCs w:val="19"/>
+              </w:rPr>
+              <w:t xml:space="preserve">Facilidad para resolver los problemas</w:t>
+            </w:r>
+          </w:p>
+        </w:tc>
+        <w:tc>
+          <w:tcPr>
+            <w:tcW w:type="dxa" w:w="3387"/>
+            <w:tcBorders>
+              <w:top w:val="single" w:color="BFBFBF" w:sz="4"/>
+              <w:left w:val="single" w:color="BFBFBF" w:sz="4"/>
+              <w:bottom w:val="single" w:color="BFBFBF" w:sz="4"/>
+              <w:right w:val="single" w:color="BFBFBF" w:sz="4"/>
+            </w:tcBorders>
+            <w:shd w:fill="FFFFFF" w:color="auto" w:val="clear"/>
+            <w:tcMar>
+              <w:top w:type="dxa" w:w="50"/>
+              <w:left w:type="dxa" w:w="80"/>
+              <w:bottom w:type="dxa" w:w="50"/>
+              <w:right w:type="dxa" w:w="80"/>
+            </w:tcMar>
+          </w:tcPr>
+          <w:p>
+            <w:r>
+              <w:rPr>
+                <w:rFonts w:ascii="Calibri" w:cs="Calibri" w:eastAsia="Calibri" w:hAnsi="Calibri"/>
+                <w:color w:val="000000"/>
+                <w:sz w:val="19"/>
+                <w:szCs w:val="19"/>
+              </w:rPr>
+              <w:t xml:space="preserve">8 de 17 dicen que es fácil o muy fácil; 8 dicen que es regular y 1 dice que es difícil.</w:t>
+            </w:r>
+          </w:p>
+        </w:tc>
+        <w:tc>
+          <w:tcPr>
+            <w:tcW w:type="dxa" w:w="3388"/>
+            <w:tcBorders>
+              <w:top w:val="single" w:color="BFBFBF" w:sz="4"/>
+              <w:left w:val="single" w:color="BFBFBF" w:sz="4"/>
+              <w:bottom w:val="single" w:color="BFBFBF" w:sz="4"/>
+              <w:right w:val="single" w:color="BFBFBF" w:sz="4"/>
+            </w:tcBorders>
+            <w:shd w:fill="FFFFFF" w:color="auto" w:val="clear"/>
+            <w:tcMar>
+              <w:top w:type="dxa" w:w="50"/>
+              <w:left w:type="dxa" w:w="80"/>
+              <w:bottom w:type="dxa" w:w="50"/>
+              <w:right w:type="dxa" w:w="80"/>
+            </w:tcMar>
+          </w:tcPr>
+          <w:p>
+            <w:r>
+              <w:rPr>
+                <w:rFonts w:ascii="Calibri" w:cs="Calibri" w:eastAsia="Calibri" w:hAnsi="Calibri"/>
+                <w:color w:val="000000"/>
+                <w:sz w:val="19"/>
+                <w:szCs w:val="19"/>
+              </w:rPr>
+              <w:t xml:space="preserve">Evertec atiende rápido, pero a más de la mitad del personal le cuesta que el problema quede resuelto. </w:t>
+            </w:r>
+            <w:r>
+              <w:rPr>
+                <w:rFonts w:ascii="Calibri" w:cs="Calibri" w:eastAsia="Calibri" w:hAnsi="Calibri"/>
+                <w:color w:val="000000"/>
+                <w:sz w:val="19"/>
+                <w:szCs w:val="19"/>
+              </w:rPr>
+              <w:t xml:space="preserve">Es el punto más débil.</w:t>
+            </w:r>
+          </w:p>
+        </w:tc>
+      </w:tr>
+      <w:tr>
+        <w:trPr>
+          <w:tblHeader w:val="false"/>
+        </w:trPr>
+        <w:tc>
+          <w:tcPr>
+            <w:tcW w:type="dxa" w:w="3161"/>
+            <w:tcBorders>
+              <w:top w:val="single" w:color="BFBFBF" w:sz="4"/>
+              <w:left w:val="single" w:color="BFBFBF" w:sz="4"/>
+              <w:bottom w:val="single" w:color="BFBFBF" w:sz="4"/>
+              <w:right w:val="single" w:color="BFBFBF" w:sz="4"/>
+            </w:tcBorders>
+            <w:shd w:fill="EAF1FB" w:color="auto" w:val="clear"/>
+            <w:tcMar>
+              <w:top w:type="dxa" w:w="50"/>
+              <w:left w:type="dxa" w:w="80"/>
+              <w:bottom w:type="dxa" w:w="50"/>
+              <w:right w:type="dxa" w:w="80"/>
+            </w:tcMar>
+          </w:tcPr>
+          <w:p>
+            <w:r>
+              <w:rPr>
+                <w:rFonts w:ascii="Calibri" w:cs="Calibri" w:eastAsia="Calibri" w:hAnsi="Calibri"/>
+                <w:color w:val="000000"/>
+                <w:sz w:val="19"/>
+                <w:szCs w:val="19"/>
+              </w:rPr>
+              <w:t xml:space="preserve">Qué tan seguido se presentan problemas</w:t>
+            </w:r>
+          </w:p>
+        </w:tc>
+        <w:tc>
+          <w:tcPr>
+            <w:tcW w:type="dxa" w:w="3387"/>
+            <w:tcBorders>
+              <w:top w:val="single" w:color="BFBFBF" w:sz="4"/>
+              <w:left w:val="single" w:color="BFBFBF" w:sz="4"/>
+              <w:bottom w:val="single" w:color="BFBFBF" w:sz="4"/>
+              <w:right w:val="single" w:color="BFBFBF" w:sz="4"/>
+            </w:tcBorders>
+            <w:shd w:fill="EAF1FB" w:color="auto" w:val="clear"/>
+            <w:tcMar>
+              <w:top w:type="dxa" w:w="50"/>
+              <w:left w:type="dxa" w:w="80"/>
+              <w:bottom w:type="dxa" w:w="50"/>
+              <w:right w:type="dxa" w:w="80"/>
+            </w:tcMar>
+          </w:tcPr>
+          <w:p>
+            <w:r>
+              <w:rPr>
+                <w:rFonts w:ascii="Calibri" w:cs="Calibri" w:eastAsia="Calibri" w:hAnsi="Calibri"/>
+                <w:color w:val="000000"/>
+                <w:sz w:val="19"/>
+                <w:szCs w:val="19"/>
+              </w:rPr>
+              <w:t xml:space="preserve">7 de 17 dicen que pasa con frecuencia; 5 dicen que a veces y 5 que casi nunca.</w:t>
+            </w:r>
+          </w:p>
+        </w:tc>
+        <w:tc>
+          <w:tcPr>
+            <w:tcW w:type="dxa" w:w="3388"/>
+            <w:tcBorders>
+              <w:top w:val="single" w:color="BFBFBF" w:sz="4"/>
+              <w:left w:val="single" w:color="BFBFBF" w:sz="4"/>
+              <w:bottom w:val="single" w:color="BFBFBF" w:sz="4"/>
+              <w:right w:val="single" w:color="BFBFBF" w:sz="4"/>
+            </w:tcBorders>
+            <w:shd w:fill="EAF1FB" w:color="auto" w:val="clear"/>
+            <w:tcMar>
+              <w:top w:type="dxa" w:w="50"/>
+              <w:left w:type="dxa" w:w="80"/>
+              <w:bottom w:type="dxa" w:w="50"/>
+              <w:right w:type="dxa" w:w="80"/>
+            </w:tcMar>
+          </w:tcPr>
+          <w:p>
+            <w:r>
+              <w:rPr>
+                <w:rFonts w:ascii="Calibri" w:cs="Calibri" w:eastAsia="Calibri" w:hAnsi="Calibri"/>
+                <w:color w:val="000000"/>
+                <w:sz w:val="19"/>
+                <w:szCs w:val="19"/>
+              </w:rPr>
+              <w:t xml:space="preserve">Casi la mitad del personal enfrenta problemas con frecuencia, lo que afecta la atención a los asociados en ventanilla.</w:t>
+            </w:r>
+          </w:p>
+        </w:tc>
+      </w:tr>
+    </w:tbl>
+    <w:p>
+      <w:pPr>
+        <w:spacing w:after="80"/>
+      </w:pPr>
+    </w:p>
+    <w:p>
+      <w:pPr>
+        <w:pStyle w:val="Heading2"/>
+      </w:pPr>
+      <w:r>
+        <w:t xml:space="preserve">En pocas palabras</w:t>
       </w:r>
     </w:p>
     <w:p>
@@ -717,10 +1222,10 @@
           <w:b/>
           <w:bCs/>
         </w:rPr>
-        <w:t xml:space="preserve">Facilidad de resolución (columna "¿Qué tan fácil resulta…"):</w:t>
-      </w:r>
-      <w:r>
-        <w:t xml:space="preserve"> Muy fácil 1 (5.9 %), Fácil 7 (41.2 %), Regular 8 (47.1 %), Difícil 1 (5.9 %). El 52.9 % no percibe la resolución como fácil.</w:t>
+        <w:t xml:space="preserve">Lo bueno:</w:t>
+      </w:r>
+      <w:r>
+        <w:t xml:space="preserve"> el servicio funciona y Evertec atiende a tiempo cuando se le reporta un problema.</w:t>
       </w:r>
     </w:p>
     <w:p>
@@ -737,10 +1242,10 @@
           <w:b/>
           <w:bCs/>
         </w:rPr>
-        <w:t xml:space="preserve">Oportunidad de atención (columna "Cuando se presenta…"):</w:t>
-      </w:r>
-      <w:r>
-        <w:t xml:space="preserve"> Muy oportunamente 2 (11.8 %), Oportunamente 13 (76.5 %), Regular 2 (11.8 %).</w:t>
+        <w:t xml:space="preserve">Lo que hay que mejorar:</w:t>
+      </w:r>
+      <w:r>
+        <w:t xml:space="preserve"> que los problemas se resuelvan a la primera y que se presenten con menos frecuencia.</w:t>
       </w:r>
     </w:p>
     <w:p>
@@ -757,69 +1262,10 @@
           <w:b/>
           <w:bCs/>
         </w:rPr>
-        <w:t xml:space="preserve">Frecuencia de incidencias (columna I, "¿Con qué frecuencia…"):</w:t>
-      </w:r>
-      <w:r>
-        <w:t xml:space="preserve"> Frecuentemente 7 (41.2 %), Algunas veces 5 (29.4 %), Rara vez 5 (29.4 %).</w:t>
-      </w:r>
-    </w:p>
-    <w:p>
-      <w:pPr>
-        <w:pStyle w:val="ListParagraph"/>
-        <w:numPr>
-          <w:ilvl w:val="0"/>
-          <w:numId w:val="2"/>
-        </w:numPr>
-        <w:spacing w:after="80"/>
-      </w:pPr>
-      <w:r>
-        <w:rPr>
-          <w:b/>
-          <w:bCs/>
-        </w:rPr>
-        <w:t xml:space="preserve">Frecuencia de uso/contacto (columna G, "¿Con qué frecuencia…"):</w:t>
-      </w:r>
-      <w:r>
-        <w:t xml:space="preserve"> Frecuentemente 6 (35.3 %), Algunas veces 9 (52.9 %), Rara vez 2 (11.8 %).</w:t>
-      </w:r>
-    </w:p>
-    <w:p>
-      <w:pPr>
-        <w:pStyle w:val="ListParagraph"/>
-        <w:numPr>
-          <w:ilvl w:val="0"/>
-          <w:numId w:val="2"/>
-        </w:numPr>
-        <w:spacing w:after="80"/>
-      </w:pPr>
-      <w:r>
-        <w:rPr>
-          <w:b/>
-          <w:bCs/>
-        </w:rPr>
-        <w:t xml:space="preserve">Tiempo de llenado de la encuesta:</w:t>
-      </w:r>
-      <w:r>
-        <w:t xml:space="preserve"> mediana de 5 min 58 s; promedio de 8 min 01 s (influido por un registro de 41 min 57 s).</w:t>
-      </w:r>
-    </w:p>
-    <w:p>
-      <w:pPr>
-        <w:pBdr>
-          <w:left w:val="single" w:color="2E75B6" w:sz="12" w:space="8"/>
-        </w:pBdr>
-        <w:spacing w:after="160"/>
-        <w:ind w:left="360"/>
-      </w:pPr>
-      <w:r>
-        <w:rPr>
-          <w:i/>
-          <w:iCs/>
-          <w:color w:val="595959"/>
-          <w:sz w:val="18"/>
-          <w:szCs w:val="18"/>
-        </w:rPr>
-        <w:t xml:space="preserve">Nota metodológica: los encabezados de las columnas G a L aparecen truncados en la captura de pantalla; las etiquetas se citan según el texto visible.</w:t>
+        <w:t xml:space="preserve">Los problemas más mencionados:</w:t>
+      </w:r>
+      <w:r>
+        <w:t xml:space="preserve"> caídas y lentitud del sistema, reversas que no se aplican, tarjetas (plásticos) que fallan, y la atención de reclamos y fraudes.</w:t>
       </w:r>
     </w:p>
     <w:p>

--- a/informes/Informe_Ejecutivo_Evertec_Septiembre_2026.docx
+++ b/informes/Informe_Ejecutivo_Evertec_Septiembre_2026.docx
@@ -648,10 +648,10 @@
           <w:b/>
           <w:bCs/>
         </w:rPr>
-        <w:t xml:space="preserve">9 agencias y la Agencia Móvil</w:t>
-      </w:r>
-      <w:r>
-        <w:t xml:space="preserve">: San Miguel, Colonia Médica, Sonsonate, Santa Ana, Plaza Mundo, Plaza Merliot, Colegio Médico, Usulután y Central.</w:t>
+        <w:t xml:space="preserve">9 agencias y Jefe Móvil</w:t>
+      </w:r>
+      <w:r>
+        <w:t xml:space="preserve">: San Miguel, Colonia Médica, Sonsonate, Santa Ana, Plaza Mundo, Plaza Merliot, Colegio Médico, Usulután, Central y Jefe Móvil.</w:t>
       </w:r>
     </w:p>
     <w:p>

--- a/informes/Informe_Ejecutivo_Evertec_Septiembre_2026.docx
+++ b/informes/Informe_Ejecutivo_Evertec_Septiembre_2026.docx
@@ -29,7 +29,7 @@
           <w:sz w:val="28"/>
           <w:szCs w:val="28"/>
         </w:rPr>
-        <w:t xml:space="preserve">Evaluación del Servicio de Procesamiento de Tarjetas de Crédito (Evertec)</w:t>
+        <w:t xml:space="preserve">Evaluación del Servicio de Procesamiento de Tarjetas de Crédito (Evertec) y Solicitud de Plan de Acción</w:t>
       </w:r>
     </w:p>
     <w:tbl>
@@ -270,7 +270,7 @@
                 <w:sz w:val="19"/>
                 <w:szCs w:val="19"/>
               </w:rPr>
-              <w:t xml:space="preserve">Período de evaluación</w:t>
+              <w:t xml:space="preserve">Dirigido a</w:t>
             </w:r>
           </w:p>
         </w:tc>
@@ -299,7 +299,7 @@
                 <w:sz w:val="19"/>
                 <w:szCs w:val="19"/>
               </w:rPr>
-              <w:t xml:space="preserve">Septiembre de 2026 (levantamiento del 16 y 17 de septiembre de 2026)</w:t>
+              <w:t xml:space="preserve">[Nombre], [Cargo] – Evertec · Equipo directivo – Comedica</w:t>
             </w:r>
           </w:p>
         </w:tc>
@@ -333,7 +333,7 @@
                 <w:sz w:val="19"/>
                 <w:szCs w:val="19"/>
               </w:rPr>
-              <w:t xml:space="preserve">Ámbito</w:t>
+              <w:t xml:space="preserve">Elaborado por</w:t>
             </w:r>
           </w:p>
         </w:tc>
@@ -362,7 +362,7 @@
                 <w:sz w:val="19"/>
                 <w:szCs w:val="19"/>
               </w:rPr>
-              <w:t xml:space="preserve">Agencias de Comedica a nivel nacional</w:t>
+              <w:t xml:space="preserve">[Nombre], [Cargo] – Comedica</w:t>
             </w:r>
           </w:p>
         </w:tc>
@@ -396,7 +396,7 @@
                 <w:sz w:val="19"/>
                 <w:szCs w:val="19"/>
               </w:rPr>
-              <w:t xml:space="preserve">Instrumento</w:t>
+              <w:t xml:space="preserve">Período de evaluación</w:t>
             </w:r>
           </w:p>
         </w:tc>
@@ -425,7 +425,7 @@
                 <w:sz w:val="19"/>
                 <w:szCs w:val="19"/>
               </w:rPr>
-              <w:t xml:space="preserve">Encuesta de Evaluación del Servicio de Procesamiento de Tarjetas de Crédito (Evertec)</w:t>
+              <w:t xml:space="preserve">Septiembre de 2026 (encuestas del 16 y 17 de septiembre de 2026)</w:t>
             </w:r>
           </w:p>
         </w:tc>
@@ -459,7 +459,7 @@
                 <w:sz w:val="19"/>
                 <w:szCs w:val="19"/>
               </w:rPr>
-              <w:t xml:space="preserve">Total de registros analizados</w:t>
+              <w:t xml:space="preserve">Ámbito</w:t>
             </w:r>
           </w:p>
         </w:tc>
@@ -488,7 +488,7 @@
                 <w:sz w:val="19"/>
                 <w:szCs w:val="19"/>
               </w:rPr>
-              <w:t xml:space="preserve">17 encuestas</w:t>
+              <w:t xml:space="preserve">Agencias de Comedica a nivel nacional</w:t>
             </w:r>
           </w:p>
         </w:tc>
@@ -522,7 +522,7 @@
                 <w:sz w:val="19"/>
                 <w:szCs w:val="19"/>
               </w:rPr>
-              <w:t xml:space="preserve">Fecha de emisión del informe</w:t>
+              <w:t xml:space="preserve">Total de registros analizados</w:t>
             </w:r>
           </w:p>
         </w:tc>
@@ -536,6 +536,69 @@
               <w:right w:val="single" w:color="BFBFBF" w:sz="4"/>
             </w:tcBorders>
             <w:shd w:fill="FFFFFF" w:color="auto" w:val="clear"/>
+            <w:tcMar>
+              <w:top w:type="dxa" w:w="50"/>
+              <w:left w:type="dxa" w:w="80"/>
+              <w:bottom w:type="dxa" w:w="50"/>
+              <w:right w:type="dxa" w:w="80"/>
+            </w:tcMar>
+          </w:tcPr>
+          <w:p>
+            <w:r>
+              <w:rPr>
+                <w:rFonts w:ascii="Calibri" w:cs="Calibri" w:eastAsia="Calibri" w:hAnsi="Calibri"/>
+                <w:color w:val="000000"/>
+                <w:sz w:val="19"/>
+                <w:szCs w:val="19"/>
+              </w:rPr>
+              <w:t xml:space="preserve">17 encuestas</w:t>
+            </w:r>
+          </w:p>
+        </w:tc>
+      </w:tr>
+      <w:tr>
+        <w:trPr>
+          <w:tblHeader w:val="false"/>
+        </w:trPr>
+        <w:tc>
+          <w:tcPr>
+            <w:tcW w:type="dxa" w:w="4203"/>
+            <w:tcBorders>
+              <w:top w:val="single" w:color="BFBFBF" w:sz="4"/>
+              <w:left w:val="single" w:color="BFBFBF" w:sz="4"/>
+              <w:bottom w:val="single" w:color="BFBFBF" w:sz="4"/>
+              <w:right w:val="single" w:color="BFBFBF" w:sz="4"/>
+            </w:tcBorders>
+            <w:shd w:fill="EAF1FB" w:color="auto" w:val="clear"/>
+            <w:tcMar>
+              <w:top w:type="dxa" w:w="50"/>
+              <w:left w:type="dxa" w:w="80"/>
+              <w:bottom w:type="dxa" w:w="50"/>
+              <w:right w:type="dxa" w:w="80"/>
+            </w:tcMar>
+          </w:tcPr>
+          <w:p>
+            <w:r>
+              <w:rPr>
+                <w:rFonts w:ascii="Calibri" w:cs="Calibri" w:eastAsia="Calibri" w:hAnsi="Calibri"/>
+                <w:color w:val="000000"/>
+                <w:sz w:val="19"/>
+                <w:szCs w:val="19"/>
+              </w:rPr>
+              <w:t xml:space="preserve">Fecha del informe</w:t>
+            </w:r>
+          </w:p>
+        </w:tc>
+        <w:tc>
+          <w:tcPr>
+            <w:tcW w:type="dxa" w:w="5733"/>
+            <w:tcBorders>
+              <w:top w:val="single" w:color="BFBFBF" w:sz="4"/>
+              <w:left w:val="single" w:color="BFBFBF" w:sz="4"/>
+              <w:bottom w:val="single" w:color="BFBFBF" w:sz="4"/>
+              <w:right w:val="single" w:color="BFBFBF" w:sz="4"/>
+            </w:tcBorders>
+            <w:shd w:fill="EAF1FB" w:color="auto" w:val="clear"/>
             <w:tcMar>
               <w:top w:type="dxa" w:w="50"/>
               <w:left w:type="dxa" w:w="80"/>
@@ -584,7 +647,7 @@
         <w:jc w:val="both"/>
       </w:pPr>
       <w:r>
-        <w:t xml:space="preserve">El presente informe consolida los resultados de la Encuesta de Evaluación del Servicio de Procesamiento de Tarjetas de Crédito brindado por Evertec, aplicada al personal de agencias de Comedica durante el 16 y 17 de septiembre de 2026. La evaluación tiene como propósito medir la percepción del personal de primera línea sobre la calidad, oportunidad y facilidad del servicio del procesador, así como identificar los problemas operativos que impactan la experiencia de los asociados y la eficiencia interna. Los resultados reflejan una valoración general favorable del servicio (82.4 % de los evaluadores otorgó una calificación de 4 y ningún evaluador calificó por debajo de 3); sin embargo, se identifican brechas recurrentes en el procesamiento de reversas, la funcionalidad de los plásticos, la estabilidad y velocidad de la plataforma, la claridad de los registros de abonos y la gestión de reclamos por contracargos y fraude. Estas brechas representan riesgos operativos y reputacionales que requieren acciones coordinadas entre la gerencia de Comedica y el proveedor.</w:t>
+        <w:t xml:space="preserve">El presente informe presenta los resultados de la Encuesta de Evaluación del Servicio de Procesamiento de Tarjetas de Crédito (Evertec), contestada el 16 y 17 de septiembre de 2026 por 17 colaboradores de Comedica de las agencias San Miguel, Colonia Médica, Sonsonate, Santa Ana, Plaza Mundo, Plaza Merliot, Colegio Médico, Usulután, Central y Jefe Móvil. En la calificación general del servicio, 14 colaboradores asignaron nota de 4 y 3 colaboradores nota de 3. Sin embargo, 9 de los 17 colaboradores consideran que resolver los casos es "Regular" o "Difícil", y 14 de los 17 reportaron problemas que deben corregirse: fallas y lentitud del sistema, reversas no aceptadas, plásticos que no funcionan, abonos registrados como "Nota de Crédito" sin detalle, y la atención de fraudes, contracargos y promociones. Con base en estos resultados, Comedica solicita formalmente a Evertec un plan de acción con fechas compromiso, y presenta al equipo directivo los puntos que corresponden a la institución.</w:t>
       </w:r>
     </w:p>
     <w:p>
@@ -1281,7 +1344,7 @@
         <w:pStyle w:val="Heading1"/>
       </w:pPr>
       <w:r>
-        <w:t xml:space="preserve">3. TABLA DE LA MUESTRA</w:t>
+        <w:t xml:space="preserve">3. PARTICIPANTES DE LA ENCUESTA</w:t>
       </w:r>
     </w:p>
     <w:tbl>
@@ -4560,7 +4623,7 @@
           <w:sz w:val="18"/>
           <w:szCs w:val="18"/>
         </w:rPr>
-        <w:t xml:space="preserve">Nota de transcripción: en la hoja de cálculo original la columna "Correo electrónico" es más angosta que su contenido, por lo que los dominios de correo se muestran truncados (…). Se transcribió únicamente el texto visible para no introducir datos no verificados; se recomienda completar el dominio desde el archivo fuente. De igual forma, el apellido del registro ID 10 se muestra cortado en la captura ("Cespede…"). Los nombres se transcriben tal como aparecen en el archivo (sin agregar tildes).</w:t>
+        <w:t xml:space="preserve">Nota: en las capturas del archivo original, los correos electrónicos y el apellido del ID 10 aparecen cortados (…). Se transcribió únicamente lo que se puede leer.</w:t>
       </w:r>
     </w:p>
     <w:p>
@@ -5706,10 +5769,596 @@
     </w:p>
     <w:p>
       <w:pPr>
+        <w:pBdr>
+          <w:bottom w:val="single" w:color="2E75B6" w:sz="6" w:space="1"/>
+        </w:pBdr>
+        <w:spacing w:after="200"/>
+      </w:pPr>
+    </w:p>
+    <w:p>
+      <w:pPr>
+        <w:pStyle w:val="Heading1"/>
+      </w:pPr>
+      <w:r>
+        <w:t xml:space="preserve">4. PROBLEMAS REPORTADOS Y SOLICITUDES A EVERTEC</w:t>
+      </w:r>
+    </w:p>
+    <w:p>
+      <w:pPr>
+        <w:spacing w:after="160"/>
+        <w:jc w:val="both"/>
+      </w:pPr>
+      <w:r>
+        <w:t xml:space="preserve">De los 17 colaboradores, 14 reportaron problemas y 3 indicaron no tener inconvenientes ("Todo bien", "sin inconvenientes" y "siempre recibo ayuda"). A continuación se presentan los cinco puntos críticos, citando lo que escribieron los colaboradores y lo que Comedica solicita a Evertec para cada uno.</w:t>
+      </w:r>
+    </w:p>
+    <w:p>
+      <w:pPr>
         <w:pStyle w:val="Heading2"/>
       </w:pPr>
       <w:r>
-        <w:t xml:space="preserve">Resumen de respuestas cerradas por colaborador</w:t>
+        <w:t xml:space="preserve">4.1 Estabilidad y rendimiento de la plataforma</w:t>
+      </w:r>
+    </w:p>
+    <w:p>
+      <w:pPr>
+        <w:spacing w:after="160"/>
+        <w:jc w:val="both"/>
+      </w:pPr>
+      <w:r>
+        <w:rPr>
+          <w:b/>
+          <w:bCs/>
+        </w:rPr>
+        <w:t xml:space="preserve">Lo reportado en la encuesta:</w:t>
+      </w:r>
+    </w:p>
+    <w:p>
+      <w:pPr>
+        <w:pStyle w:val="ListParagraph"/>
+        <w:numPr>
+          <w:ilvl w:val="0"/>
+          <w:numId w:val="2"/>
+        </w:numPr>
+        <w:spacing w:after="80"/>
+      </w:pPr>
+      <w:r>
+        <w:t xml:space="preserve">"La conexión con EVERTEC algunas veces falla".</w:t>
+      </w:r>
+    </w:p>
+    <w:p>
+      <w:pPr>
+        <w:pStyle w:val="ListParagraph"/>
+        <w:numPr>
+          <w:ilvl w:val="0"/>
+          <w:numId w:val="2"/>
+        </w:numPr>
+        <w:spacing w:after="80"/>
+      </w:pPr>
+      <w:r>
+        <w:t xml:space="preserve">"Tiempos de respuesta en fechas de pago. Caídas de sistema a veces no se resuelven pronto".</w:t>
+      </w:r>
+    </w:p>
+    <w:p>
+      <w:pPr>
+        <w:pStyle w:val="ListParagraph"/>
+        <w:numPr>
+          <w:ilvl w:val="0"/>
+          <w:numId w:val="2"/>
+        </w:numPr>
+        <w:spacing w:after="80"/>
+      </w:pPr>
+      <w:r>
+        <w:t xml:space="preserve">"Considero que debe mejorarse la rapidez de respuesta del sistema al cambiar de pantalla o seleccionar las diferentes opciones".</w:t>
+      </w:r>
+    </w:p>
+    <w:p>
+      <w:pPr>
+        <w:pStyle w:val="ListParagraph"/>
+        <w:numPr>
+          <w:ilvl w:val="0"/>
+          <w:numId w:val="2"/>
+        </w:numPr>
+        <w:spacing w:after="80"/>
+      </w:pPr>
+      <w:r>
+        <w:t xml:space="preserve">"El tiempo de respuesta para aplicación de compras en flotantes, tanto de TC y TD".</w:t>
+      </w:r>
+    </w:p>
+    <w:p>
+      <w:pPr>
+        <w:pStyle w:val="ListParagraph"/>
+        <w:numPr>
+          <w:ilvl w:val="0"/>
+          <w:numId w:val="2"/>
+        </w:numPr>
+        <w:spacing w:after="80"/>
+      </w:pPr>
+      <w:r>
+        <w:t xml:space="preserve">"Comunicación con Evertec".</w:t>
+      </w:r>
+    </w:p>
+    <w:p>
+      <w:pPr>
+        <w:spacing w:after="160"/>
+        <w:jc w:val="both"/>
+      </w:pPr>
+      <w:r>
+        <w:rPr>
+          <w:b/>
+          <w:bCs/>
+        </w:rPr>
+        <w:t xml:space="preserve">Solicitamos:</w:t>
+      </w:r>
+    </w:p>
+    <w:p>
+      <w:pPr>
+        <w:pStyle w:val="ListParagraph"/>
+        <w:numPr>
+          <w:ilvl w:val="0"/>
+          <w:numId w:val="2"/>
+        </w:numPr>
+        <w:spacing w:after="80"/>
+      </w:pPr>
+      <w:r>
+        <w:t xml:space="preserve">Identificar la causa de las fallas de conexión, las caídas y la lentitud del sistema.</w:t>
+      </w:r>
+    </w:p>
+    <w:p>
+      <w:pPr>
+        <w:pStyle w:val="ListParagraph"/>
+        <w:numPr>
+          <w:ilvl w:val="0"/>
+          <w:numId w:val="2"/>
+        </w:numPr>
+        <w:spacing w:after="80"/>
+      </w:pPr>
+      <w:r>
+        <w:t xml:space="preserve">Presentar un plan para resolverlas, con responsables y fechas.</w:t>
+      </w:r>
+    </w:p>
+    <w:p>
+      <w:pPr>
+        <w:pStyle w:val="ListParagraph"/>
+        <w:numPr>
+          <w:ilvl w:val="0"/>
+          <w:numId w:val="2"/>
+        </w:numPr>
+        <w:spacing w:after="80"/>
+      </w:pPr>
+      <w:r>
+        <w:t xml:space="preserve">Reportar el cumplimiento de los niveles de servicio (SLA) acordados, incluyendo el tiempo de solución de las caídas.</w:t>
+      </w:r>
+    </w:p>
+    <w:p>
+      <w:pPr>
+        <w:pStyle w:val="ListParagraph"/>
+        <w:numPr>
+          <w:ilvl w:val="0"/>
+          <w:numId w:val="2"/>
+        </w:numPr>
+        <w:spacing w:after="80"/>
+      </w:pPr>
+      <w:r>
+        <w:t xml:space="preserve">Mejorar los tiempos de respuesta en fechas de pago y en la aplicación de compras en flotantes de tarjeta de crédito y débito.</w:t>
+      </w:r>
+    </w:p>
+    <w:p>
+      <w:pPr>
+        <w:pStyle w:val="Heading2"/>
+      </w:pPr>
+      <w:r>
+        <w:t xml:space="preserve">4.2 Procesamiento de reversas</w:t>
+      </w:r>
+    </w:p>
+    <w:p>
+      <w:pPr>
+        <w:spacing w:after="160"/>
+        <w:jc w:val="both"/>
+      </w:pPr>
+      <w:r>
+        <w:rPr>
+          <w:b/>
+          <w:bCs/>
+        </w:rPr>
+        <w:t xml:space="preserve">Lo reportado en la encuesta:</w:t>
+      </w:r>
+    </w:p>
+    <w:p>
+      <w:pPr>
+        <w:pStyle w:val="ListParagraph"/>
+        <w:numPr>
+          <w:ilvl w:val="0"/>
+          <w:numId w:val="2"/>
+        </w:numPr>
+        <w:spacing w:after="80"/>
+      </w:pPr>
+      <w:r>
+        <w:t xml:space="preserve">"La comunicación con la plataforma de Evertec principalmente al monto de reversas porque en ocasiones no las acepta Evertec…".</w:t>
+      </w:r>
+    </w:p>
+    <w:p>
+      <w:pPr>
+        <w:pStyle w:val="ListParagraph"/>
+        <w:numPr>
+          <w:ilvl w:val="0"/>
+          <w:numId w:val="2"/>
+        </w:numPr>
+        <w:spacing w:after="80"/>
+      </w:pPr>
+      <w:r>
+        <w:t xml:space="preserve">"Las reversas de transacción".</w:t>
+      </w:r>
+    </w:p>
+    <w:p>
+      <w:pPr>
+        <w:pStyle w:val="ListParagraph"/>
+        <w:numPr>
+          <w:ilvl w:val="0"/>
+          <w:numId w:val="2"/>
+        </w:numPr>
+        <w:spacing w:after="80"/>
+      </w:pPr>
+      <w:r>
+        <w:t xml:space="preserve">"Las duplicidades en los pagos cuando hay caídas de sistemas: en Siscard lo toma y en sistema de Comedica no aparece procesado".</w:t>
+      </w:r>
+    </w:p>
+    <w:p>
+      <w:pPr>
+        <w:spacing w:after="160"/>
+        <w:jc w:val="both"/>
+      </w:pPr>
+      <w:r>
+        <w:rPr>
+          <w:b/>
+          <w:bCs/>
+        </w:rPr>
+        <w:t xml:space="preserve">Solicitamos:</w:t>
+      </w:r>
+    </w:p>
+    <w:p>
+      <w:pPr>
+        <w:pStyle w:val="ListParagraph"/>
+        <w:numPr>
+          <w:ilvl w:val="0"/>
+          <w:numId w:val="2"/>
+        </w:numPr>
+        <w:spacing w:after="80"/>
+      </w:pPr>
+      <w:r>
+        <w:t xml:space="preserve">Corregir la causa por la que Evertec no acepta algunas reversas.</w:t>
+      </w:r>
+    </w:p>
+    <w:p>
+      <w:pPr>
+        <w:pStyle w:val="ListParagraph"/>
+        <w:numPr>
+          <w:ilvl w:val="0"/>
+          <w:numId w:val="2"/>
+        </w:numPr>
+        <w:spacing w:after="80"/>
+      </w:pPr>
+      <w:r>
+        <w:t xml:space="preserve">Asegurar que los pagos y reversas registrados en Siscard coincidan con los procesados en el sistema de Comedica, especialmente cuando hay caídas del sistema.</w:t>
+      </w:r>
+    </w:p>
+    <w:p>
+      <w:pPr>
+        <w:pStyle w:val="ListParagraph"/>
+        <w:numPr>
+          <w:ilvl w:val="0"/>
+          <w:numId w:val="2"/>
+        </w:numPr>
+        <w:spacing w:after="80"/>
+      </w:pPr>
+      <w:r>
+        <w:t xml:space="preserve">Definir cómo y en qué plazo se corregirán los pagos duplicados y las reversas no aplicadas.</w:t>
+      </w:r>
+    </w:p>
+    <w:p>
+      <w:pPr>
+        <w:pStyle w:val="Heading2"/>
+      </w:pPr>
+      <w:r>
+        <w:t xml:space="preserve">4.3 Calidad de los plásticos y tiempos de reposición</w:t>
+      </w:r>
+    </w:p>
+    <w:p>
+      <w:pPr>
+        <w:spacing w:after="160"/>
+        <w:jc w:val="both"/>
+      </w:pPr>
+      <w:r>
+        <w:rPr>
+          <w:b/>
+          <w:bCs/>
+        </w:rPr>
+        <w:t xml:space="preserve">Lo reportado en la encuesta:</w:t>
+      </w:r>
+    </w:p>
+    <w:p>
+      <w:pPr>
+        <w:pStyle w:val="ListParagraph"/>
+        <w:numPr>
+          <w:ilvl w:val="0"/>
+          <w:numId w:val="2"/>
+        </w:numPr>
+        <w:spacing w:after="80"/>
+      </w:pPr>
+      <w:r>
+        <w:t xml:space="preserve">"Asociados indican que plásticos le está dando bastante inconveniente al querer realizar compras; se realizan reposiciones muy frecuentemente porque plástico no funciona. El proceso de reposición es muy tardado".</w:t>
+      </w:r>
+    </w:p>
+    <w:p>
+      <w:pPr>
+        <w:pStyle w:val="ListParagraph"/>
+        <w:numPr>
+          <w:ilvl w:val="0"/>
+          <w:numId w:val="2"/>
+        </w:numPr>
+        <w:spacing w:after="80"/>
+      </w:pPr>
+      <w:r>
+        <w:t xml:space="preserve">"Que cuando se olvida a los chicos de caja la clave, la reinicie Evertec, porque a veces cuesta que nos solucionen en tarjeta".</w:t>
+      </w:r>
+    </w:p>
+    <w:p>
+      <w:pPr>
+        <w:spacing w:after="160"/>
+        <w:jc w:val="both"/>
+      </w:pPr>
+      <w:r>
+        <w:rPr>
+          <w:b/>
+          <w:bCs/>
+        </w:rPr>
+        <w:t xml:space="preserve">Solicitamos:</w:t>
+      </w:r>
+    </w:p>
+    <w:p>
+      <w:pPr>
+        <w:pStyle w:val="ListParagraph"/>
+        <w:numPr>
+          <w:ilvl w:val="0"/>
+          <w:numId w:val="2"/>
+        </w:numPr>
+        <w:spacing w:after="80"/>
+      </w:pPr>
+      <w:r>
+        <w:t xml:space="preserve">Revisar los plásticos que están fallando e identificar la causa.</w:t>
+      </w:r>
+    </w:p>
+    <w:p>
+      <w:pPr>
+        <w:pStyle w:val="ListParagraph"/>
+        <w:numPr>
+          <w:ilvl w:val="0"/>
+          <w:numId w:val="2"/>
+        </w:numPr>
+        <w:spacing w:after="80"/>
+      </w:pPr>
+      <w:r>
+        <w:t xml:space="preserve">Reducir el tiempo del proceso de reposición.</w:t>
+      </w:r>
+    </w:p>
+    <w:p>
+      <w:pPr>
+        <w:pStyle w:val="ListParagraph"/>
+        <w:numPr>
+          <w:ilvl w:val="0"/>
+          <w:numId w:val="2"/>
+        </w:numPr>
+        <w:spacing w:after="80"/>
+      </w:pPr>
+      <w:r>
+        <w:t xml:space="preserve">Agilizar el reinicio de clave del personal de caja.</w:t>
+      </w:r>
+    </w:p>
+    <w:p>
+      <w:pPr>
+        <w:pStyle w:val="Heading2"/>
+      </w:pPr>
+      <w:r>
+        <w:t xml:space="preserve">4.4 Transparencia en abonos y notas de crédito</w:t>
+      </w:r>
+    </w:p>
+    <w:p>
+      <w:pPr>
+        <w:spacing w:after="160"/>
+        <w:jc w:val="both"/>
+      </w:pPr>
+      <w:r>
+        <w:rPr>
+          <w:b/>
+          <w:bCs/>
+        </w:rPr>
+        <w:t xml:space="preserve">Lo reportado en la encuesta:</w:t>
+      </w:r>
+    </w:p>
+    <w:p>
+      <w:pPr>
+        <w:pStyle w:val="ListParagraph"/>
+        <w:numPr>
+          <w:ilvl w:val="0"/>
+          <w:numId w:val="2"/>
+        </w:numPr>
+        <w:spacing w:after="80"/>
+      </w:pPr>
+      <w:r>
+        <w:t xml:space="preserve">"Actualmente, estos abonos se registran únicamente bajo el concepto de 'Nota de Crédito', lo que genera confusión entre los asociados al no identificar claramente el origen del descuento recibido. Una descripción más detallada contribuiría…".</w:t>
+      </w:r>
+    </w:p>
+    <w:p>
+      <w:pPr>
+        <w:spacing w:after="160"/>
+        <w:jc w:val="both"/>
+      </w:pPr>
+      <w:r>
+        <w:rPr>
+          <w:b/>
+          <w:bCs/>
+        </w:rPr>
+        <w:t xml:space="preserve">Solicitamos:</w:t>
+      </w:r>
+    </w:p>
+    <w:p>
+      <w:pPr>
+        <w:pStyle w:val="ListParagraph"/>
+        <w:numPr>
+          <w:ilvl w:val="0"/>
+          <w:numId w:val="2"/>
+        </w:numPr>
+        <w:spacing w:after="80"/>
+      </w:pPr>
+      <w:r>
+        <w:t xml:space="preserve">Sustituir el concepto genérico "Nota de Crédito" por una descripción específica del beneficio o campaña que origina cada abono, para que el asociado identifique claramente el origen del descuento.</w:t>
+      </w:r>
+    </w:p>
+    <w:p>
+      <w:pPr>
+        <w:pStyle w:val="Heading2"/>
+      </w:pPr>
+      <w:r>
+        <w:t xml:space="preserve">4.5 Contracargos, fraude y acreditación de promociones</w:t>
+      </w:r>
+    </w:p>
+    <w:p>
+      <w:pPr>
+        <w:spacing w:after="160"/>
+        <w:jc w:val="both"/>
+      </w:pPr>
+      <w:r>
+        <w:rPr>
+          <w:b/>
+          <w:bCs/>
+        </w:rPr>
+        <w:t xml:space="preserve">Lo reportado en la encuesta:</w:t>
+      </w:r>
+    </w:p>
+    <w:p>
+      <w:pPr>
+        <w:pStyle w:val="ListParagraph"/>
+        <w:numPr>
+          <w:ilvl w:val="0"/>
+          <w:numId w:val="2"/>
+        </w:numPr>
+        <w:spacing w:after="80"/>
+      </w:pPr>
+      <w:r>
+        <w:t xml:space="preserve">"El fraude con las tarjetas y el reporte de compras fraudulentas".</w:t>
+      </w:r>
+    </w:p>
+    <w:p>
+      <w:pPr>
+        <w:pStyle w:val="ListParagraph"/>
+        <w:numPr>
+          <w:ilvl w:val="0"/>
+          <w:numId w:val="2"/>
+        </w:numPr>
+        <w:spacing w:after="80"/>
+      </w:pPr>
+      <w:r>
+        <w:t xml:space="preserve">"Los reclamos por contracargos deberían ser solo atendidos por depto. de T/C".</w:t>
+      </w:r>
+    </w:p>
+    <w:p>
+      <w:pPr>
+        <w:pStyle w:val="ListParagraph"/>
+        <w:numPr>
+          <w:ilvl w:val="0"/>
+          <w:numId w:val="2"/>
+        </w:numPr>
+        <w:spacing w:after="80"/>
+      </w:pPr>
+      <w:r>
+        <w:t xml:space="preserve">"El tiempo de resolución", "tiempo de entrega" y "acreditación de puntos por promociones dentro de las fechas correspondientes".</w:t>
+      </w:r>
+    </w:p>
+    <w:p>
+      <w:pPr>
+        <w:spacing w:after="160"/>
+        <w:jc w:val="both"/>
+      </w:pPr>
+      <w:r>
+        <w:rPr>
+          <w:b/>
+          <w:bCs/>
+        </w:rPr>
+        <w:t xml:space="preserve">Solicitamos:</w:t>
+      </w:r>
+    </w:p>
+    <w:p>
+      <w:pPr>
+        <w:pStyle w:val="ListParagraph"/>
+        <w:numPr>
+          <w:ilvl w:val="0"/>
+          <w:numId w:val="2"/>
+        </w:numPr>
+        <w:spacing w:after="80"/>
+      </w:pPr>
+      <w:r>
+        <w:t xml:space="preserve">Mejorar la atención del reporte de compras fraudulentas.</w:t>
+      </w:r>
+    </w:p>
+    <w:p>
+      <w:pPr>
+        <w:pStyle w:val="ListParagraph"/>
+        <w:numPr>
+          <w:ilvl w:val="0"/>
+          <w:numId w:val="2"/>
+        </w:numPr>
+        <w:spacing w:after="80"/>
+      </w:pPr>
+      <w:r>
+        <w:t xml:space="preserve">Reducir los tiempos de resolución de reclamos y contracargos.</w:t>
+      </w:r>
+    </w:p>
+    <w:p>
+      <w:pPr>
+        <w:pStyle w:val="ListParagraph"/>
+        <w:numPr>
+          <w:ilvl w:val="0"/>
+          <w:numId w:val="2"/>
+        </w:numPr>
+        <w:spacing w:after="80"/>
+      </w:pPr>
+      <w:r>
+        <w:t xml:space="preserve">Acreditar los puntos por promociones dentro de las fechas correspondientes.</w:t>
+      </w:r>
+    </w:p>
+    <w:p>
+      <w:pPr>
+        <w:pBdr>
+          <w:bottom w:val="single" w:color="2E75B6" w:sz="6" w:space="1"/>
+        </w:pBdr>
+        <w:spacing w:after="200"/>
+      </w:pPr>
+    </w:p>
+    <w:p>
+      <w:pPr>
+        <w:pStyle w:val="Heading1"/>
+      </w:pPr>
+      <w:r>
+        <w:t xml:space="preserve">5. PLAN DE ACCIÓN Y FECHAS COMPROMISO</w:t>
+      </w:r>
+    </w:p>
+    <w:p>
+      <w:pPr>
+        <w:spacing w:after="160"/>
+        <w:jc w:val="both"/>
+      </w:pPr>
+      <w:r>
+        <w:t xml:space="preserve">Comedica solicita a Evertec remitir un </w:t>
+      </w:r>
+      <w:r>
+        <w:rPr>
+          <w:b/>
+          <w:bCs/>
+        </w:rPr>
+        <w:t xml:space="preserve">plan de acción formal</w:t>
+      </w:r>
+      <w:r>
+        <w:t xml:space="preserve"> que indique, para cada uno de los cinco puntos anteriores, la causa identificada, las acciones a tomar, los responsables y las fechas compromiso. Se proponen las siguientes fechas:</w:t>
       </w:r>
     </w:p>
     <w:tbl>
@@ -5725,12 +6374,8 @@
         </w:tblBorders>
       </w:tblPr>
       <w:tblGrid>
-        <w:gridCol w:w="532"/>
-        <w:gridCol w:w="1242"/>
-        <w:gridCol w:w="2395"/>
-        <w:gridCol w:w="1242"/>
-        <w:gridCol w:w="2395"/>
-        <w:gridCol w:w="2130"/>
+        <w:gridCol w:w="5852"/>
+        <w:gridCol w:w="4084"/>
       </w:tblGrid>
       <w:tr>
         <w:trPr>
@@ -5738,7 +6383,7 @@
         </w:trPr>
         <w:tc>
           <w:tcPr>
-            <w:tcW w:type="dxa" w:w="532"/>
+            <w:tcW w:type="dxa" w:w="5852"/>
             <w:tcBorders>
               <w:top w:val="single" w:color="BFBFBF" w:sz="4"/>
               <w:left w:val="single" w:color="BFBFBF" w:sz="4"/>
@@ -5760,16 +6405,16 @@
                 <w:b/>
                 <w:bCs/>
                 <w:color w:val="FFFFFF"/>
-                <w:sz w:val="16"/>
-                <w:szCs w:val="16"/>
-              </w:rPr>
-              <w:t xml:space="preserve">ID</w:t>
-            </w:r>
-          </w:p>
-        </w:tc>
-        <w:tc>
-          <w:tcPr>
-            <w:tcW w:type="dxa" w:w="1242"/>
+                <w:sz w:val="19"/>
+                <w:szCs w:val="19"/>
+              </w:rPr>
+              <w:t xml:space="preserve">Actividad</w:t>
+            </w:r>
+          </w:p>
+        </w:tc>
+        <w:tc>
+          <w:tcPr>
+            <w:tcW w:type="dxa" w:w="4084"/>
             <w:tcBorders>
               <w:top w:val="single" w:color="BFBFBF" w:sz="4"/>
               <w:left w:val="single" w:color="BFBFBF" w:sz="4"/>
@@ -5791,134 +6436,10 @@
                 <w:b/>
                 <w:bCs/>
                 <w:color w:val="FFFFFF"/>
-                <w:sz w:val="16"/>
-                <w:szCs w:val="16"/>
-              </w:rPr>
-              <w:t xml:space="preserve">Frecuencia (G)</w:t>
-            </w:r>
-          </w:p>
-        </w:tc>
-        <w:tc>
-          <w:tcPr>
-            <w:tcW w:type="dxa" w:w="2395"/>
-            <w:tcBorders>
-              <w:top w:val="single" w:color="BFBFBF" w:sz="4"/>
-              <w:left w:val="single" w:color="BFBFBF" w:sz="4"/>
-              <w:bottom w:val="single" w:color="BFBFBF" w:sz="4"/>
-              <w:right w:val="single" w:color="BFBFBF" w:sz="4"/>
-            </w:tcBorders>
-            <w:shd w:fill="1F3864" w:color="auto" w:val="clear"/>
-            <w:tcMar>
-              <w:top w:type="dxa" w:w="50"/>
-              <w:left w:type="dxa" w:w="80"/>
-              <w:bottom w:type="dxa" w:w="50"/>
-              <w:right w:type="dxa" w:w="80"/>
-            </w:tcMar>
-          </w:tcPr>
-          <w:p>
-            <w:r>
-              <w:rPr>
-                <w:rFonts w:ascii="Calibri" w:cs="Calibri" w:eastAsia="Calibri" w:hAnsi="Calibri"/>
-                <w:b/>
-                <w:bCs/>
-                <w:color w:val="FFFFFF"/>
-                <w:sz w:val="16"/>
-                <w:szCs w:val="16"/>
-              </w:rPr>
-              <w:t xml:space="preserve">Oportunidad de atención (H)</w:t>
-            </w:r>
-          </w:p>
-        </w:tc>
-        <w:tc>
-          <w:tcPr>
-            <w:tcW w:type="dxa" w:w="1242"/>
-            <w:tcBorders>
-              <w:top w:val="single" w:color="BFBFBF" w:sz="4"/>
-              <w:left w:val="single" w:color="BFBFBF" w:sz="4"/>
-              <w:bottom w:val="single" w:color="BFBFBF" w:sz="4"/>
-              <w:right w:val="single" w:color="BFBFBF" w:sz="4"/>
-            </w:tcBorders>
-            <w:shd w:fill="1F3864" w:color="auto" w:val="clear"/>
-            <w:tcMar>
-              <w:top w:type="dxa" w:w="50"/>
-              <w:left w:type="dxa" w:w="80"/>
-              <w:bottom w:type="dxa" w:w="50"/>
-              <w:right w:type="dxa" w:w="80"/>
-            </w:tcMar>
-          </w:tcPr>
-          <w:p>
-            <w:r>
-              <w:rPr>
-                <w:rFonts w:ascii="Calibri" w:cs="Calibri" w:eastAsia="Calibri" w:hAnsi="Calibri"/>
-                <w:b/>
-                <w:bCs/>
-                <w:color w:val="FFFFFF"/>
-                <w:sz w:val="16"/>
-                <w:szCs w:val="16"/>
-              </w:rPr>
-              <w:t xml:space="preserve">Frecuencia (I)</w:t>
-            </w:r>
-          </w:p>
-        </w:tc>
-        <w:tc>
-          <w:tcPr>
-            <w:tcW w:type="dxa" w:w="2395"/>
-            <w:tcBorders>
-              <w:top w:val="single" w:color="BFBFBF" w:sz="4"/>
-              <w:left w:val="single" w:color="BFBFBF" w:sz="4"/>
-              <w:bottom w:val="single" w:color="BFBFBF" w:sz="4"/>
-              <w:right w:val="single" w:color="BFBFBF" w:sz="4"/>
-            </w:tcBorders>
-            <w:shd w:fill="1F3864" w:color="auto" w:val="clear"/>
-            <w:tcMar>
-              <w:top w:type="dxa" w:w="50"/>
-              <w:left w:type="dxa" w:w="80"/>
-              <w:bottom w:type="dxa" w:w="50"/>
-              <w:right w:type="dxa" w:w="80"/>
-            </w:tcMar>
-          </w:tcPr>
-          <w:p>
-            <w:r>
-              <w:rPr>
-                <w:rFonts w:ascii="Calibri" w:cs="Calibri" w:eastAsia="Calibri" w:hAnsi="Calibri"/>
-                <w:b/>
-                <w:bCs/>
-                <w:color w:val="FFFFFF"/>
-                <w:sz w:val="16"/>
-                <w:szCs w:val="16"/>
-              </w:rPr>
-              <w:t xml:space="preserve">Facilidad de resolución (J)</w:t>
-            </w:r>
-          </w:p>
-        </w:tc>
-        <w:tc>
-          <w:tcPr>
-            <w:tcW w:type="dxa" w:w="2130"/>
-            <w:tcBorders>
-              <w:top w:val="single" w:color="BFBFBF" w:sz="4"/>
-              <w:left w:val="single" w:color="BFBFBF" w:sz="4"/>
-              <w:bottom w:val="single" w:color="BFBFBF" w:sz="4"/>
-              <w:right w:val="single" w:color="BFBFBF" w:sz="4"/>
-            </w:tcBorders>
-            <w:shd w:fill="1F3864" w:color="auto" w:val="clear"/>
-            <w:tcMar>
-              <w:top w:type="dxa" w:w="50"/>
-              <w:left w:type="dxa" w:w="80"/>
-              <w:bottom w:type="dxa" w:w="50"/>
-              <w:right w:type="dxa" w:w="80"/>
-            </w:tcMar>
-          </w:tcPr>
-          <w:p>
-            <w:r>
-              <w:rPr>
-                <w:rFonts w:ascii="Calibri" w:cs="Calibri" w:eastAsia="Calibri" w:hAnsi="Calibri"/>
-                <w:b/>
-                <w:bCs/>
-                <w:color w:val="FFFFFF"/>
-                <w:sz w:val="16"/>
-                <w:szCs w:val="16"/>
-              </w:rPr>
-              <w:t xml:space="preserve">Calificación general (K)</w:t>
+                <w:sz w:val="19"/>
+                <w:szCs w:val="19"/>
+              </w:rPr>
+              <w:t xml:space="preserve">Fecha propuesta</w:t>
             </w:r>
           </w:p>
         </w:tc>
@@ -5929,175 +6450,59 @@
         </w:trPr>
         <w:tc>
           <w:tcPr>
-            <w:tcW w:type="dxa" w:w="532"/>
-            <w:tcBorders>
-              <w:top w:val="single" w:color="BFBFBF" w:sz="4"/>
-              <w:left w:val="single" w:color="BFBFBF" w:sz="4"/>
-              <w:bottom w:val="single" w:color="BFBFBF" w:sz="4"/>
-              <w:right w:val="single" w:color="BFBFBF" w:sz="4"/>
-            </w:tcBorders>
-            <w:shd w:fill="FFFFFF" w:color="auto" w:val="clear"/>
-            <w:tcMar>
-              <w:top w:type="dxa" w:w="50"/>
-              <w:left w:type="dxa" w:w="80"/>
-              <w:bottom w:type="dxa" w:w="50"/>
-              <w:right w:type="dxa" w:w="80"/>
-            </w:tcMar>
-          </w:tcPr>
-          <w:p>
-            <w:r>
-              <w:rPr>
-                <w:rFonts w:ascii="Calibri" w:cs="Calibri" w:eastAsia="Calibri" w:hAnsi="Calibri"/>
-                <w:color w:val="000000"/>
-                <w:sz w:val="16"/>
-                <w:szCs w:val="16"/>
-              </w:rPr>
-              <w:t xml:space="preserve">1</w:t>
-            </w:r>
-          </w:p>
-        </w:tc>
-        <w:tc>
-          <w:tcPr>
-            <w:tcW w:type="dxa" w:w="1242"/>
-            <w:tcBorders>
-              <w:top w:val="single" w:color="BFBFBF" w:sz="4"/>
-              <w:left w:val="single" w:color="BFBFBF" w:sz="4"/>
-              <w:bottom w:val="single" w:color="BFBFBF" w:sz="4"/>
-              <w:right w:val="single" w:color="BFBFBF" w:sz="4"/>
-            </w:tcBorders>
-            <w:shd w:fill="FFFFFF" w:color="auto" w:val="clear"/>
-            <w:tcMar>
-              <w:top w:type="dxa" w:w="50"/>
-              <w:left w:type="dxa" w:w="80"/>
-              <w:bottom w:type="dxa" w:w="50"/>
-              <w:right w:type="dxa" w:w="80"/>
-            </w:tcMar>
-          </w:tcPr>
-          <w:p>
-            <w:r>
-              <w:rPr>
-                <w:rFonts w:ascii="Calibri" w:cs="Calibri" w:eastAsia="Calibri" w:hAnsi="Calibri"/>
-                <w:color w:val="000000"/>
-                <w:sz w:val="16"/>
-                <w:szCs w:val="16"/>
-              </w:rPr>
-              <w:t xml:space="preserve">Frecuentemente</w:t>
-            </w:r>
-          </w:p>
-        </w:tc>
-        <w:tc>
-          <w:tcPr>
-            <w:tcW w:type="dxa" w:w="2395"/>
-            <w:tcBorders>
-              <w:top w:val="single" w:color="BFBFBF" w:sz="4"/>
-              <w:left w:val="single" w:color="BFBFBF" w:sz="4"/>
-              <w:bottom w:val="single" w:color="BFBFBF" w:sz="4"/>
-              <w:right w:val="single" w:color="BFBFBF" w:sz="4"/>
-            </w:tcBorders>
-            <w:shd w:fill="FFFFFF" w:color="auto" w:val="clear"/>
-            <w:tcMar>
-              <w:top w:type="dxa" w:w="50"/>
-              <w:left w:type="dxa" w:w="80"/>
-              <w:bottom w:type="dxa" w:w="50"/>
-              <w:right w:type="dxa" w:w="80"/>
-            </w:tcMar>
-          </w:tcPr>
-          <w:p>
-            <w:r>
-              <w:rPr>
-                <w:rFonts w:ascii="Calibri" w:cs="Calibri" w:eastAsia="Calibri" w:hAnsi="Calibri"/>
-                <w:color w:val="000000"/>
-                <w:sz w:val="16"/>
-                <w:szCs w:val="16"/>
-              </w:rPr>
-              <w:t xml:space="preserve">Oportunamente</w:t>
-            </w:r>
-          </w:p>
-        </w:tc>
-        <w:tc>
-          <w:tcPr>
-            <w:tcW w:type="dxa" w:w="1242"/>
-            <w:tcBorders>
-              <w:top w:val="single" w:color="BFBFBF" w:sz="4"/>
-              <w:left w:val="single" w:color="BFBFBF" w:sz="4"/>
-              <w:bottom w:val="single" w:color="BFBFBF" w:sz="4"/>
-              <w:right w:val="single" w:color="BFBFBF" w:sz="4"/>
-            </w:tcBorders>
-            <w:shd w:fill="FFFFFF" w:color="auto" w:val="clear"/>
-            <w:tcMar>
-              <w:top w:type="dxa" w:w="50"/>
-              <w:left w:type="dxa" w:w="80"/>
-              <w:bottom w:type="dxa" w:w="50"/>
-              <w:right w:type="dxa" w:w="80"/>
-            </w:tcMar>
-          </w:tcPr>
-          <w:p>
-            <w:r>
-              <w:rPr>
-                <w:rFonts w:ascii="Calibri" w:cs="Calibri" w:eastAsia="Calibri" w:hAnsi="Calibri"/>
-                <w:color w:val="000000"/>
-                <w:sz w:val="16"/>
-                <w:szCs w:val="16"/>
-              </w:rPr>
-              <w:t xml:space="preserve">Algunas veces</w:t>
-            </w:r>
-          </w:p>
-        </w:tc>
-        <w:tc>
-          <w:tcPr>
-            <w:tcW w:type="dxa" w:w="2395"/>
-            <w:tcBorders>
-              <w:top w:val="single" w:color="BFBFBF" w:sz="4"/>
-              <w:left w:val="single" w:color="BFBFBF" w:sz="4"/>
-              <w:bottom w:val="single" w:color="BFBFBF" w:sz="4"/>
-              <w:right w:val="single" w:color="BFBFBF" w:sz="4"/>
-            </w:tcBorders>
-            <w:shd w:fill="FFFFFF" w:color="auto" w:val="clear"/>
-            <w:tcMar>
-              <w:top w:type="dxa" w:w="50"/>
-              <w:left w:type="dxa" w:w="80"/>
-              <w:bottom w:type="dxa" w:w="50"/>
-              <w:right w:type="dxa" w:w="80"/>
-            </w:tcMar>
-          </w:tcPr>
-          <w:p>
-            <w:r>
-              <w:rPr>
-                <w:rFonts w:ascii="Calibri" w:cs="Calibri" w:eastAsia="Calibri" w:hAnsi="Calibri"/>
-                <w:color w:val="000000"/>
-                <w:sz w:val="16"/>
-                <w:szCs w:val="16"/>
-              </w:rPr>
-              <w:t xml:space="preserve">Regular</w:t>
-            </w:r>
-          </w:p>
-        </w:tc>
-        <w:tc>
-          <w:tcPr>
-            <w:tcW w:type="dxa" w:w="2130"/>
-            <w:tcBorders>
-              <w:top w:val="single" w:color="BFBFBF" w:sz="4"/>
-              <w:left w:val="single" w:color="BFBFBF" w:sz="4"/>
-              <w:bottom w:val="single" w:color="BFBFBF" w:sz="4"/>
-              <w:right w:val="single" w:color="BFBFBF" w:sz="4"/>
-            </w:tcBorders>
-            <w:shd w:fill="FFFFFF" w:color="auto" w:val="clear"/>
-            <w:tcMar>
-              <w:top w:type="dxa" w:w="50"/>
-              <w:left w:type="dxa" w:w="80"/>
-              <w:bottom w:type="dxa" w:w="50"/>
-              <w:right w:type="dxa" w:w="80"/>
-            </w:tcMar>
-          </w:tcPr>
-          <w:p>
-            <w:r>
-              <w:rPr>
-                <w:rFonts w:ascii="Calibri" w:cs="Calibri" w:eastAsia="Calibri" w:hAnsi="Calibri"/>
-                <w:color w:val="000000"/>
-                <w:sz w:val="16"/>
-                <w:szCs w:val="16"/>
-              </w:rPr>
-              <w:t xml:space="preserve">4</w:t>
+            <w:tcW w:type="dxa" w:w="5852"/>
+            <w:tcBorders>
+              <w:top w:val="single" w:color="BFBFBF" w:sz="4"/>
+              <w:left w:val="single" w:color="BFBFBF" w:sz="4"/>
+              <w:bottom w:val="single" w:color="BFBFBF" w:sz="4"/>
+              <w:right w:val="single" w:color="BFBFBF" w:sz="4"/>
+            </w:tcBorders>
+            <w:shd w:fill="FFFFFF" w:color="auto" w:val="clear"/>
+            <w:tcMar>
+              <w:top w:type="dxa" w:w="50"/>
+              <w:left w:type="dxa" w:w="80"/>
+              <w:bottom w:type="dxa" w:w="50"/>
+              <w:right w:type="dxa" w:w="80"/>
+            </w:tcMar>
+          </w:tcPr>
+          <w:p>
+            <w:r>
+              <w:rPr>
+                <w:rFonts w:ascii="Calibri" w:cs="Calibri" w:eastAsia="Calibri" w:hAnsi="Calibri"/>
+                <w:color w:val="000000"/>
+                <w:sz w:val="19"/>
+                <w:szCs w:val="19"/>
+              </w:rPr>
+              <w:t xml:space="preserve">Confirmación de recibido de este informe</w:t>
+            </w:r>
+          </w:p>
+        </w:tc>
+        <w:tc>
+          <w:tcPr>
+            <w:tcW w:type="dxa" w:w="4084"/>
+            <w:tcBorders>
+              <w:top w:val="single" w:color="BFBFBF" w:sz="4"/>
+              <w:left w:val="single" w:color="BFBFBF" w:sz="4"/>
+              <w:bottom w:val="single" w:color="BFBFBF" w:sz="4"/>
+              <w:right w:val="single" w:color="BFBFBF" w:sz="4"/>
+            </w:tcBorders>
+            <w:shd w:fill="FFFFFF" w:color="auto" w:val="clear"/>
+            <w:tcMar>
+              <w:top w:type="dxa" w:w="50"/>
+              <w:left w:type="dxa" w:w="80"/>
+              <w:bottom w:type="dxa" w:w="50"/>
+              <w:right w:type="dxa" w:w="80"/>
+            </w:tcMar>
+          </w:tcPr>
+          <w:p>
+            <w:r>
+              <w:rPr>
+                <w:rFonts w:ascii="Calibri" w:cs="Calibri" w:eastAsia="Calibri" w:hAnsi="Calibri"/>
+                <w:color w:val="000000"/>
+                <w:sz w:val="19"/>
+                <w:szCs w:val="19"/>
+              </w:rPr>
+              <w:t xml:space="preserve">Lunes 28 de septiembre de 2026</w:t>
             </w:r>
           </w:p>
         </w:tc>
@@ -6108,175 +6513,59 @@
         </w:trPr>
         <w:tc>
           <w:tcPr>
-            <w:tcW w:type="dxa" w:w="532"/>
-            <w:tcBorders>
-              <w:top w:val="single" w:color="BFBFBF" w:sz="4"/>
-              <w:left w:val="single" w:color="BFBFBF" w:sz="4"/>
-              <w:bottom w:val="single" w:color="BFBFBF" w:sz="4"/>
-              <w:right w:val="single" w:color="BFBFBF" w:sz="4"/>
-            </w:tcBorders>
-            <w:shd w:fill="EAF1FB" w:color="auto" w:val="clear"/>
-            <w:tcMar>
-              <w:top w:type="dxa" w:w="50"/>
-              <w:left w:type="dxa" w:w="80"/>
-              <w:bottom w:type="dxa" w:w="50"/>
-              <w:right w:type="dxa" w:w="80"/>
-            </w:tcMar>
-          </w:tcPr>
-          <w:p>
-            <w:r>
-              <w:rPr>
-                <w:rFonts w:ascii="Calibri" w:cs="Calibri" w:eastAsia="Calibri" w:hAnsi="Calibri"/>
-                <w:color w:val="000000"/>
-                <w:sz w:val="16"/>
-                <w:szCs w:val="16"/>
-              </w:rPr>
-              <w:t xml:space="preserve">2</w:t>
-            </w:r>
-          </w:p>
-        </w:tc>
-        <w:tc>
-          <w:tcPr>
-            <w:tcW w:type="dxa" w:w="1242"/>
-            <w:tcBorders>
-              <w:top w:val="single" w:color="BFBFBF" w:sz="4"/>
-              <w:left w:val="single" w:color="BFBFBF" w:sz="4"/>
-              <w:bottom w:val="single" w:color="BFBFBF" w:sz="4"/>
-              <w:right w:val="single" w:color="BFBFBF" w:sz="4"/>
-            </w:tcBorders>
-            <w:shd w:fill="EAF1FB" w:color="auto" w:val="clear"/>
-            <w:tcMar>
-              <w:top w:type="dxa" w:w="50"/>
-              <w:left w:type="dxa" w:w="80"/>
-              <w:bottom w:type="dxa" w:w="50"/>
-              <w:right w:type="dxa" w:w="80"/>
-            </w:tcMar>
-          </w:tcPr>
-          <w:p>
-            <w:r>
-              <w:rPr>
-                <w:rFonts w:ascii="Calibri" w:cs="Calibri" w:eastAsia="Calibri" w:hAnsi="Calibri"/>
-                <w:color w:val="000000"/>
-                <w:sz w:val="16"/>
-                <w:szCs w:val="16"/>
-              </w:rPr>
-              <w:t xml:space="preserve">Algunas veces</w:t>
-            </w:r>
-          </w:p>
-        </w:tc>
-        <w:tc>
-          <w:tcPr>
-            <w:tcW w:type="dxa" w:w="2395"/>
-            <w:tcBorders>
-              <w:top w:val="single" w:color="BFBFBF" w:sz="4"/>
-              <w:left w:val="single" w:color="BFBFBF" w:sz="4"/>
-              <w:bottom w:val="single" w:color="BFBFBF" w:sz="4"/>
-              <w:right w:val="single" w:color="BFBFBF" w:sz="4"/>
-            </w:tcBorders>
-            <w:shd w:fill="EAF1FB" w:color="auto" w:val="clear"/>
-            <w:tcMar>
-              <w:top w:type="dxa" w:w="50"/>
-              <w:left w:type="dxa" w:w="80"/>
-              <w:bottom w:type="dxa" w:w="50"/>
-              <w:right w:type="dxa" w:w="80"/>
-            </w:tcMar>
-          </w:tcPr>
-          <w:p>
-            <w:r>
-              <w:rPr>
-                <w:rFonts w:ascii="Calibri" w:cs="Calibri" w:eastAsia="Calibri" w:hAnsi="Calibri"/>
-                <w:color w:val="000000"/>
-                <w:sz w:val="16"/>
-                <w:szCs w:val="16"/>
-              </w:rPr>
-              <w:t xml:space="preserve">Regular</w:t>
-            </w:r>
-          </w:p>
-        </w:tc>
-        <w:tc>
-          <w:tcPr>
-            <w:tcW w:type="dxa" w:w="1242"/>
-            <w:tcBorders>
-              <w:top w:val="single" w:color="BFBFBF" w:sz="4"/>
-              <w:left w:val="single" w:color="BFBFBF" w:sz="4"/>
-              <w:bottom w:val="single" w:color="BFBFBF" w:sz="4"/>
-              <w:right w:val="single" w:color="BFBFBF" w:sz="4"/>
-            </w:tcBorders>
-            <w:shd w:fill="EAF1FB" w:color="auto" w:val="clear"/>
-            <w:tcMar>
-              <w:top w:type="dxa" w:w="50"/>
-              <w:left w:type="dxa" w:w="80"/>
-              <w:bottom w:type="dxa" w:w="50"/>
-              <w:right w:type="dxa" w:w="80"/>
-            </w:tcMar>
-          </w:tcPr>
-          <w:p>
-            <w:r>
-              <w:rPr>
-                <w:rFonts w:ascii="Calibri" w:cs="Calibri" w:eastAsia="Calibri" w:hAnsi="Calibri"/>
-                <w:color w:val="000000"/>
-                <w:sz w:val="16"/>
-                <w:szCs w:val="16"/>
-              </w:rPr>
-              <w:t xml:space="preserve">Algunas veces</w:t>
-            </w:r>
-          </w:p>
-        </w:tc>
-        <w:tc>
-          <w:tcPr>
-            <w:tcW w:type="dxa" w:w="2395"/>
-            <w:tcBorders>
-              <w:top w:val="single" w:color="BFBFBF" w:sz="4"/>
-              <w:left w:val="single" w:color="BFBFBF" w:sz="4"/>
-              <w:bottom w:val="single" w:color="BFBFBF" w:sz="4"/>
-              <w:right w:val="single" w:color="BFBFBF" w:sz="4"/>
-            </w:tcBorders>
-            <w:shd w:fill="EAF1FB" w:color="auto" w:val="clear"/>
-            <w:tcMar>
-              <w:top w:type="dxa" w:w="50"/>
-              <w:left w:type="dxa" w:w="80"/>
-              <w:bottom w:type="dxa" w:w="50"/>
-              <w:right w:type="dxa" w:w="80"/>
-            </w:tcMar>
-          </w:tcPr>
-          <w:p>
-            <w:r>
-              <w:rPr>
-                <w:rFonts w:ascii="Calibri" w:cs="Calibri" w:eastAsia="Calibri" w:hAnsi="Calibri"/>
-                <w:color w:val="000000"/>
-                <w:sz w:val="16"/>
-                <w:szCs w:val="16"/>
-              </w:rPr>
-              <w:t xml:space="preserve">Regular</w:t>
-            </w:r>
-          </w:p>
-        </w:tc>
-        <w:tc>
-          <w:tcPr>
-            <w:tcW w:type="dxa" w:w="2130"/>
-            <w:tcBorders>
-              <w:top w:val="single" w:color="BFBFBF" w:sz="4"/>
-              <w:left w:val="single" w:color="BFBFBF" w:sz="4"/>
-              <w:bottom w:val="single" w:color="BFBFBF" w:sz="4"/>
-              <w:right w:val="single" w:color="BFBFBF" w:sz="4"/>
-            </w:tcBorders>
-            <w:shd w:fill="EAF1FB" w:color="auto" w:val="clear"/>
-            <w:tcMar>
-              <w:top w:type="dxa" w:w="50"/>
-              <w:left w:type="dxa" w:w="80"/>
-              <w:bottom w:type="dxa" w:w="50"/>
-              <w:right w:type="dxa" w:w="80"/>
-            </w:tcMar>
-          </w:tcPr>
-          <w:p>
-            <w:r>
-              <w:rPr>
-                <w:rFonts w:ascii="Calibri" w:cs="Calibri" w:eastAsia="Calibri" w:hAnsi="Calibri"/>
-                <w:color w:val="000000"/>
-                <w:sz w:val="16"/>
-                <w:szCs w:val="16"/>
-              </w:rPr>
-              <w:t xml:space="preserve">3</w:t>
+            <w:tcW w:type="dxa" w:w="5852"/>
+            <w:tcBorders>
+              <w:top w:val="single" w:color="BFBFBF" w:sz="4"/>
+              <w:left w:val="single" w:color="BFBFBF" w:sz="4"/>
+              <w:bottom w:val="single" w:color="BFBFBF" w:sz="4"/>
+              <w:right w:val="single" w:color="BFBFBF" w:sz="4"/>
+            </w:tcBorders>
+            <w:shd w:fill="EAF1FB" w:color="auto" w:val="clear"/>
+            <w:tcMar>
+              <w:top w:type="dxa" w:w="50"/>
+              <w:left w:type="dxa" w:w="80"/>
+              <w:bottom w:type="dxa" w:w="50"/>
+              <w:right w:type="dxa" w:w="80"/>
+            </w:tcMar>
+          </w:tcPr>
+          <w:p>
+            <w:r>
+              <w:rPr>
+                <w:rFonts w:ascii="Calibri" w:cs="Calibri" w:eastAsia="Calibri" w:hAnsi="Calibri"/>
+                <w:color w:val="000000"/>
+                <w:sz w:val="19"/>
+                <w:szCs w:val="19"/>
+              </w:rPr>
+              <w:t xml:space="preserve">Reunión de trabajo entre Evertec y Comedica</w:t>
+            </w:r>
+          </w:p>
+        </w:tc>
+        <w:tc>
+          <w:tcPr>
+            <w:tcW w:type="dxa" w:w="4084"/>
+            <w:tcBorders>
+              <w:top w:val="single" w:color="BFBFBF" w:sz="4"/>
+              <w:left w:val="single" w:color="BFBFBF" w:sz="4"/>
+              <w:bottom w:val="single" w:color="BFBFBF" w:sz="4"/>
+              <w:right w:val="single" w:color="BFBFBF" w:sz="4"/>
+            </w:tcBorders>
+            <w:shd w:fill="EAF1FB" w:color="auto" w:val="clear"/>
+            <w:tcMar>
+              <w:top w:type="dxa" w:w="50"/>
+              <w:left w:type="dxa" w:w="80"/>
+              <w:bottom w:type="dxa" w:w="50"/>
+              <w:right w:type="dxa" w:w="80"/>
+            </w:tcMar>
+          </w:tcPr>
+          <w:p>
+            <w:r>
+              <w:rPr>
+                <w:rFonts w:ascii="Calibri" w:cs="Calibri" w:eastAsia="Calibri" w:hAnsi="Calibri"/>
+                <w:color w:val="000000"/>
+                <w:sz w:val="19"/>
+                <w:szCs w:val="19"/>
+              </w:rPr>
+              <w:t xml:space="preserve">Jueves 1 de octubre de 2026</w:t>
             </w:r>
           </w:p>
         </w:tc>
@@ -6287,175 +6576,59 @@
         </w:trPr>
         <w:tc>
           <w:tcPr>
-            <w:tcW w:type="dxa" w:w="532"/>
-            <w:tcBorders>
-              <w:top w:val="single" w:color="BFBFBF" w:sz="4"/>
-              <w:left w:val="single" w:color="BFBFBF" w:sz="4"/>
-              <w:bottom w:val="single" w:color="BFBFBF" w:sz="4"/>
-              <w:right w:val="single" w:color="BFBFBF" w:sz="4"/>
-            </w:tcBorders>
-            <w:shd w:fill="FFFFFF" w:color="auto" w:val="clear"/>
-            <w:tcMar>
-              <w:top w:type="dxa" w:w="50"/>
-              <w:left w:type="dxa" w:w="80"/>
-              <w:bottom w:type="dxa" w:w="50"/>
-              <w:right w:type="dxa" w:w="80"/>
-            </w:tcMar>
-          </w:tcPr>
-          <w:p>
-            <w:r>
-              <w:rPr>
-                <w:rFonts w:ascii="Calibri" w:cs="Calibri" w:eastAsia="Calibri" w:hAnsi="Calibri"/>
-                <w:color w:val="000000"/>
-                <w:sz w:val="16"/>
-                <w:szCs w:val="16"/>
-              </w:rPr>
-              <w:t xml:space="preserve">3</w:t>
-            </w:r>
-          </w:p>
-        </w:tc>
-        <w:tc>
-          <w:tcPr>
-            <w:tcW w:type="dxa" w:w="1242"/>
-            <w:tcBorders>
-              <w:top w:val="single" w:color="BFBFBF" w:sz="4"/>
-              <w:left w:val="single" w:color="BFBFBF" w:sz="4"/>
-              <w:bottom w:val="single" w:color="BFBFBF" w:sz="4"/>
-              <w:right w:val="single" w:color="BFBFBF" w:sz="4"/>
-            </w:tcBorders>
-            <w:shd w:fill="FFFFFF" w:color="auto" w:val="clear"/>
-            <w:tcMar>
-              <w:top w:type="dxa" w:w="50"/>
-              <w:left w:type="dxa" w:w="80"/>
-              <w:bottom w:type="dxa" w:w="50"/>
-              <w:right w:type="dxa" w:w="80"/>
-            </w:tcMar>
-          </w:tcPr>
-          <w:p>
-            <w:r>
-              <w:rPr>
-                <w:rFonts w:ascii="Calibri" w:cs="Calibri" w:eastAsia="Calibri" w:hAnsi="Calibri"/>
-                <w:color w:val="000000"/>
-                <w:sz w:val="16"/>
-                <w:szCs w:val="16"/>
-              </w:rPr>
-              <w:t xml:space="preserve">Algunas veces</w:t>
-            </w:r>
-          </w:p>
-        </w:tc>
-        <w:tc>
-          <w:tcPr>
-            <w:tcW w:type="dxa" w:w="2395"/>
-            <w:tcBorders>
-              <w:top w:val="single" w:color="BFBFBF" w:sz="4"/>
-              <w:left w:val="single" w:color="BFBFBF" w:sz="4"/>
-              <w:bottom w:val="single" w:color="BFBFBF" w:sz="4"/>
-              <w:right w:val="single" w:color="BFBFBF" w:sz="4"/>
-            </w:tcBorders>
-            <w:shd w:fill="FFFFFF" w:color="auto" w:val="clear"/>
-            <w:tcMar>
-              <w:top w:type="dxa" w:w="50"/>
-              <w:left w:type="dxa" w:w="80"/>
-              <w:bottom w:type="dxa" w:w="50"/>
-              <w:right w:type="dxa" w:w="80"/>
-            </w:tcMar>
-          </w:tcPr>
-          <w:p>
-            <w:r>
-              <w:rPr>
-                <w:rFonts w:ascii="Calibri" w:cs="Calibri" w:eastAsia="Calibri" w:hAnsi="Calibri"/>
-                <w:color w:val="000000"/>
-                <w:sz w:val="16"/>
-                <w:szCs w:val="16"/>
-              </w:rPr>
-              <w:t xml:space="preserve">Oportunamente</w:t>
-            </w:r>
-          </w:p>
-        </w:tc>
-        <w:tc>
-          <w:tcPr>
-            <w:tcW w:type="dxa" w:w="1242"/>
-            <w:tcBorders>
-              <w:top w:val="single" w:color="BFBFBF" w:sz="4"/>
-              <w:left w:val="single" w:color="BFBFBF" w:sz="4"/>
-              <w:bottom w:val="single" w:color="BFBFBF" w:sz="4"/>
-              <w:right w:val="single" w:color="BFBFBF" w:sz="4"/>
-            </w:tcBorders>
-            <w:shd w:fill="FFFFFF" w:color="auto" w:val="clear"/>
-            <w:tcMar>
-              <w:top w:type="dxa" w:w="50"/>
-              <w:left w:type="dxa" w:w="80"/>
-              <w:bottom w:type="dxa" w:w="50"/>
-              <w:right w:type="dxa" w:w="80"/>
-            </w:tcMar>
-          </w:tcPr>
-          <w:p>
-            <w:r>
-              <w:rPr>
-                <w:rFonts w:ascii="Calibri" w:cs="Calibri" w:eastAsia="Calibri" w:hAnsi="Calibri"/>
-                <w:color w:val="000000"/>
-                <w:sz w:val="16"/>
-                <w:szCs w:val="16"/>
-              </w:rPr>
-              <w:t xml:space="preserve">Algunas veces</w:t>
-            </w:r>
-          </w:p>
-        </w:tc>
-        <w:tc>
-          <w:tcPr>
-            <w:tcW w:type="dxa" w:w="2395"/>
-            <w:tcBorders>
-              <w:top w:val="single" w:color="BFBFBF" w:sz="4"/>
-              <w:left w:val="single" w:color="BFBFBF" w:sz="4"/>
-              <w:bottom w:val="single" w:color="BFBFBF" w:sz="4"/>
-              <w:right w:val="single" w:color="BFBFBF" w:sz="4"/>
-            </w:tcBorders>
-            <w:shd w:fill="FFFFFF" w:color="auto" w:val="clear"/>
-            <w:tcMar>
-              <w:top w:type="dxa" w:w="50"/>
-              <w:left w:type="dxa" w:w="80"/>
-              <w:bottom w:type="dxa" w:w="50"/>
-              <w:right w:type="dxa" w:w="80"/>
-            </w:tcMar>
-          </w:tcPr>
-          <w:p>
-            <w:r>
-              <w:rPr>
-                <w:rFonts w:ascii="Calibri" w:cs="Calibri" w:eastAsia="Calibri" w:hAnsi="Calibri"/>
-                <w:color w:val="000000"/>
-                <w:sz w:val="16"/>
-                <w:szCs w:val="16"/>
-              </w:rPr>
-              <w:t xml:space="preserve">Fácil</w:t>
-            </w:r>
-          </w:p>
-        </w:tc>
-        <w:tc>
-          <w:tcPr>
-            <w:tcW w:type="dxa" w:w="2130"/>
-            <w:tcBorders>
-              <w:top w:val="single" w:color="BFBFBF" w:sz="4"/>
-              <w:left w:val="single" w:color="BFBFBF" w:sz="4"/>
-              <w:bottom w:val="single" w:color="BFBFBF" w:sz="4"/>
-              <w:right w:val="single" w:color="BFBFBF" w:sz="4"/>
-            </w:tcBorders>
-            <w:shd w:fill="FFFFFF" w:color="auto" w:val="clear"/>
-            <w:tcMar>
-              <w:top w:type="dxa" w:w="50"/>
-              <w:left w:type="dxa" w:w="80"/>
-              <w:bottom w:type="dxa" w:w="50"/>
-              <w:right w:type="dxa" w:w="80"/>
-            </w:tcMar>
-          </w:tcPr>
-          <w:p>
-            <w:r>
-              <w:rPr>
-                <w:rFonts w:ascii="Calibri" w:cs="Calibri" w:eastAsia="Calibri" w:hAnsi="Calibri"/>
-                <w:color w:val="000000"/>
-                <w:sz w:val="16"/>
-                <w:szCs w:val="16"/>
-              </w:rPr>
-              <w:t xml:space="preserve">4</w:t>
+            <w:tcW w:type="dxa" w:w="5852"/>
+            <w:tcBorders>
+              <w:top w:val="single" w:color="BFBFBF" w:sz="4"/>
+              <w:left w:val="single" w:color="BFBFBF" w:sz="4"/>
+              <w:bottom w:val="single" w:color="BFBFBF" w:sz="4"/>
+              <w:right w:val="single" w:color="BFBFBF" w:sz="4"/>
+            </w:tcBorders>
+            <w:shd w:fill="FFFFFF" w:color="auto" w:val="clear"/>
+            <w:tcMar>
+              <w:top w:type="dxa" w:w="50"/>
+              <w:left w:type="dxa" w:w="80"/>
+              <w:bottom w:type="dxa" w:w="50"/>
+              <w:right w:type="dxa" w:w="80"/>
+            </w:tcMar>
+          </w:tcPr>
+          <w:p>
+            <w:r>
+              <w:rPr>
+                <w:rFonts w:ascii="Calibri" w:cs="Calibri" w:eastAsia="Calibri" w:hAnsi="Calibri"/>
+                <w:color w:val="000000"/>
+                <w:sz w:val="19"/>
+                <w:szCs w:val="19"/>
+              </w:rPr>
+              <w:t xml:space="preserve">Entrega del plan de acción formal</w:t>
+            </w:r>
+          </w:p>
+        </w:tc>
+        <w:tc>
+          <w:tcPr>
+            <w:tcW w:type="dxa" w:w="4084"/>
+            <w:tcBorders>
+              <w:top w:val="single" w:color="BFBFBF" w:sz="4"/>
+              <w:left w:val="single" w:color="BFBFBF" w:sz="4"/>
+              <w:bottom w:val="single" w:color="BFBFBF" w:sz="4"/>
+              <w:right w:val="single" w:color="BFBFBF" w:sz="4"/>
+            </w:tcBorders>
+            <w:shd w:fill="FFFFFF" w:color="auto" w:val="clear"/>
+            <w:tcMar>
+              <w:top w:type="dxa" w:w="50"/>
+              <w:left w:type="dxa" w:w="80"/>
+              <w:bottom w:type="dxa" w:w="50"/>
+              <w:right w:type="dxa" w:w="80"/>
+            </w:tcMar>
+          </w:tcPr>
+          <w:p>
+            <w:r>
+              <w:rPr>
+                <w:rFonts w:ascii="Calibri" w:cs="Calibri" w:eastAsia="Calibri" w:hAnsi="Calibri"/>
+                <w:color w:val="000000"/>
+                <w:sz w:val="19"/>
+                <w:szCs w:val="19"/>
+              </w:rPr>
+              <w:t xml:space="preserve">Jueves 8 de octubre de 2026</w:t>
             </w:r>
           </w:p>
         </w:tc>
@@ -6466,2502 +6639,59 @@
         </w:trPr>
         <w:tc>
           <w:tcPr>
-            <w:tcW w:type="dxa" w:w="532"/>
-            <w:tcBorders>
-              <w:top w:val="single" w:color="BFBFBF" w:sz="4"/>
-              <w:left w:val="single" w:color="BFBFBF" w:sz="4"/>
-              <w:bottom w:val="single" w:color="BFBFBF" w:sz="4"/>
-              <w:right w:val="single" w:color="BFBFBF" w:sz="4"/>
-            </w:tcBorders>
-            <w:shd w:fill="EAF1FB" w:color="auto" w:val="clear"/>
-            <w:tcMar>
-              <w:top w:type="dxa" w:w="50"/>
-              <w:left w:type="dxa" w:w="80"/>
-              <w:bottom w:type="dxa" w:w="50"/>
-              <w:right w:type="dxa" w:w="80"/>
-            </w:tcMar>
-          </w:tcPr>
-          <w:p>
-            <w:r>
-              <w:rPr>
-                <w:rFonts w:ascii="Calibri" w:cs="Calibri" w:eastAsia="Calibri" w:hAnsi="Calibri"/>
-                <w:color w:val="000000"/>
-                <w:sz w:val="16"/>
-                <w:szCs w:val="16"/>
-              </w:rPr>
-              <w:t xml:space="preserve">4</w:t>
-            </w:r>
-          </w:p>
-        </w:tc>
-        <w:tc>
-          <w:tcPr>
-            <w:tcW w:type="dxa" w:w="1242"/>
-            <w:tcBorders>
-              <w:top w:val="single" w:color="BFBFBF" w:sz="4"/>
-              <w:left w:val="single" w:color="BFBFBF" w:sz="4"/>
-              <w:bottom w:val="single" w:color="BFBFBF" w:sz="4"/>
-              <w:right w:val="single" w:color="BFBFBF" w:sz="4"/>
-            </w:tcBorders>
-            <w:shd w:fill="EAF1FB" w:color="auto" w:val="clear"/>
-            <w:tcMar>
-              <w:top w:type="dxa" w:w="50"/>
-              <w:left w:type="dxa" w:w="80"/>
-              <w:bottom w:type="dxa" w:w="50"/>
-              <w:right w:type="dxa" w:w="80"/>
-            </w:tcMar>
-          </w:tcPr>
-          <w:p>
-            <w:r>
-              <w:rPr>
-                <w:rFonts w:ascii="Calibri" w:cs="Calibri" w:eastAsia="Calibri" w:hAnsi="Calibri"/>
-                <w:color w:val="000000"/>
-                <w:sz w:val="16"/>
-                <w:szCs w:val="16"/>
-              </w:rPr>
-              <w:t xml:space="preserve">Algunas veces</w:t>
-            </w:r>
-          </w:p>
-        </w:tc>
-        <w:tc>
-          <w:tcPr>
-            <w:tcW w:type="dxa" w:w="2395"/>
-            <w:tcBorders>
-              <w:top w:val="single" w:color="BFBFBF" w:sz="4"/>
-              <w:left w:val="single" w:color="BFBFBF" w:sz="4"/>
-              <w:bottom w:val="single" w:color="BFBFBF" w:sz="4"/>
-              <w:right w:val="single" w:color="BFBFBF" w:sz="4"/>
-            </w:tcBorders>
-            <w:shd w:fill="EAF1FB" w:color="auto" w:val="clear"/>
-            <w:tcMar>
-              <w:top w:type="dxa" w:w="50"/>
-              <w:left w:type="dxa" w:w="80"/>
-              <w:bottom w:type="dxa" w:w="50"/>
-              <w:right w:type="dxa" w:w="80"/>
-            </w:tcMar>
-          </w:tcPr>
-          <w:p>
-            <w:r>
-              <w:rPr>
-                <w:rFonts w:ascii="Calibri" w:cs="Calibri" w:eastAsia="Calibri" w:hAnsi="Calibri"/>
-                <w:color w:val="000000"/>
-                <w:sz w:val="16"/>
-                <w:szCs w:val="16"/>
-              </w:rPr>
-              <w:t xml:space="preserve">Oportunamente</w:t>
-            </w:r>
-          </w:p>
-        </w:tc>
-        <w:tc>
-          <w:tcPr>
-            <w:tcW w:type="dxa" w:w="1242"/>
-            <w:tcBorders>
-              <w:top w:val="single" w:color="BFBFBF" w:sz="4"/>
-              <w:left w:val="single" w:color="BFBFBF" w:sz="4"/>
-              <w:bottom w:val="single" w:color="BFBFBF" w:sz="4"/>
-              <w:right w:val="single" w:color="BFBFBF" w:sz="4"/>
-            </w:tcBorders>
-            <w:shd w:fill="EAF1FB" w:color="auto" w:val="clear"/>
-            <w:tcMar>
-              <w:top w:type="dxa" w:w="50"/>
-              <w:left w:type="dxa" w:w="80"/>
-              <w:bottom w:type="dxa" w:w="50"/>
-              <w:right w:type="dxa" w:w="80"/>
-            </w:tcMar>
-          </w:tcPr>
-          <w:p>
-            <w:r>
-              <w:rPr>
-                <w:rFonts w:ascii="Calibri" w:cs="Calibri" w:eastAsia="Calibri" w:hAnsi="Calibri"/>
-                <w:color w:val="000000"/>
-                <w:sz w:val="16"/>
-                <w:szCs w:val="16"/>
-              </w:rPr>
-              <w:t xml:space="preserve">Rara vez</w:t>
-            </w:r>
-          </w:p>
-        </w:tc>
-        <w:tc>
-          <w:tcPr>
-            <w:tcW w:type="dxa" w:w="2395"/>
-            <w:tcBorders>
-              <w:top w:val="single" w:color="BFBFBF" w:sz="4"/>
-              <w:left w:val="single" w:color="BFBFBF" w:sz="4"/>
-              <w:bottom w:val="single" w:color="BFBFBF" w:sz="4"/>
-              <w:right w:val="single" w:color="BFBFBF" w:sz="4"/>
-            </w:tcBorders>
-            <w:shd w:fill="EAF1FB" w:color="auto" w:val="clear"/>
-            <w:tcMar>
-              <w:top w:type="dxa" w:w="50"/>
-              <w:left w:type="dxa" w:w="80"/>
-              <w:bottom w:type="dxa" w:w="50"/>
-              <w:right w:type="dxa" w:w="80"/>
-            </w:tcMar>
-          </w:tcPr>
-          <w:p>
-            <w:r>
-              <w:rPr>
-                <w:rFonts w:ascii="Calibri" w:cs="Calibri" w:eastAsia="Calibri" w:hAnsi="Calibri"/>
-                <w:color w:val="000000"/>
-                <w:sz w:val="16"/>
-                <w:szCs w:val="16"/>
-              </w:rPr>
-              <w:t xml:space="preserve">Fácil</w:t>
-            </w:r>
-          </w:p>
-        </w:tc>
-        <w:tc>
-          <w:tcPr>
-            <w:tcW w:type="dxa" w:w="2130"/>
-            <w:tcBorders>
-              <w:top w:val="single" w:color="BFBFBF" w:sz="4"/>
-              <w:left w:val="single" w:color="BFBFBF" w:sz="4"/>
-              <w:bottom w:val="single" w:color="BFBFBF" w:sz="4"/>
-              <w:right w:val="single" w:color="BFBFBF" w:sz="4"/>
-            </w:tcBorders>
-            <w:shd w:fill="EAF1FB" w:color="auto" w:val="clear"/>
-            <w:tcMar>
-              <w:top w:type="dxa" w:w="50"/>
-              <w:left w:type="dxa" w:w="80"/>
-              <w:bottom w:type="dxa" w:w="50"/>
-              <w:right w:type="dxa" w:w="80"/>
-            </w:tcMar>
-          </w:tcPr>
-          <w:p>
-            <w:r>
-              <w:rPr>
-                <w:rFonts w:ascii="Calibri" w:cs="Calibri" w:eastAsia="Calibri" w:hAnsi="Calibri"/>
-                <w:color w:val="000000"/>
-                <w:sz w:val="16"/>
-                <w:szCs w:val="16"/>
-              </w:rPr>
-              <w:t xml:space="preserve">4</w:t>
-            </w:r>
-          </w:p>
-        </w:tc>
-      </w:tr>
-      <w:tr>
-        <w:trPr>
-          <w:tblHeader w:val="false"/>
-        </w:trPr>
-        <w:tc>
-          <w:tcPr>
-            <w:tcW w:type="dxa" w:w="532"/>
-            <w:tcBorders>
-              <w:top w:val="single" w:color="BFBFBF" w:sz="4"/>
-              <w:left w:val="single" w:color="BFBFBF" w:sz="4"/>
-              <w:bottom w:val="single" w:color="BFBFBF" w:sz="4"/>
-              <w:right w:val="single" w:color="BFBFBF" w:sz="4"/>
-            </w:tcBorders>
-            <w:shd w:fill="FFFFFF" w:color="auto" w:val="clear"/>
-            <w:tcMar>
-              <w:top w:type="dxa" w:w="50"/>
-              <w:left w:type="dxa" w:w="80"/>
-              <w:bottom w:type="dxa" w:w="50"/>
-              <w:right w:type="dxa" w:w="80"/>
-            </w:tcMar>
-          </w:tcPr>
-          <w:p>
-            <w:r>
-              <w:rPr>
-                <w:rFonts w:ascii="Calibri" w:cs="Calibri" w:eastAsia="Calibri" w:hAnsi="Calibri"/>
-                <w:color w:val="000000"/>
-                <w:sz w:val="16"/>
-                <w:szCs w:val="16"/>
-              </w:rPr>
-              <w:t xml:space="preserve">5</w:t>
-            </w:r>
-          </w:p>
-        </w:tc>
-        <w:tc>
-          <w:tcPr>
-            <w:tcW w:type="dxa" w:w="1242"/>
-            <w:tcBorders>
-              <w:top w:val="single" w:color="BFBFBF" w:sz="4"/>
-              <w:left w:val="single" w:color="BFBFBF" w:sz="4"/>
-              <w:bottom w:val="single" w:color="BFBFBF" w:sz="4"/>
-              <w:right w:val="single" w:color="BFBFBF" w:sz="4"/>
-            </w:tcBorders>
-            <w:shd w:fill="FFFFFF" w:color="auto" w:val="clear"/>
-            <w:tcMar>
-              <w:top w:type="dxa" w:w="50"/>
-              <w:left w:type="dxa" w:w="80"/>
-              <w:bottom w:type="dxa" w:w="50"/>
-              <w:right w:type="dxa" w:w="80"/>
-            </w:tcMar>
-          </w:tcPr>
-          <w:p>
-            <w:r>
-              <w:rPr>
-                <w:rFonts w:ascii="Calibri" w:cs="Calibri" w:eastAsia="Calibri" w:hAnsi="Calibri"/>
-                <w:color w:val="000000"/>
-                <w:sz w:val="16"/>
-                <w:szCs w:val="16"/>
-              </w:rPr>
-              <w:t xml:space="preserve">Frecuentemente</w:t>
-            </w:r>
-          </w:p>
-        </w:tc>
-        <w:tc>
-          <w:tcPr>
-            <w:tcW w:type="dxa" w:w="2395"/>
-            <w:tcBorders>
-              <w:top w:val="single" w:color="BFBFBF" w:sz="4"/>
-              <w:left w:val="single" w:color="BFBFBF" w:sz="4"/>
-              <w:bottom w:val="single" w:color="BFBFBF" w:sz="4"/>
-              <w:right w:val="single" w:color="BFBFBF" w:sz="4"/>
-            </w:tcBorders>
-            <w:shd w:fill="FFFFFF" w:color="auto" w:val="clear"/>
-            <w:tcMar>
-              <w:top w:type="dxa" w:w="50"/>
-              <w:left w:type="dxa" w:w="80"/>
-              <w:bottom w:type="dxa" w:w="50"/>
-              <w:right w:type="dxa" w:w="80"/>
-            </w:tcMar>
-          </w:tcPr>
-          <w:p>
-            <w:r>
-              <w:rPr>
-                <w:rFonts w:ascii="Calibri" w:cs="Calibri" w:eastAsia="Calibri" w:hAnsi="Calibri"/>
-                <w:color w:val="000000"/>
-                <w:sz w:val="16"/>
-                <w:szCs w:val="16"/>
-              </w:rPr>
-              <w:t xml:space="preserve">Regular</w:t>
-            </w:r>
-          </w:p>
-        </w:tc>
-        <w:tc>
-          <w:tcPr>
-            <w:tcW w:type="dxa" w:w="1242"/>
-            <w:tcBorders>
-              <w:top w:val="single" w:color="BFBFBF" w:sz="4"/>
-              <w:left w:val="single" w:color="BFBFBF" w:sz="4"/>
-              <w:bottom w:val="single" w:color="BFBFBF" w:sz="4"/>
-              <w:right w:val="single" w:color="BFBFBF" w:sz="4"/>
-            </w:tcBorders>
-            <w:shd w:fill="FFFFFF" w:color="auto" w:val="clear"/>
-            <w:tcMar>
-              <w:top w:type="dxa" w:w="50"/>
-              <w:left w:type="dxa" w:w="80"/>
-              <w:bottom w:type="dxa" w:w="50"/>
-              <w:right w:type="dxa" w:w="80"/>
-            </w:tcMar>
-          </w:tcPr>
-          <w:p>
-            <w:r>
-              <w:rPr>
-                <w:rFonts w:ascii="Calibri" w:cs="Calibri" w:eastAsia="Calibri" w:hAnsi="Calibri"/>
-                <w:color w:val="000000"/>
-                <w:sz w:val="16"/>
-                <w:szCs w:val="16"/>
-              </w:rPr>
-              <w:t xml:space="preserve">Frecuentemente</w:t>
-            </w:r>
-          </w:p>
-        </w:tc>
-        <w:tc>
-          <w:tcPr>
-            <w:tcW w:type="dxa" w:w="2395"/>
-            <w:tcBorders>
-              <w:top w:val="single" w:color="BFBFBF" w:sz="4"/>
-              <w:left w:val="single" w:color="BFBFBF" w:sz="4"/>
-              <w:bottom w:val="single" w:color="BFBFBF" w:sz="4"/>
-              <w:right w:val="single" w:color="BFBFBF" w:sz="4"/>
-            </w:tcBorders>
-            <w:shd w:fill="FFFFFF" w:color="auto" w:val="clear"/>
-            <w:tcMar>
-              <w:top w:type="dxa" w:w="50"/>
-              <w:left w:type="dxa" w:w="80"/>
-              <w:bottom w:type="dxa" w:w="50"/>
-              <w:right w:type="dxa" w:w="80"/>
-            </w:tcMar>
-          </w:tcPr>
-          <w:p>
-            <w:r>
-              <w:rPr>
-                <w:rFonts w:ascii="Calibri" w:cs="Calibri" w:eastAsia="Calibri" w:hAnsi="Calibri"/>
-                <w:color w:val="000000"/>
-                <w:sz w:val="16"/>
-                <w:szCs w:val="16"/>
-              </w:rPr>
-              <w:t xml:space="preserve">Regular</w:t>
-            </w:r>
-          </w:p>
-        </w:tc>
-        <w:tc>
-          <w:tcPr>
-            <w:tcW w:type="dxa" w:w="2130"/>
-            <w:tcBorders>
-              <w:top w:val="single" w:color="BFBFBF" w:sz="4"/>
-              <w:left w:val="single" w:color="BFBFBF" w:sz="4"/>
-              <w:bottom w:val="single" w:color="BFBFBF" w:sz="4"/>
-              <w:right w:val="single" w:color="BFBFBF" w:sz="4"/>
-            </w:tcBorders>
-            <w:shd w:fill="FFFFFF" w:color="auto" w:val="clear"/>
-            <w:tcMar>
-              <w:top w:type="dxa" w:w="50"/>
-              <w:left w:type="dxa" w:w="80"/>
-              <w:bottom w:type="dxa" w:w="50"/>
-              <w:right w:type="dxa" w:w="80"/>
-            </w:tcMar>
-          </w:tcPr>
-          <w:p>
-            <w:r>
-              <w:rPr>
-                <w:rFonts w:ascii="Calibri" w:cs="Calibri" w:eastAsia="Calibri" w:hAnsi="Calibri"/>
-                <w:color w:val="000000"/>
-                <w:sz w:val="16"/>
-                <w:szCs w:val="16"/>
-              </w:rPr>
-              <w:t xml:space="preserve">3</w:t>
-            </w:r>
-          </w:p>
-        </w:tc>
-      </w:tr>
-      <w:tr>
-        <w:trPr>
-          <w:tblHeader w:val="false"/>
-        </w:trPr>
-        <w:tc>
-          <w:tcPr>
-            <w:tcW w:type="dxa" w:w="532"/>
-            <w:tcBorders>
-              <w:top w:val="single" w:color="BFBFBF" w:sz="4"/>
-              <w:left w:val="single" w:color="BFBFBF" w:sz="4"/>
-              <w:bottom w:val="single" w:color="BFBFBF" w:sz="4"/>
-              <w:right w:val="single" w:color="BFBFBF" w:sz="4"/>
-            </w:tcBorders>
-            <w:shd w:fill="EAF1FB" w:color="auto" w:val="clear"/>
-            <w:tcMar>
-              <w:top w:type="dxa" w:w="50"/>
-              <w:left w:type="dxa" w:w="80"/>
-              <w:bottom w:type="dxa" w:w="50"/>
-              <w:right w:type="dxa" w:w="80"/>
-            </w:tcMar>
-          </w:tcPr>
-          <w:p>
-            <w:r>
-              <w:rPr>
-                <w:rFonts w:ascii="Calibri" w:cs="Calibri" w:eastAsia="Calibri" w:hAnsi="Calibri"/>
-                <w:color w:val="000000"/>
-                <w:sz w:val="16"/>
-                <w:szCs w:val="16"/>
-              </w:rPr>
-              <w:t xml:space="preserve">6</w:t>
-            </w:r>
-          </w:p>
-        </w:tc>
-        <w:tc>
-          <w:tcPr>
-            <w:tcW w:type="dxa" w:w="1242"/>
-            <w:tcBorders>
-              <w:top w:val="single" w:color="BFBFBF" w:sz="4"/>
-              <w:left w:val="single" w:color="BFBFBF" w:sz="4"/>
-              <w:bottom w:val="single" w:color="BFBFBF" w:sz="4"/>
-              <w:right w:val="single" w:color="BFBFBF" w:sz="4"/>
-            </w:tcBorders>
-            <w:shd w:fill="EAF1FB" w:color="auto" w:val="clear"/>
-            <w:tcMar>
-              <w:top w:type="dxa" w:w="50"/>
-              <w:left w:type="dxa" w:w="80"/>
-              <w:bottom w:type="dxa" w:w="50"/>
-              <w:right w:type="dxa" w:w="80"/>
-            </w:tcMar>
-          </w:tcPr>
-          <w:p>
-            <w:r>
-              <w:rPr>
-                <w:rFonts w:ascii="Calibri" w:cs="Calibri" w:eastAsia="Calibri" w:hAnsi="Calibri"/>
-                <w:color w:val="000000"/>
-                <w:sz w:val="16"/>
-                <w:szCs w:val="16"/>
-              </w:rPr>
-              <w:t xml:space="preserve">Frecuentemente</w:t>
-            </w:r>
-          </w:p>
-        </w:tc>
-        <w:tc>
-          <w:tcPr>
-            <w:tcW w:type="dxa" w:w="2395"/>
-            <w:tcBorders>
-              <w:top w:val="single" w:color="BFBFBF" w:sz="4"/>
-              <w:left w:val="single" w:color="BFBFBF" w:sz="4"/>
-              <w:bottom w:val="single" w:color="BFBFBF" w:sz="4"/>
-              <w:right w:val="single" w:color="BFBFBF" w:sz="4"/>
-            </w:tcBorders>
-            <w:shd w:fill="EAF1FB" w:color="auto" w:val="clear"/>
-            <w:tcMar>
-              <w:top w:type="dxa" w:w="50"/>
-              <w:left w:type="dxa" w:w="80"/>
-              <w:bottom w:type="dxa" w:w="50"/>
-              <w:right w:type="dxa" w:w="80"/>
-            </w:tcMar>
-          </w:tcPr>
-          <w:p>
-            <w:r>
-              <w:rPr>
-                <w:rFonts w:ascii="Calibri" w:cs="Calibri" w:eastAsia="Calibri" w:hAnsi="Calibri"/>
-                <w:color w:val="000000"/>
-                <w:sz w:val="16"/>
-                <w:szCs w:val="16"/>
-              </w:rPr>
-              <w:t xml:space="preserve">Oportunamente</w:t>
-            </w:r>
-          </w:p>
-        </w:tc>
-        <w:tc>
-          <w:tcPr>
-            <w:tcW w:type="dxa" w:w="1242"/>
-            <w:tcBorders>
-              <w:top w:val="single" w:color="BFBFBF" w:sz="4"/>
-              <w:left w:val="single" w:color="BFBFBF" w:sz="4"/>
-              <w:bottom w:val="single" w:color="BFBFBF" w:sz="4"/>
-              <w:right w:val="single" w:color="BFBFBF" w:sz="4"/>
-            </w:tcBorders>
-            <w:shd w:fill="EAF1FB" w:color="auto" w:val="clear"/>
-            <w:tcMar>
-              <w:top w:type="dxa" w:w="50"/>
-              <w:left w:type="dxa" w:w="80"/>
-              <w:bottom w:type="dxa" w:w="50"/>
-              <w:right w:type="dxa" w:w="80"/>
-            </w:tcMar>
-          </w:tcPr>
-          <w:p>
-            <w:r>
-              <w:rPr>
-                <w:rFonts w:ascii="Calibri" w:cs="Calibri" w:eastAsia="Calibri" w:hAnsi="Calibri"/>
-                <w:color w:val="000000"/>
-                <w:sz w:val="16"/>
-                <w:szCs w:val="16"/>
-              </w:rPr>
-              <w:t xml:space="preserve">Rara vez</w:t>
-            </w:r>
-          </w:p>
-        </w:tc>
-        <w:tc>
-          <w:tcPr>
-            <w:tcW w:type="dxa" w:w="2395"/>
-            <w:tcBorders>
-              <w:top w:val="single" w:color="BFBFBF" w:sz="4"/>
-              <w:left w:val="single" w:color="BFBFBF" w:sz="4"/>
-              <w:bottom w:val="single" w:color="BFBFBF" w:sz="4"/>
-              <w:right w:val="single" w:color="BFBFBF" w:sz="4"/>
-            </w:tcBorders>
-            <w:shd w:fill="EAF1FB" w:color="auto" w:val="clear"/>
-            <w:tcMar>
-              <w:top w:type="dxa" w:w="50"/>
-              <w:left w:type="dxa" w:w="80"/>
-              <w:bottom w:type="dxa" w:w="50"/>
-              <w:right w:type="dxa" w:w="80"/>
-            </w:tcMar>
-          </w:tcPr>
-          <w:p>
-            <w:r>
-              <w:rPr>
-                <w:rFonts w:ascii="Calibri" w:cs="Calibri" w:eastAsia="Calibri" w:hAnsi="Calibri"/>
-                <w:color w:val="000000"/>
-                <w:sz w:val="16"/>
-                <w:szCs w:val="16"/>
-              </w:rPr>
-              <w:t xml:space="preserve">Fácil</w:t>
-            </w:r>
-          </w:p>
-        </w:tc>
-        <w:tc>
-          <w:tcPr>
-            <w:tcW w:type="dxa" w:w="2130"/>
-            <w:tcBorders>
-              <w:top w:val="single" w:color="BFBFBF" w:sz="4"/>
-              <w:left w:val="single" w:color="BFBFBF" w:sz="4"/>
-              <w:bottom w:val="single" w:color="BFBFBF" w:sz="4"/>
-              <w:right w:val="single" w:color="BFBFBF" w:sz="4"/>
-            </w:tcBorders>
-            <w:shd w:fill="EAF1FB" w:color="auto" w:val="clear"/>
-            <w:tcMar>
-              <w:top w:type="dxa" w:w="50"/>
-              <w:left w:type="dxa" w:w="80"/>
-              <w:bottom w:type="dxa" w:w="50"/>
-              <w:right w:type="dxa" w:w="80"/>
-            </w:tcMar>
-          </w:tcPr>
-          <w:p>
-            <w:r>
-              <w:rPr>
-                <w:rFonts w:ascii="Calibri" w:cs="Calibri" w:eastAsia="Calibri" w:hAnsi="Calibri"/>
-                <w:color w:val="000000"/>
-                <w:sz w:val="16"/>
-                <w:szCs w:val="16"/>
-              </w:rPr>
-              <w:t xml:space="preserve">4</w:t>
-            </w:r>
-          </w:p>
-        </w:tc>
-      </w:tr>
-      <w:tr>
-        <w:trPr>
-          <w:tblHeader w:val="false"/>
-        </w:trPr>
-        <w:tc>
-          <w:tcPr>
-            <w:tcW w:type="dxa" w:w="532"/>
-            <w:tcBorders>
-              <w:top w:val="single" w:color="BFBFBF" w:sz="4"/>
-              <w:left w:val="single" w:color="BFBFBF" w:sz="4"/>
-              <w:bottom w:val="single" w:color="BFBFBF" w:sz="4"/>
-              <w:right w:val="single" w:color="BFBFBF" w:sz="4"/>
-            </w:tcBorders>
-            <w:shd w:fill="FFFFFF" w:color="auto" w:val="clear"/>
-            <w:tcMar>
-              <w:top w:type="dxa" w:w="50"/>
-              <w:left w:type="dxa" w:w="80"/>
-              <w:bottom w:type="dxa" w:w="50"/>
-              <w:right w:type="dxa" w:w="80"/>
-            </w:tcMar>
-          </w:tcPr>
-          <w:p>
-            <w:r>
-              <w:rPr>
-                <w:rFonts w:ascii="Calibri" w:cs="Calibri" w:eastAsia="Calibri" w:hAnsi="Calibri"/>
-                <w:color w:val="000000"/>
-                <w:sz w:val="16"/>
-                <w:szCs w:val="16"/>
-              </w:rPr>
-              <w:t xml:space="preserve">7</w:t>
-            </w:r>
-          </w:p>
-        </w:tc>
-        <w:tc>
-          <w:tcPr>
-            <w:tcW w:type="dxa" w:w="1242"/>
-            <w:tcBorders>
-              <w:top w:val="single" w:color="BFBFBF" w:sz="4"/>
-              <w:left w:val="single" w:color="BFBFBF" w:sz="4"/>
-              <w:bottom w:val="single" w:color="BFBFBF" w:sz="4"/>
-              <w:right w:val="single" w:color="BFBFBF" w:sz="4"/>
-            </w:tcBorders>
-            <w:shd w:fill="FFFFFF" w:color="auto" w:val="clear"/>
-            <w:tcMar>
-              <w:top w:type="dxa" w:w="50"/>
-              <w:left w:type="dxa" w:w="80"/>
-              <w:bottom w:type="dxa" w:w="50"/>
-              <w:right w:type="dxa" w:w="80"/>
-            </w:tcMar>
-          </w:tcPr>
-          <w:p>
-            <w:r>
-              <w:rPr>
-                <w:rFonts w:ascii="Calibri" w:cs="Calibri" w:eastAsia="Calibri" w:hAnsi="Calibri"/>
-                <w:color w:val="000000"/>
-                <w:sz w:val="16"/>
-                <w:szCs w:val="16"/>
-              </w:rPr>
-              <w:t xml:space="preserve">Algunas veces</w:t>
-            </w:r>
-          </w:p>
-        </w:tc>
-        <w:tc>
-          <w:tcPr>
-            <w:tcW w:type="dxa" w:w="2395"/>
-            <w:tcBorders>
-              <w:top w:val="single" w:color="BFBFBF" w:sz="4"/>
-              <w:left w:val="single" w:color="BFBFBF" w:sz="4"/>
-              <w:bottom w:val="single" w:color="BFBFBF" w:sz="4"/>
-              <w:right w:val="single" w:color="BFBFBF" w:sz="4"/>
-            </w:tcBorders>
-            <w:shd w:fill="FFFFFF" w:color="auto" w:val="clear"/>
-            <w:tcMar>
-              <w:top w:type="dxa" w:w="50"/>
-              <w:left w:type="dxa" w:w="80"/>
-              <w:bottom w:type="dxa" w:w="50"/>
-              <w:right w:type="dxa" w:w="80"/>
-            </w:tcMar>
-          </w:tcPr>
-          <w:p>
-            <w:r>
-              <w:rPr>
-                <w:rFonts w:ascii="Calibri" w:cs="Calibri" w:eastAsia="Calibri" w:hAnsi="Calibri"/>
-                <w:color w:val="000000"/>
-                <w:sz w:val="16"/>
-                <w:szCs w:val="16"/>
-              </w:rPr>
-              <w:t xml:space="preserve">Muy oportunamente</w:t>
-            </w:r>
-          </w:p>
-        </w:tc>
-        <w:tc>
-          <w:tcPr>
-            <w:tcW w:type="dxa" w:w="1242"/>
-            <w:tcBorders>
-              <w:top w:val="single" w:color="BFBFBF" w:sz="4"/>
-              <w:left w:val="single" w:color="BFBFBF" w:sz="4"/>
-              <w:bottom w:val="single" w:color="BFBFBF" w:sz="4"/>
-              <w:right w:val="single" w:color="BFBFBF" w:sz="4"/>
-            </w:tcBorders>
-            <w:shd w:fill="FFFFFF" w:color="auto" w:val="clear"/>
-            <w:tcMar>
-              <w:top w:type="dxa" w:w="50"/>
-              <w:left w:type="dxa" w:w="80"/>
-              <w:bottom w:type="dxa" w:w="50"/>
-              <w:right w:type="dxa" w:w="80"/>
-            </w:tcMar>
-          </w:tcPr>
-          <w:p>
-            <w:r>
-              <w:rPr>
-                <w:rFonts w:ascii="Calibri" w:cs="Calibri" w:eastAsia="Calibri" w:hAnsi="Calibri"/>
-                <w:color w:val="000000"/>
-                <w:sz w:val="16"/>
-                <w:szCs w:val="16"/>
-              </w:rPr>
-              <w:t xml:space="preserve">Algunas veces</w:t>
-            </w:r>
-          </w:p>
-        </w:tc>
-        <w:tc>
-          <w:tcPr>
-            <w:tcW w:type="dxa" w:w="2395"/>
-            <w:tcBorders>
-              <w:top w:val="single" w:color="BFBFBF" w:sz="4"/>
-              <w:left w:val="single" w:color="BFBFBF" w:sz="4"/>
-              <w:bottom w:val="single" w:color="BFBFBF" w:sz="4"/>
-              <w:right w:val="single" w:color="BFBFBF" w:sz="4"/>
-            </w:tcBorders>
-            <w:shd w:fill="FFFFFF" w:color="auto" w:val="clear"/>
-            <w:tcMar>
-              <w:top w:type="dxa" w:w="50"/>
-              <w:left w:type="dxa" w:w="80"/>
-              <w:bottom w:type="dxa" w:w="50"/>
-              <w:right w:type="dxa" w:w="80"/>
-            </w:tcMar>
-          </w:tcPr>
-          <w:p>
-            <w:r>
-              <w:rPr>
-                <w:rFonts w:ascii="Calibri" w:cs="Calibri" w:eastAsia="Calibri" w:hAnsi="Calibri"/>
-                <w:color w:val="000000"/>
-                <w:sz w:val="16"/>
-                <w:szCs w:val="16"/>
-              </w:rPr>
-              <w:t xml:space="preserve">Muy fácil</w:t>
-            </w:r>
-          </w:p>
-        </w:tc>
-        <w:tc>
-          <w:tcPr>
-            <w:tcW w:type="dxa" w:w="2130"/>
-            <w:tcBorders>
-              <w:top w:val="single" w:color="BFBFBF" w:sz="4"/>
-              <w:left w:val="single" w:color="BFBFBF" w:sz="4"/>
-              <w:bottom w:val="single" w:color="BFBFBF" w:sz="4"/>
-              <w:right w:val="single" w:color="BFBFBF" w:sz="4"/>
-            </w:tcBorders>
-            <w:shd w:fill="FFFFFF" w:color="auto" w:val="clear"/>
-            <w:tcMar>
-              <w:top w:type="dxa" w:w="50"/>
-              <w:left w:type="dxa" w:w="80"/>
-              <w:bottom w:type="dxa" w:w="50"/>
-              <w:right w:type="dxa" w:w="80"/>
-            </w:tcMar>
-          </w:tcPr>
-          <w:p>
-            <w:r>
-              <w:rPr>
-                <w:rFonts w:ascii="Calibri" w:cs="Calibri" w:eastAsia="Calibri" w:hAnsi="Calibri"/>
-                <w:color w:val="000000"/>
-                <w:sz w:val="16"/>
-                <w:szCs w:val="16"/>
-              </w:rPr>
-              <w:t xml:space="preserve">4</w:t>
-            </w:r>
-          </w:p>
-        </w:tc>
-      </w:tr>
-      <w:tr>
-        <w:trPr>
-          <w:tblHeader w:val="false"/>
-        </w:trPr>
-        <w:tc>
-          <w:tcPr>
-            <w:tcW w:type="dxa" w:w="532"/>
-            <w:tcBorders>
-              <w:top w:val="single" w:color="BFBFBF" w:sz="4"/>
-              <w:left w:val="single" w:color="BFBFBF" w:sz="4"/>
-              <w:bottom w:val="single" w:color="BFBFBF" w:sz="4"/>
-              <w:right w:val="single" w:color="BFBFBF" w:sz="4"/>
-            </w:tcBorders>
-            <w:shd w:fill="EAF1FB" w:color="auto" w:val="clear"/>
-            <w:tcMar>
-              <w:top w:type="dxa" w:w="50"/>
-              <w:left w:type="dxa" w:w="80"/>
-              <w:bottom w:type="dxa" w:w="50"/>
-              <w:right w:type="dxa" w:w="80"/>
-            </w:tcMar>
-          </w:tcPr>
-          <w:p>
-            <w:r>
-              <w:rPr>
-                <w:rFonts w:ascii="Calibri" w:cs="Calibri" w:eastAsia="Calibri" w:hAnsi="Calibri"/>
-                <w:color w:val="000000"/>
-                <w:sz w:val="16"/>
-                <w:szCs w:val="16"/>
-              </w:rPr>
-              <w:t xml:space="preserve">8</w:t>
-            </w:r>
-          </w:p>
-        </w:tc>
-        <w:tc>
-          <w:tcPr>
-            <w:tcW w:type="dxa" w:w="1242"/>
-            <w:tcBorders>
-              <w:top w:val="single" w:color="BFBFBF" w:sz="4"/>
-              <w:left w:val="single" w:color="BFBFBF" w:sz="4"/>
-              <w:bottom w:val="single" w:color="BFBFBF" w:sz="4"/>
-              <w:right w:val="single" w:color="BFBFBF" w:sz="4"/>
-            </w:tcBorders>
-            <w:shd w:fill="EAF1FB" w:color="auto" w:val="clear"/>
-            <w:tcMar>
-              <w:top w:type="dxa" w:w="50"/>
-              <w:left w:type="dxa" w:w="80"/>
-              <w:bottom w:type="dxa" w:w="50"/>
-              <w:right w:type="dxa" w:w="80"/>
-            </w:tcMar>
-          </w:tcPr>
-          <w:p>
-            <w:r>
-              <w:rPr>
-                <w:rFonts w:ascii="Calibri" w:cs="Calibri" w:eastAsia="Calibri" w:hAnsi="Calibri"/>
-                <w:color w:val="000000"/>
-                <w:sz w:val="16"/>
-                <w:szCs w:val="16"/>
-              </w:rPr>
-              <w:t xml:space="preserve">Algunas veces</w:t>
-            </w:r>
-          </w:p>
-        </w:tc>
-        <w:tc>
-          <w:tcPr>
-            <w:tcW w:type="dxa" w:w="2395"/>
-            <w:tcBorders>
-              <w:top w:val="single" w:color="BFBFBF" w:sz="4"/>
-              <w:left w:val="single" w:color="BFBFBF" w:sz="4"/>
-              <w:bottom w:val="single" w:color="BFBFBF" w:sz="4"/>
-              <w:right w:val="single" w:color="BFBFBF" w:sz="4"/>
-            </w:tcBorders>
-            <w:shd w:fill="EAF1FB" w:color="auto" w:val="clear"/>
-            <w:tcMar>
-              <w:top w:type="dxa" w:w="50"/>
-              <w:left w:type="dxa" w:w="80"/>
-              <w:bottom w:type="dxa" w:w="50"/>
-              <w:right w:type="dxa" w:w="80"/>
-            </w:tcMar>
-          </w:tcPr>
-          <w:p>
-            <w:r>
-              <w:rPr>
-                <w:rFonts w:ascii="Calibri" w:cs="Calibri" w:eastAsia="Calibri" w:hAnsi="Calibri"/>
-                <w:color w:val="000000"/>
-                <w:sz w:val="16"/>
-                <w:szCs w:val="16"/>
-              </w:rPr>
-              <w:t xml:space="preserve">Oportunamente</w:t>
-            </w:r>
-          </w:p>
-        </w:tc>
-        <w:tc>
-          <w:tcPr>
-            <w:tcW w:type="dxa" w:w="1242"/>
-            <w:tcBorders>
-              <w:top w:val="single" w:color="BFBFBF" w:sz="4"/>
-              <w:left w:val="single" w:color="BFBFBF" w:sz="4"/>
-              <w:bottom w:val="single" w:color="BFBFBF" w:sz="4"/>
-              <w:right w:val="single" w:color="BFBFBF" w:sz="4"/>
-            </w:tcBorders>
-            <w:shd w:fill="EAF1FB" w:color="auto" w:val="clear"/>
-            <w:tcMar>
-              <w:top w:type="dxa" w:w="50"/>
-              <w:left w:type="dxa" w:w="80"/>
-              <w:bottom w:type="dxa" w:w="50"/>
-              <w:right w:type="dxa" w:w="80"/>
-            </w:tcMar>
-          </w:tcPr>
-          <w:p>
-            <w:r>
-              <w:rPr>
-                <w:rFonts w:ascii="Calibri" w:cs="Calibri" w:eastAsia="Calibri" w:hAnsi="Calibri"/>
-                <w:color w:val="000000"/>
-                <w:sz w:val="16"/>
-                <w:szCs w:val="16"/>
-              </w:rPr>
-              <w:t xml:space="preserve">Algunas veces</w:t>
-            </w:r>
-          </w:p>
-        </w:tc>
-        <w:tc>
-          <w:tcPr>
-            <w:tcW w:type="dxa" w:w="2395"/>
-            <w:tcBorders>
-              <w:top w:val="single" w:color="BFBFBF" w:sz="4"/>
-              <w:left w:val="single" w:color="BFBFBF" w:sz="4"/>
-              <w:bottom w:val="single" w:color="BFBFBF" w:sz="4"/>
-              <w:right w:val="single" w:color="BFBFBF" w:sz="4"/>
-            </w:tcBorders>
-            <w:shd w:fill="EAF1FB" w:color="auto" w:val="clear"/>
-            <w:tcMar>
-              <w:top w:type="dxa" w:w="50"/>
-              <w:left w:type="dxa" w:w="80"/>
-              <w:bottom w:type="dxa" w:w="50"/>
-              <w:right w:type="dxa" w:w="80"/>
-            </w:tcMar>
-          </w:tcPr>
-          <w:p>
-            <w:r>
-              <w:rPr>
-                <w:rFonts w:ascii="Calibri" w:cs="Calibri" w:eastAsia="Calibri" w:hAnsi="Calibri"/>
-                <w:color w:val="000000"/>
-                <w:sz w:val="16"/>
-                <w:szCs w:val="16"/>
-              </w:rPr>
-              <w:t xml:space="preserve">Regular</w:t>
-            </w:r>
-          </w:p>
-        </w:tc>
-        <w:tc>
-          <w:tcPr>
-            <w:tcW w:type="dxa" w:w="2130"/>
-            <w:tcBorders>
-              <w:top w:val="single" w:color="BFBFBF" w:sz="4"/>
-              <w:left w:val="single" w:color="BFBFBF" w:sz="4"/>
-              <w:bottom w:val="single" w:color="BFBFBF" w:sz="4"/>
-              <w:right w:val="single" w:color="BFBFBF" w:sz="4"/>
-            </w:tcBorders>
-            <w:shd w:fill="EAF1FB" w:color="auto" w:val="clear"/>
-            <w:tcMar>
-              <w:top w:type="dxa" w:w="50"/>
-              <w:left w:type="dxa" w:w="80"/>
-              <w:bottom w:type="dxa" w:w="50"/>
-              <w:right w:type="dxa" w:w="80"/>
-            </w:tcMar>
-          </w:tcPr>
-          <w:p>
-            <w:r>
-              <w:rPr>
-                <w:rFonts w:ascii="Calibri" w:cs="Calibri" w:eastAsia="Calibri" w:hAnsi="Calibri"/>
-                <w:color w:val="000000"/>
-                <w:sz w:val="16"/>
-                <w:szCs w:val="16"/>
-              </w:rPr>
-              <w:t xml:space="preserve">4</w:t>
-            </w:r>
-          </w:p>
-        </w:tc>
-      </w:tr>
-      <w:tr>
-        <w:trPr>
-          <w:tblHeader w:val="false"/>
-        </w:trPr>
-        <w:tc>
-          <w:tcPr>
-            <w:tcW w:type="dxa" w:w="532"/>
-            <w:tcBorders>
-              <w:top w:val="single" w:color="BFBFBF" w:sz="4"/>
-              <w:left w:val="single" w:color="BFBFBF" w:sz="4"/>
-              <w:bottom w:val="single" w:color="BFBFBF" w:sz="4"/>
-              <w:right w:val="single" w:color="BFBFBF" w:sz="4"/>
-            </w:tcBorders>
-            <w:shd w:fill="FFFFFF" w:color="auto" w:val="clear"/>
-            <w:tcMar>
-              <w:top w:type="dxa" w:w="50"/>
-              <w:left w:type="dxa" w:w="80"/>
-              <w:bottom w:type="dxa" w:w="50"/>
-              <w:right w:type="dxa" w:w="80"/>
-            </w:tcMar>
-          </w:tcPr>
-          <w:p>
-            <w:r>
-              <w:rPr>
-                <w:rFonts w:ascii="Calibri" w:cs="Calibri" w:eastAsia="Calibri" w:hAnsi="Calibri"/>
-                <w:color w:val="000000"/>
-                <w:sz w:val="16"/>
-                <w:szCs w:val="16"/>
-              </w:rPr>
-              <w:t xml:space="preserve">9</w:t>
-            </w:r>
-          </w:p>
-        </w:tc>
-        <w:tc>
-          <w:tcPr>
-            <w:tcW w:type="dxa" w:w="1242"/>
-            <w:tcBorders>
-              <w:top w:val="single" w:color="BFBFBF" w:sz="4"/>
-              <w:left w:val="single" w:color="BFBFBF" w:sz="4"/>
-              <w:bottom w:val="single" w:color="BFBFBF" w:sz="4"/>
-              <w:right w:val="single" w:color="BFBFBF" w:sz="4"/>
-            </w:tcBorders>
-            <w:shd w:fill="FFFFFF" w:color="auto" w:val="clear"/>
-            <w:tcMar>
-              <w:top w:type="dxa" w:w="50"/>
-              <w:left w:type="dxa" w:w="80"/>
-              <w:bottom w:type="dxa" w:w="50"/>
-              <w:right w:type="dxa" w:w="80"/>
-            </w:tcMar>
-          </w:tcPr>
-          <w:p>
-            <w:r>
-              <w:rPr>
-                <w:rFonts w:ascii="Calibri" w:cs="Calibri" w:eastAsia="Calibri" w:hAnsi="Calibri"/>
-                <w:color w:val="000000"/>
-                <w:sz w:val="16"/>
-                <w:szCs w:val="16"/>
-              </w:rPr>
-              <w:t xml:space="preserve">Frecuentemente</w:t>
-            </w:r>
-          </w:p>
-        </w:tc>
-        <w:tc>
-          <w:tcPr>
-            <w:tcW w:type="dxa" w:w="2395"/>
-            <w:tcBorders>
-              <w:top w:val="single" w:color="BFBFBF" w:sz="4"/>
-              <w:left w:val="single" w:color="BFBFBF" w:sz="4"/>
-              <w:bottom w:val="single" w:color="BFBFBF" w:sz="4"/>
-              <w:right w:val="single" w:color="BFBFBF" w:sz="4"/>
-            </w:tcBorders>
-            <w:shd w:fill="FFFFFF" w:color="auto" w:val="clear"/>
-            <w:tcMar>
-              <w:top w:type="dxa" w:w="50"/>
-              <w:left w:type="dxa" w:w="80"/>
-              <w:bottom w:type="dxa" w:w="50"/>
-              <w:right w:type="dxa" w:w="80"/>
-            </w:tcMar>
-          </w:tcPr>
-          <w:p>
-            <w:r>
-              <w:rPr>
-                <w:rFonts w:ascii="Calibri" w:cs="Calibri" w:eastAsia="Calibri" w:hAnsi="Calibri"/>
-                <w:color w:val="000000"/>
-                <w:sz w:val="16"/>
-                <w:szCs w:val="16"/>
-              </w:rPr>
-              <w:t xml:space="preserve">Oportunamente</w:t>
-            </w:r>
-          </w:p>
-        </w:tc>
-        <w:tc>
-          <w:tcPr>
-            <w:tcW w:type="dxa" w:w="1242"/>
-            <w:tcBorders>
-              <w:top w:val="single" w:color="BFBFBF" w:sz="4"/>
-              <w:left w:val="single" w:color="BFBFBF" w:sz="4"/>
-              <w:bottom w:val="single" w:color="BFBFBF" w:sz="4"/>
-              <w:right w:val="single" w:color="BFBFBF" w:sz="4"/>
-            </w:tcBorders>
-            <w:shd w:fill="FFFFFF" w:color="auto" w:val="clear"/>
-            <w:tcMar>
-              <w:top w:type="dxa" w:w="50"/>
-              <w:left w:type="dxa" w:w="80"/>
-              <w:bottom w:type="dxa" w:w="50"/>
-              <w:right w:type="dxa" w:w="80"/>
-            </w:tcMar>
-          </w:tcPr>
-          <w:p>
-            <w:r>
-              <w:rPr>
-                <w:rFonts w:ascii="Calibri" w:cs="Calibri" w:eastAsia="Calibri" w:hAnsi="Calibri"/>
-                <w:color w:val="000000"/>
-                <w:sz w:val="16"/>
-                <w:szCs w:val="16"/>
-              </w:rPr>
-              <w:t xml:space="preserve">Frecuentemente</w:t>
-            </w:r>
-          </w:p>
-        </w:tc>
-        <w:tc>
-          <w:tcPr>
-            <w:tcW w:type="dxa" w:w="2395"/>
-            <w:tcBorders>
-              <w:top w:val="single" w:color="BFBFBF" w:sz="4"/>
-              <w:left w:val="single" w:color="BFBFBF" w:sz="4"/>
-              <w:bottom w:val="single" w:color="BFBFBF" w:sz="4"/>
-              <w:right w:val="single" w:color="BFBFBF" w:sz="4"/>
-            </w:tcBorders>
-            <w:shd w:fill="FFFFFF" w:color="auto" w:val="clear"/>
-            <w:tcMar>
-              <w:top w:type="dxa" w:w="50"/>
-              <w:left w:type="dxa" w:w="80"/>
-              <w:bottom w:type="dxa" w:w="50"/>
-              <w:right w:type="dxa" w:w="80"/>
-            </w:tcMar>
-          </w:tcPr>
-          <w:p>
-            <w:r>
-              <w:rPr>
-                <w:rFonts w:ascii="Calibri" w:cs="Calibri" w:eastAsia="Calibri" w:hAnsi="Calibri"/>
-                <w:color w:val="000000"/>
-                <w:sz w:val="16"/>
-                <w:szCs w:val="16"/>
-              </w:rPr>
-              <w:t xml:space="preserve">Regular</w:t>
-            </w:r>
-          </w:p>
-        </w:tc>
-        <w:tc>
-          <w:tcPr>
-            <w:tcW w:type="dxa" w:w="2130"/>
-            <w:tcBorders>
-              <w:top w:val="single" w:color="BFBFBF" w:sz="4"/>
-              <w:left w:val="single" w:color="BFBFBF" w:sz="4"/>
-              <w:bottom w:val="single" w:color="BFBFBF" w:sz="4"/>
-              <w:right w:val="single" w:color="BFBFBF" w:sz="4"/>
-            </w:tcBorders>
-            <w:shd w:fill="FFFFFF" w:color="auto" w:val="clear"/>
-            <w:tcMar>
-              <w:top w:type="dxa" w:w="50"/>
-              <w:left w:type="dxa" w:w="80"/>
-              <w:bottom w:type="dxa" w:w="50"/>
-              <w:right w:type="dxa" w:w="80"/>
-            </w:tcMar>
-          </w:tcPr>
-          <w:p>
-            <w:r>
-              <w:rPr>
-                <w:rFonts w:ascii="Calibri" w:cs="Calibri" w:eastAsia="Calibri" w:hAnsi="Calibri"/>
-                <w:color w:val="000000"/>
-                <w:sz w:val="16"/>
-                <w:szCs w:val="16"/>
-              </w:rPr>
-              <w:t xml:space="preserve">3</w:t>
-            </w:r>
-          </w:p>
-        </w:tc>
-      </w:tr>
-      <w:tr>
-        <w:trPr>
-          <w:tblHeader w:val="false"/>
-        </w:trPr>
-        <w:tc>
-          <w:tcPr>
-            <w:tcW w:type="dxa" w:w="532"/>
-            <w:tcBorders>
-              <w:top w:val="single" w:color="BFBFBF" w:sz="4"/>
-              <w:left w:val="single" w:color="BFBFBF" w:sz="4"/>
-              <w:bottom w:val="single" w:color="BFBFBF" w:sz="4"/>
-              <w:right w:val="single" w:color="BFBFBF" w:sz="4"/>
-            </w:tcBorders>
-            <w:shd w:fill="EAF1FB" w:color="auto" w:val="clear"/>
-            <w:tcMar>
-              <w:top w:type="dxa" w:w="50"/>
-              <w:left w:type="dxa" w:w="80"/>
-              <w:bottom w:type="dxa" w:w="50"/>
-              <w:right w:type="dxa" w:w="80"/>
-            </w:tcMar>
-          </w:tcPr>
-          <w:p>
-            <w:r>
-              <w:rPr>
-                <w:rFonts w:ascii="Calibri" w:cs="Calibri" w:eastAsia="Calibri" w:hAnsi="Calibri"/>
-                <w:color w:val="000000"/>
-                <w:sz w:val="16"/>
-                <w:szCs w:val="16"/>
-              </w:rPr>
-              <w:t xml:space="preserve">10</w:t>
-            </w:r>
-          </w:p>
-        </w:tc>
-        <w:tc>
-          <w:tcPr>
-            <w:tcW w:type="dxa" w:w="1242"/>
-            <w:tcBorders>
-              <w:top w:val="single" w:color="BFBFBF" w:sz="4"/>
-              <w:left w:val="single" w:color="BFBFBF" w:sz="4"/>
-              <w:bottom w:val="single" w:color="BFBFBF" w:sz="4"/>
-              <w:right w:val="single" w:color="BFBFBF" w:sz="4"/>
-            </w:tcBorders>
-            <w:shd w:fill="EAF1FB" w:color="auto" w:val="clear"/>
-            <w:tcMar>
-              <w:top w:type="dxa" w:w="50"/>
-              <w:left w:type="dxa" w:w="80"/>
-              <w:bottom w:type="dxa" w:w="50"/>
-              <w:right w:type="dxa" w:w="80"/>
-            </w:tcMar>
-          </w:tcPr>
-          <w:p>
-            <w:r>
-              <w:rPr>
-                <w:rFonts w:ascii="Calibri" w:cs="Calibri" w:eastAsia="Calibri" w:hAnsi="Calibri"/>
-                <w:color w:val="000000"/>
-                <w:sz w:val="16"/>
-                <w:szCs w:val="16"/>
-              </w:rPr>
-              <w:t xml:space="preserve">Frecuentemente</w:t>
-            </w:r>
-          </w:p>
-        </w:tc>
-        <w:tc>
-          <w:tcPr>
-            <w:tcW w:type="dxa" w:w="2395"/>
-            <w:tcBorders>
-              <w:top w:val="single" w:color="BFBFBF" w:sz="4"/>
-              <w:left w:val="single" w:color="BFBFBF" w:sz="4"/>
-              <w:bottom w:val="single" w:color="BFBFBF" w:sz="4"/>
-              <w:right w:val="single" w:color="BFBFBF" w:sz="4"/>
-            </w:tcBorders>
-            <w:shd w:fill="EAF1FB" w:color="auto" w:val="clear"/>
-            <w:tcMar>
-              <w:top w:type="dxa" w:w="50"/>
-              <w:left w:type="dxa" w:w="80"/>
-              <w:bottom w:type="dxa" w:w="50"/>
-              <w:right w:type="dxa" w:w="80"/>
-            </w:tcMar>
-          </w:tcPr>
-          <w:p>
-            <w:r>
-              <w:rPr>
-                <w:rFonts w:ascii="Calibri" w:cs="Calibri" w:eastAsia="Calibri" w:hAnsi="Calibri"/>
-                <w:color w:val="000000"/>
-                <w:sz w:val="16"/>
-                <w:szCs w:val="16"/>
-              </w:rPr>
-              <w:t xml:space="preserve">Oportunamente</w:t>
-            </w:r>
-          </w:p>
-        </w:tc>
-        <w:tc>
-          <w:tcPr>
-            <w:tcW w:type="dxa" w:w="1242"/>
-            <w:tcBorders>
-              <w:top w:val="single" w:color="BFBFBF" w:sz="4"/>
-              <w:left w:val="single" w:color="BFBFBF" w:sz="4"/>
-              <w:bottom w:val="single" w:color="BFBFBF" w:sz="4"/>
-              <w:right w:val="single" w:color="BFBFBF" w:sz="4"/>
-            </w:tcBorders>
-            <w:shd w:fill="EAF1FB" w:color="auto" w:val="clear"/>
-            <w:tcMar>
-              <w:top w:type="dxa" w:w="50"/>
-              <w:left w:type="dxa" w:w="80"/>
-              <w:bottom w:type="dxa" w:w="50"/>
-              <w:right w:type="dxa" w:w="80"/>
-            </w:tcMar>
-          </w:tcPr>
-          <w:p>
-            <w:r>
-              <w:rPr>
-                <w:rFonts w:ascii="Calibri" w:cs="Calibri" w:eastAsia="Calibri" w:hAnsi="Calibri"/>
-                <w:color w:val="000000"/>
-                <w:sz w:val="16"/>
-                <w:szCs w:val="16"/>
-              </w:rPr>
-              <w:t xml:space="preserve">Frecuentemente</w:t>
-            </w:r>
-          </w:p>
-        </w:tc>
-        <w:tc>
-          <w:tcPr>
-            <w:tcW w:type="dxa" w:w="2395"/>
-            <w:tcBorders>
-              <w:top w:val="single" w:color="BFBFBF" w:sz="4"/>
-              <w:left w:val="single" w:color="BFBFBF" w:sz="4"/>
-              <w:bottom w:val="single" w:color="BFBFBF" w:sz="4"/>
-              <w:right w:val="single" w:color="BFBFBF" w:sz="4"/>
-            </w:tcBorders>
-            <w:shd w:fill="EAF1FB" w:color="auto" w:val="clear"/>
-            <w:tcMar>
-              <w:top w:type="dxa" w:w="50"/>
-              <w:left w:type="dxa" w:w="80"/>
-              <w:bottom w:type="dxa" w:w="50"/>
-              <w:right w:type="dxa" w:w="80"/>
-            </w:tcMar>
-          </w:tcPr>
-          <w:p>
-            <w:r>
-              <w:rPr>
-                <w:rFonts w:ascii="Calibri" w:cs="Calibri" w:eastAsia="Calibri" w:hAnsi="Calibri"/>
-                <w:color w:val="000000"/>
-                <w:sz w:val="16"/>
-                <w:szCs w:val="16"/>
-              </w:rPr>
-              <w:t xml:space="preserve">Fácil</w:t>
-            </w:r>
-          </w:p>
-        </w:tc>
-        <w:tc>
-          <w:tcPr>
-            <w:tcW w:type="dxa" w:w="2130"/>
-            <w:tcBorders>
-              <w:top w:val="single" w:color="BFBFBF" w:sz="4"/>
-              <w:left w:val="single" w:color="BFBFBF" w:sz="4"/>
-              <w:bottom w:val="single" w:color="BFBFBF" w:sz="4"/>
-              <w:right w:val="single" w:color="BFBFBF" w:sz="4"/>
-            </w:tcBorders>
-            <w:shd w:fill="EAF1FB" w:color="auto" w:val="clear"/>
-            <w:tcMar>
-              <w:top w:type="dxa" w:w="50"/>
-              <w:left w:type="dxa" w:w="80"/>
-              <w:bottom w:type="dxa" w:w="50"/>
-              <w:right w:type="dxa" w:w="80"/>
-            </w:tcMar>
-          </w:tcPr>
-          <w:p>
-            <w:r>
-              <w:rPr>
-                <w:rFonts w:ascii="Calibri" w:cs="Calibri" w:eastAsia="Calibri" w:hAnsi="Calibri"/>
-                <w:color w:val="000000"/>
-                <w:sz w:val="16"/>
-                <w:szCs w:val="16"/>
-              </w:rPr>
-              <w:t xml:space="preserve">4</w:t>
-            </w:r>
-          </w:p>
-        </w:tc>
-      </w:tr>
-      <w:tr>
-        <w:trPr>
-          <w:tblHeader w:val="false"/>
-        </w:trPr>
-        <w:tc>
-          <w:tcPr>
-            <w:tcW w:type="dxa" w:w="532"/>
-            <w:tcBorders>
-              <w:top w:val="single" w:color="BFBFBF" w:sz="4"/>
-              <w:left w:val="single" w:color="BFBFBF" w:sz="4"/>
-              <w:bottom w:val="single" w:color="BFBFBF" w:sz="4"/>
-              <w:right w:val="single" w:color="BFBFBF" w:sz="4"/>
-            </w:tcBorders>
-            <w:shd w:fill="FFFFFF" w:color="auto" w:val="clear"/>
-            <w:tcMar>
-              <w:top w:type="dxa" w:w="50"/>
-              <w:left w:type="dxa" w:w="80"/>
-              <w:bottom w:type="dxa" w:w="50"/>
-              <w:right w:type="dxa" w:w="80"/>
-            </w:tcMar>
-          </w:tcPr>
-          <w:p>
-            <w:r>
-              <w:rPr>
-                <w:rFonts w:ascii="Calibri" w:cs="Calibri" w:eastAsia="Calibri" w:hAnsi="Calibri"/>
-                <w:color w:val="000000"/>
-                <w:sz w:val="16"/>
-                <w:szCs w:val="16"/>
-              </w:rPr>
-              <w:t xml:space="preserve">11</w:t>
-            </w:r>
-          </w:p>
-        </w:tc>
-        <w:tc>
-          <w:tcPr>
-            <w:tcW w:type="dxa" w:w="1242"/>
-            <w:tcBorders>
-              <w:top w:val="single" w:color="BFBFBF" w:sz="4"/>
-              <w:left w:val="single" w:color="BFBFBF" w:sz="4"/>
-              <w:bottom w:val="single" w:color="BFBFBF" w:sz="4"/>
-              <w:right w:val="single" w:color="BFBFBF" w:sz="4"/>
-            </w:tcBorders>
-            <w:shd w:fill="FFFFFF" w:color="auto" w:val="clear"/>
-            <w:tcMar>
-              <w:top w:type="dxa" w:w="50"/>
-              <w:left w:type="dxa" w:w="80"/>
-              <w:bottom w:type="dxa" w:w="50"/>
-              <w:right w:type="dxa" w:w="80"/>
-            </w:tcMar>
-          </w:tcPr>
-          <w:p>
-            <w:r>
-              <w:rPr>
-                <w:rFonts w:ascii="Calibri" w:cs="Calibri" w:eastAsia="Calibri" w:hAnsi="Calibri"/>
-                <w:color w:val="000000"/>
-                <w:sz w:val="16"/>
-                <w:szCs w:val="16"/>
-              </w:rPr>
-              <w:t xml:space="preserve">Algunas veces</w:t>
-            </w:r>
-          </w:p>
-        </w:tc>
-        <w:tc>
-          <w:tcPr>
-            <w:tcW w:type="dxa" w:w="2395"/>
-            <w:tcBorders>
-              <w:top w:val="single" w:color="BFBFBF" w:sz="4"/>
-              <w:left w:val="single" w:color="BFBFBF" w:sz="4"/>
-              <w:bottom w:val="single" w:color="BFBFBF" w:sz="4"/>
-              <w:right w:val="single" w:color="BFBFBF" w:sz="4"/>
-            </w:tcBorders>
-            <w:shd w:fill="FFFFFF" w:color="auto" w:val="clear"/>
-            <w:tcMar>
-              <w:top w:type="dxa" w:w="50"/>
-              <w:left w:type="dxa" w:w="80"/>
-              <w:bottom w:type="dxa" w:w="50"/>
-              <w:right w:type="dxa" w:w="80"/>
-            </w:tcMar>
-          </w:tcPr>
-          <w:p>
-            <w:r>
-              <w:rPr>
-                <w:rFonts w:ascii="Calibri" w:cs="Calibri" w:eastAsia="Calibri" w:hAnsi="Calibri"/>
-                <w:color w:val="000000"/>
-                <w:sz w:val="16"/>
-                <w:szCs w:val="16"/>
-              </w:rPr>
-              <w:t xml:space="preserve">Oportunamente</w:t>
-            </w:r>
-          </w:p>
-        </w:tc>
-        <w:tc>
-          <w:tcPr>
-            <w:tcW w:type="dxa" w:w="1242"/>
-            <w:tcBorders>
-              <w:top w:val="single" w:color="BFBFBF" w:sz="4"/>
-              <w:left w:val="single" w:color="BFBFBF" w:sz="4"/>
-              <w:bottom w:val="single" w:color="BFBFBF" w:sz="4"/>
-              <w:right w:val="single" w:color="BFBFBF" w:sz="4"/>
-            </w:tcBorders>
-            <w:shd w:fill="FFFFFF" w:color="auto" w:val="clear"/>
-            <w:tcMar>
-              <w:top w:type="dxa" w:w="50"/>
-              <w:left w:type="dxa" w:w="80"/>
-              <w:bottom w:type="dxa" w:w="50"/>
-              <w:right w:type="dxa" w:w="80"/>
-            </w:tcMar>
-          </w:tcPr>
-          <w:p>
-            <w:r>
-              <w:rPr>
-                <w:rFonts w:ascii="Calibri" w:cs="Calibri" w:eastAsia="Calibri" w:hAnsi="Calibri"/>
-                <w:color w:val="000000"/>
-                <w:sz w:val="16"/>
-                <w:szCs w:val="16"/>
-              </w:rPr>
-              <w:t xml:space="preserve">Rara vez</w:t>
-            </w:r>
-          </w:p>
-        </w:tc>
-        <w:tc>
-          <w:tcPr>
-            <w:tcW w:type="dxa" w:w="2395"/>
-            <w:tcBorders>
-              <w:top w:val="single" w:color="BFBFBF" w:sz="4"/>
-              <w:left w:val="single" w:color="BFBFBF" w:sz="4"/>
-              <w:bottom w:val="single" w:color="BFBFBF" w:sz="4"/>
-              <w:right w:val="single" w:color="BFBFBF" w:sz="4"/>
-            </w:tcBorders>
-            <w:shd w:fill="FFFFFF" w:color="auto" w:val="clear"/>
-            <w:tcMar>
-              <w:top w:type="dxa" w:w="50"/>
-              <w:left w:type="dxa" w:w="80"/>
-              <w:bottom w:type="dxa" w:w="50"/>
-              <w:right w:type="dxa" w:w="80"/>
-            </w:tcMar>
-          </w:tcPr>
-          <w:p>
-            <w:r>
-              <w:rPr>
-                <w:rFonts w:ascii="Calibri" w:cs="Calibri" w:eastAsia="Calibri" w:hAnsi="Calibri"/>
-                <w:color w:val="000000"/>
-                <w:sz w:val="16"/>
-                <w:szCs w:val="16"/>
-              </w:rPr>
-              <w:t xml:space="preserve">Fácil</w:t>
-            </w:r>
-          </w:p>
-        </w:tc>
-        <w:tc>
-          <w:tcPr>
-            <w:tcW w:type="dxa" w:w="2130"/>
-            <w:tcBorders>
-              <w:top w:val="single" w:color="BFBFBF" w:sz="4"/>
-              <w:left w:val="single" w:color="BFBFBF" w:sz="4"/>
-              <w:bottom w:val="single" w:color="BFBFBF" w:sz="4"/>
-              <w:right w:val="single" w:color="BFBFBF" w:sz="4"/>
-            </w:tcBorders>
-            <w:shd w:fill="FFFFFF" w:color="auto" w:val="clear"/>
-            <w:tcMar>
-              <w:top w:type="dxa" w:w="50"/>
-              <w:left w:type="dxa" w:w="80"/>
-              <w:bottom w:type="dxa" w:w="50"/>
-              <w:right w:type="dxa" w:w="80"/>
-            </w:tcMar>
-          </w:tcPr>
-          <w:p>
-            <w:r>
-              <w:rPr>
-                <w:rFonts w:ascii="Calibri" w:cs="Calibri" w:eastAsia="Calibri" w:hAnsi="Calibri"/>
-                <w:color w:val="000000"/>
-                <w:sz w:val="16"/>
-                <w:szCs w:val="16"/>
-              </w:rPr>
-              <w:t xml:space="preserve">4</w:t>
-            </w:r>
-          </w:p>
-        </w:tc>
-      </w:tr>
-      <w:tr>
-        <w:trPr>
-          <w:tblHeader w:val="false"/>
-        </w:trPr>
-        <w:tc>
-          <w:tcPr>
-            <w:tcW w:type="dxa" w:w="532"/>
-            <w:tcBorders>
-              <w:top w:val="single" w:color="BFBFBF" w:sz="4"/>
-              <w:left w:val="single" w:color="BFBFBF" w:sz="4"/>
-              <w:bottom w:val="single" w:color="BFBFBF" w:sz="4"/>
-              <w:right w:val="single" w:color="BFBFBF" w:sz="4"/>
-            </w:tcBorders>
-            <w:shd w:fill="EAF1FB" w:color="auto" w:val="clear"/>
-            <w:tcMar>
-              <w:top w:type="dxa" w:w="50"/>
-              <w:left w:type="dxa" w:w="80"/>
-              <w:bottom w:type="dxa" w:w="50"/>
-              <w:right w:type="dxa" w:w="80"/>
-            </w:tcMar>
-          </w:tcPr>
-          <w:p>
-            <w:r>
-              <w:rPr>
-                <w:rFonts w:ascii="Calibri" w:cs="Calibri" w:eastAsia="Calibri" w:hAnsi="Calibri"/>
-                <w:color w:val="000000"/>
-                <w:sz w:val="16"/>
-                <w:szCs w:val="16"/>
-              </w:rPr>
-              <w:t xml:space="preserve">12</w:t>
-            </w:r>
-          </w:p>
-        </w:tc>
-        <w:tc>
-          <w:tcPr>
-            <w:tcW w:type="dxa" w:w="1242"/>
-            <w:tcBorders>
-              <w:top w:val="single" w:color="BFBFBF" w:sz="4"/>
-              <w:left w:val="single" w:color="BFBFBF" w:sz="4"/>
-              <w:bottom w:val="single" w:color="BFBFBF" w:sz="4"/>
-              <w:right w:val="single" w:color="BFBFBF" w:sz="4"/>
-            </w:tcBorders>
-            <w:shd w:fill="EAF1FB" w:color="auto" w:val="clear"/>
-            <w:tcMar>
-              <w:top w:type="dxa" w:w="50"/>
-              <w:left w:type="dxa" w:w="80"/>
-              <w:bottom w:type="dxa" w:w="50"/>
-              <w:right w:type="dxa" w:w="80"/>
-            </w:tcMar>
-          </w:tcPr>
-          <w:p>
-            <w:r>
-              <w:rPr>
-                <w:rFonts w:ascii="Calibri" w:cs="Calibri" w:eastAsia="Calibri" w:hAnsi="Calibri"/>
-                <w:color w:val="000000"/>
-                <w:sz w:val="16"/>
-                <w:szCs w:val="16"/>
-              </w:rPr>
-              <w:t xml:space="preserve">Frecuentemente</w:t>
-            </w:r>
-          </w:p>
-        </w:tc>
-        <w:tc>
-          <w:tcPr>
-            <w:tcW w:type="dxa" w:w="2395"/>
-            <w:tcBorders>
-              <w:top w:val="single" w:color="BFBFBF" w:sz="4"/>
-              <w:left w:val="single" w:color="BFBFBF" w:sz="4"/>
-              <w:bottom w:val="single" w:color="BFBFBF" w:sz="4"/>
-              <w:right w:val="single" w:color="BFBFBF" w:sz="4"/>
-            </w:tcBorders>
-            <w:shd w:fill="EAF1FB" w:color="auto" w:val="clear"/>
-            <w:tcMar>
-              <w:top w:type="dxa" w:w="50"/>
-              <w:left w:type="dxa" w:w="80"/>
-              <w:bottom w:type="dxa" w:w="50"/>
-              <w:right w:type="dxa" w:w="80"/>
-            </w:tcMar>
-          </w:tcPr>
-          <w:p>
-            <w:r>
-              <w:rPr>
-                <w:rFonts w:ascii="Calibri" w:cs="Calibri" w:eastAsia="Calibri" w:hAnsi="Calibri"/>
-                <w:color w:val="000000"/>
-                <w:sz w:val="16"/>
-                <w:szCs w:val="16"/>
-              </w:rPr>
-              <w:t xml:space="preserve">Oportunamente</w:t>
-            </w:r>
-          </w:p>
-        </w:tc>
-        <w:tc>
-          <w:tcPr>
-            <w:tcW w:type="dxa" w:w="1242"/>
-            <w:tcBorders>
-              <w:top w:val="single" w:color="BFBFBF" w:sz="4"/>
-              <w:left w:val="single" w:color="BFBFBF" w:sz="4"/>
-              <w:bottom w:val="single" w:color="BFBFBF" w:sz="4"/>
-              <w:right w:val="single" w:color="BFBFBF" w:sz="4"/>
-            </w:tcBorders>
-            <w:shd w:fill="EAF1FB" w:color="auto" w:val="clear"/>
-            <w:tcMar>
-              <w:top w:type="dxa" w:w="50"/>
-              <w:left w:type="dxa" w:w="80"/>
-              <w:bottom w:type="dxa" w:w="50"/>
-              <w:right w:type="dxa" w:w="80"/>
-            </w:tcMar>
-          </w:tcPr>
-          <w:p>
-            <w:r>
-              <w:rPr>
-                <w:rFonts w:ascii="Calibri" w:cs="Calibri" w:eastAsia="Calibri" w:hAnsi="Calibri"/>
-                <w:color w:val="000000"/>
-                <w:sz w:val="16"/>
-                <w:szCs w:val="16"/>
-              </w:rPr>
-              <w:t xml:space="preserve">Frecuentemente</w:t>
-            </w:r>
-          </w:p>
-        </w:tc>
-        <w:tc>
-          <w:tcPr>
-            <w:tcW w:type="dxa" w:w="2395"/>
-            <w:tcBorders>
-              <w:top w:val="single" w:color="BFBFBF" w:sz="4"/>
-              <w:left w:val="single" w:color="BFBFBF" w:sz="4"/>
-              <w:bottom w:val="single" w:color="BFBFBF" w:sz="4"/>
-              <w:right w:val="single" w:color="BFBFBF" w:sz="4"/>
-            </w:tcBorders>
-            <w:shd w:fill="EAF1FB" w:color="auto" w:val="clear"/>
-            <w:tcMar>
-              <w:top w:type="dxa" w:w="50"/>
-              <w:left w:type="dxa" w:w="80"/>
-              <w:bottom w:type="dxa" w:w="50"/>
-              <w:right w:type="dxa" w:w="80"/>
-            </w:tcMar>
-          </w:tcPr>
-          <w:p>
-            <w:r>
-              <w:rPr>
-                <w:rFonts w:ascii="Calibri" w:cs="Calibri" w:eastAsia="Calibri" w:hAnsi="Calibri"/>
-                <w:color w:val="000000"/>
-                <w:sz w:val="16"/>
-                <w:szCs w:val="16"/>
-              </w:rPr>
-              <w:t xml:space="preserve">Fácil</w:t>
-            </w:r>
-          </w:p>
-        </w:tc>
-        <w:tc>
-          <w:tcPr>
-            <w:tcW w:type="dxa" w:w="2130"/>
-            <w:tcBorders>
-              <w:top w:val="single" w:color="BFBFBF" w:sz="4"/>
-              <w:left w:val="single" w:color="BFBFBF" w:sz="4"/>
-              <w:bottom w:val="single" w:color="BFBFBF" w:sz="4"/>
-              <w:right w:val="single" w:color="BFBFBF" w:sz="4"/>
-            </w:tcBorders>
-            <w:shd w:fill="EAF1FB" w:color="auto" w:val="clear"/>
-            <w:tcMar>
-              <w:top w:type="dxa" w:w="50"/>
-              <w:left w:type="dxa" w:w="80"/>
-              <w:bottom w:type="dxa" w:w="50"/>
-              <w:right w:type="dxa" w:w="80"/>
-            </w:tcMar>
-          </w:tcPr>
-          <w:p>
-            <w:r>
-              <w:rPr>
-                <w:rFonts w:ascii="Calibri" w:cs="Calibri" w:eastAsia="Calibri" w:hAnsi="Calibri"/>
-                <w:color w:val="000000"/>
-                <w:sz w:val="16"/>
-                <w:szCs w:val="16"/>
-              </w:rPr>
-              <w:t xml:space="preserve">4</w:t>
-            </w:r>
-          </w:p>
-        </w:tc>
-      </w:tr>
-      <w:tr>
-        <w:trPr>
-          <w:tblHeader w:val="false"/>
-        </w:trPr>
-        <w:tc>
-          <w:tcPr>
-            <w:tcW w:type="dxa" w:w="532"/>
-            <w:tcBorders>
-              <w:top w:val="single" w:color="BFBFBF" w:sz="4"/>
-              <w:left w:val="single" w:color="BFBFBF" w:sz="4"/>
-              <w:bottom w:val="single" w:color="BFBFBF" w:sz="4"/>
-              <w:right w:val="single" w:color="BFBFBF" w:sz="4"/>
-            </w:tcBorders>
-            <w:shd w:fill="FFFFFF" w:color="auto" w:val="clear"/>
-            <w:tcMar>
-              <w:top w:type="dxa" w:w="50"/>
-              <w:left w:type="dxa" w:w="80"/>
-              <w:bottom w:type="dxa" w:w="50"/>
-              <w:right w:type="dxa" w:w="80"/>
-            </w:tcMar>
-          </w:tcPr>
-          <w:p>
-            <w:r>
-              <w:rPr>
-                <w:rFonts w:ascii="Calibri" w:cs="Calibri" w:eastAsia="Calibri" w:hAnsi="Calibri"/>
-                <w:color w:val="000000"/>
-                <w:sz w:val="16"/>
-                <w:szCs w:val="16"/>
-              </w:rPr>
-              <w:t xml:space="preserve">13</w:t>
-            </w:r>
-          </w:p>
-        </w:tc>
-        <w:tc>
-          <w:tcPr>
-            <w:tcW w:type="dxa" w:w="1242"/>
-            <w:tcBorders>
-              <w:top w:val="single" w:color="BFBFBF" w:sz="4"/>
-              <w:left w:val="single" w:color="BFBFBF" w:sz="4"/>
-              <w:bottom w:val="single" w:color="BFBFBF" w:sz="4"/>
-              <w:right w:val="single" w:color="BFBFBF" w:sz="4"/>
-            </w:tcBorders>
-            <w:shd w:fill="FFFFFF" w:color="auto" w:val="clear"/>
-            <w:tcMar>
-              <w:top w:type="dxa" w:w="50"/>
-              <w:left w:type="dxa" w:w="80"/>
-              <w:bottom w:type="dxa" w:w="50"/>
-              <w:right w:type="dxa" w:w="80"/>
-            </w:tcMar>
-          </w:tcPr>
-          <w:p>
-            <w:r>
-              <w:rPr>
-                <w:rFonts w:ascii="Calibri" w:cs="Calibri" w:eastAsia="Calibri" w:hAnsi="Calibri"/>
-                <w:color w:val="000000"/>
-                <w:sz w:val="16"/>
-                <w:szCs w:val="16"/>
-              </w:rPr>
-              <w:t xml:space="preserve">Rara vez</w:t>
-            </w:r>
-          </w:p>
-        </w:tc>
-        <w:tc>
-          <w:tcPr>
-            <w:tcW w:type="dxa" w:w="2395"/>
-            <w:tcBorders>
-              <w:top w:val="single" w:color="BFBFBF" w:sz="4"/>
-              <w:left w:val="single" w:color="BFBFBF" w:sz="4"/>
-              <w:bottom w:val="single" w:color="BFBFBF" w:sz="4"/>
-              <w:right w:val="single" w:color="BFBFBF" w:sz="4"/>
-            </w:tcBorders>
-            <w:shd w:fill="FFFFFF" w:color="auto" w:val="clear"/>
-            <w:tcMar>
-              <w:top w:type="dxa" w:w="50"/>
-              <w:left w:type="dxa" w:w="80"/>
-              <w:bottom w:type="dxa" w:w="50"/>
-              <w:right w:type="dxa" w:w="80"/>
-            </w:tcMar>
-          </w:tcPr>
-          <w:p>
-            <w:r>
-              <w:rPr>
-                <w:rFonts w:ascii="Calibri" w:cs="Calibri" w:eastAsia="Calibri" w:hAnsi="Calibri"/>
-                <w:color w:val="000000"/>
-                <w:sz w:val="16"/>
-                <w:szCs w:val="16"/>
-              </w:rPr>
-              <w:t xml:space="preserve">Oportunamente</w:t>
-            </w:r>
-          </w:p>
-        </w:tc>
-        <w:tc>
-          <w:tcPr>
-            <w:tcW w:type="dxa" w:w="1242"/>
-            <w:tcBorders>
-              <w:top w:val="single" w:color="BFBFBF" w:sz="4"/>
-              <w:left w:val="single" w:color="BFBFBF" w:sz="4"/>
-              <w:bottom w:val="single" w:color="BFBFBF" w:sz="4"/>
-              <w:right w:val="single" w:color="BFBFBF" w:sz="4"/>
-            </w:tcBorders>
-            <w:shd w:fill="FFFFFF" w:color="auto" w:val="clear"/>
-            <w:tcMar>
-              <w:top w:type="dxa" w:w="50"/>
-              <w:left w:type="dxa" w:w="80"/>
-              <w:bottom w:type="dxa" w:w="50"/>
-              <w:right w:type="dxa" w:w="80"/>
-            </w:tcMar>
-          </w:tcPr>
-          <w:p>
-            <w:r>
-              <w:rPr>
-                <w:rFonts w:ascii="Calibri" w:cs="Calibri" w:eastAsia="Calibri" w:hAnsi="Calibri"/>
-                <w:color w:val="000000"/>
-                <w:sz w:val="16"/>
-                <w:szCs w:val="16"/>
-              </w:rPr>
-              <w:t xml:space="preserve">Frecuentemente</w:t>
-            </w:r>
-          </w:p>
-        </w:tc>
-        <w:tc>
-          <w:tcPr>
-            <w:tcW w:type="dxa" w:w="2395"/>
-            <w:tcBorders>
-              <w:top w:val="single" w:color="BFBFBF" w:sz="4"/>
-              <w:left w:val="single" w:color="BFBFBF" w:sz="4"/>
-              <w:bottom w:val="single" w:color="BFBFBF" w:sz="4"/>
-              <w:right w:val="single" w:color="BFBFBF" w:sz="4"/>
-            </w:tcBorders>
-            <w:shd w:fill="FFFFFF" w:color="auto" w:val="clear"/>
-            <w:tcMar>
-              <w:top w:type="dxa" w:w="50"/>
-              <w:left w:type="dxa" w:w="80"/>
-              <w:bottom w:type="dxa" w:w="50"/>
-              <w:right w:type="dxa" w:w="80"/>
-            </w:tcMar>
-          </w:tcPr>
-          <w:p>
-            <w:r>
-              <w:rPr>
-                <w:rFonts w:ascii="Calibri" w:cs="Calibri" w:eastAsia="Calibri" w:hAnsi="Calibri"/>
-                <w:color w:val="000000"/>
-                <w:sz w:val="16"/>
-                <w:szCs w:val="16"/>
-              </w:rPr>
-              <w:t xml:space="preserve">Regular</w:t>
-            </w:r>
-          </w:p>
-        </w:tc>
-        <w:tc>
-          <w:tcPr>
-            <w:tcW w:type="dxa" w:w="2130"/>
-            <w:tcBorders>
-              <w:top w:val="single" w:color="BFBFBF" w:sz="4"/>
-              <w:left w:val="single" w:color="BFBFBF" w:sz="4"/>
-              <w:bottom w:val="single" w:color="BFBFBF" w:sz="4"/>
-              <w:right w:val="single" w:color="BFBFBF" w:sz="4"/>
-            </w:tcBorders>
-            <w:shd w:fill="FFFFFF" w:color="auto" w:val="clear"/>
-            <w:tcMar>
-              <w:top w:type="dxa" w:w="50"/>
-              <w:left w:type="dxa" w:w="80"/>
-              <w:bottom w:type="dxa" w:w="50"/>
-              <w:right w:type="dxa" w:w="80"/>
-            </w:tcMar>
-          </w:tcPr>
-          <w:p>
-            <w:r>
-              <w:rPr>
-                <w:rFonts w:ascii="Calibri" w:cs="Calibri" w:eastAsia="Calibri" w:hAnsi="Calibri"/>
-                <w:color w:val="000000"/>
-                <w:sz w:val="16"/>
-                <w:szCs w:val="16"/>
-              </w:rPr>
-              <w:t xml:space="preserve">4</w:t>
-            </w:r>
-          </w:p>
-        </w:tc>
-      </w:tr>
-      <w:tr>
-        <w:trPr>
-          <w:tblHeader w:val="false"/>
-        </w:trPr>
-        <w:tc>
-          <w:tcPr>
-            <w:tcW w:type="dxa" w:w="532"/>
-            <w:tcBorders>
-              <w:top w:val="single" w:color="BFBFBF" w:sz="4"/>
-              <w:left w:val="single" w:color="BFBFBF" w:sz="4"/>
-              <w:bottom w:val="single" w:color="BFBFBF" w:sz="4"/>
-              <w:right w:val="single" w:color="BFBFBF" w:sz="4"/>
-            </w:tcBorders>
-            <w:shd w:fill="EAF1FB" w:color="auto" w:val="clear"/>
-            <w:tcMar>
-              <w:top w:type="dxa" w:w="50"/>
-              <w:left w:type="dxa" w:w="80"/>
-              <w:bottom w:type="dxa" w:w="50"/>
-              <w:right w:type="dxa" w:w="80"/>
-            </w:tcMar>
-          </w:tcPr>
-          <w:p>
-            <w:r>
-              <w:rPr>
-                <w:rFonts w:ascii="Calibri" w:cs="Calibri" w:eastAsia="Calibri" w:hAnsi="Calibri"/>
-                <w:color w:val="000000"/>
-                <w:sz w:val="16"/>
-                <w:szCs w:val="16"/>
-              </w:rPr>
-              <w:t xml:space="preserve">14</w:t>
-            </w:r>
-          </w:p>
-        </w:tc>
-        <w:tc>
-          <w:tcPr>
-            <w:tcW w:type="dxa" w:w="1242"/>
-            <w:tcBorders>
-              <w:top w:val="single" w:color="BFBFBF" w:sz="4"/>
-              <w:left w:val="single" w:color="BFBFBF" w:sz="4"/>
-              <w:bottom w:val="single" w:color="BFBFBF" w:sz="4"/>
-              <w:right w:val="single" w:color="BFBFBF" w:sz="4"/>
-            </w:tcBorders>
-            <w:shd w:fill="EAF1FB" w:color="auto" w:val="clear"/>
-            <w:tcMar>
-              <w:top w:type="dxa" w:w="50"/>
-              <w:left w:type="dxa" w:w="80"/>
-              <w:bottom w:type="dxa" w:w="50"/>
-              <w:right w:type="dxa" w:w="80"/>
-            </w:tcMar>
-          </w:tcPr>
-          <w:p>
-            <w:r>
-              <w:rPr>
-                <w:rFonts w:ascii="Calibri" w:cs="Calibri" w:eastAsia="Calibri" w:hAnsi="Calibri"/>
-                <w:color w:val="000000"/>
-                <w:sz w:val="16"/>
-                <w:szCs w:val="16"/>
-              </w:rPr>
-              <w:t xml:space="preserve">Rara vez</w:t>
-            </w:r>
-          </w:p>
-        </w:tc>
-        <w:tc>
-          <w:tcPr>
-            <w:tcW w:type="dxa" w:w="2395"/>
-            <w:tcBorders>
-              <w:top w:val="single" w:color="BFBFBF" w:sz="4"/>
-              <w:left w:val="single" w:color="BFBFBF" w:sz="4"/>
-              <w:bottom w:val="single" w:color="BFBFBF" w:sz="4"/>
-              <w:right w:val="single" w:color="BFBFBF" w:sz="4"/>
-            </w:tcBorders>
-            <w:shd w:fill="EAF1FB" w:color="auto" w:val="clear"/>
-            <w:tcMar>
-              <w:top w:type="dxa" w:w="50"/>
-              <w:left w:type="dxa" w:w="80"/>
-              <w:bottom w:type="dxa" w:w="50"/>
-              <w:right w:type="dxa" w:w="80"/>
-            </w:tcMar>
-          </w:tcPr>
-          <w:p>
-            <w:r>
-              <w:rPr>
-                <w:rFonts w:ascii="Calibri" w:cs="Calibri" w:eastAsia="Calibri" w:hAnsi="Calibri"/>
-                <w:color w:val="000000"/>
-                <w:sz w:val="16"/>
-                <w:szCs w:val="16"/>
-              </w:rPr>
-              <w:t xml:space="preserve">Muy oportunamente</w:t>
-            </w:r>
-          </w:p>
-        </w:tc>
-        <w:tc>
-          <w:tcPr>
-            <w:tcW w:type="dxa" w:w="1242"/>
-            <w:tcBorders>
-              <w:top w:val="single" w:color="BFBFBF" w:sz="4"/>
-              <w:left w:val="single" w:color="BFBFBF" w:sz="4"/>
-              <w:bottom w:val="single" w:color="BFBFBF" w:sz="4"/>
-              <w:right w:val="single" w:color="BFBFBF" w:sz="4"/>
-            </w:tcBorders>
-            <w:shd w:fill="EAF1FB" w:color="auto" w:val="clear"/>
-            <w:tcMar>
-              <w:top w:type="dxa" w:w="50"/>
-              <w:left w:type="dxa" w:w="80"/>
-              <w:bottom w:type="dxa" w:w="50"/>
-              <w:right w:type="dxa" w:w="80"/>
-            </w:tcMar>
-          </w:tcPr>
-          <w:p>
-            <w:r>
-              <w:rPr>
-                <w:rFonts w:ascii="Calibri" w:cs="Calibri" w:eastAsia="Calibri" w:hAnsi="Calibri"/>
-                <w:color w:val="000000"/>
-                <w:sz w:val="16"/>
-                <w:szCs w:val="16"/>
-              </w:rPr>
-              <w:t xml:space="preserve">Rara vez</w:t>
-            </w:r>
-          </w:p>
-        </w:tc>
-        <w:tc>
-          <w:tcPr>
-            <w:tcW w:type="dxa" w:w="2395"/>
-            <w:tcBorders>
-              <w:top w:val="single" w:color="BFBFBF" w:sz="4"/>
-              <w:left w:val="single" w:color="BFBFBF" w:sz="4"/>
-              <w:bottom w:val="single" w:color="BFBFBF" w:sz="4"/>
-              <w:right w:val="single" w:color="BFBFBF" w:sz="4"/>
-            </w:tcBorders>
-            <w:shd w:fill="EAF1FB" w:color="auto" w:val="clear"/>
-            <w:tcMar>
-              <w:top w:type="dxa" w:w="50"/>
-              <w:left w:type="dxa" w:w="80"/>
-              <w:bottom w:type="dxa" w:w="50"/>
-              <w:right w:type="dxa" w:w="80"/>
-            </w:tcMar>
-          </w:tcPr>
-          <w:p>
-            <w:r>
-              <w:rPr>
-                <w:rFonts w:ascii="Calibri" w:cs="Calibri" w:eastAsia="Calibri" w:hAnsi="Calibri"/>
-                <w:color w:val="000000"/>
-                <w:sz w:val="16"/>
-                <w:szCs w:val="16"/>
-              </w:rPr>
-              <w:t xml:space="preserve">Fácil</w:t>
-            </w:r>
-          </w:p>
-        </w:tc>
-        <w:tc>
-          <w:tcPr>
-            <w:tcW w:type="dxa" w:w="2130"/>
-            <w:tcBorders>
-              <w:top w:val="single" w:color="BFBFBF" w:sz="4"/>
-              <w:left w:val="single" w:color="BFBFBF" w:sz="4"/>
-              <w:bottom w:val="single" w:color="BFBFBF" w:sz="4"/>
-              <w:right w:val="single" w:color="BFBFBF" w:sz="4"/>
-            </w:tcBorders>
-            <w:shd w:fill="EAF1FB" w:color="auto" w:val="clear"/>
-            <w:tcMar>
-              <w:top w:type="dxa" w:w="50"/>
-              <w:left w:type="dxa" w:w="80"/>
-              <w:bottom w:type="dxa" w:w="50"/>
-              <w:right w:type="dxa" w:w="80"/>
-            </w:tcMar>
-          </w:tcPr>
-          <w:p>
-            <w:r>
-              <w:rPr>
-                <w:rFonts w:ascii="Calibri" w:cs="Calibri" w:eastAsia="Calibri" w:hAnsi="Calibri"/>
-                <w:color w:val="000000"/>
-                <w:sz w:val="16"/>
-                <w:szCs w:val="16"/>
-              </w:rPr>
-              <w:t xml:space="preserve">4</w:t>
-            </w:r>
-          </w:p>
-        </w:tc>
-      </w:tr>
-      <w:tr>
-        <w:trPr>
-          <w:tblHeader w:val="false"/>
-        </w:trPr>
-        <w:tc>
-          <w:tcPr>
-            <w:tcW w:type="dxa" w:w="532"/>
-            <w:tcBorders>
-              <w:top w:val="single" w:color="BFBFBF" w:sz="4"/>
-              <w:left w:val="single" w:color="BFBFBF" w:sz="4"/>
-              <w:bottom w:val="single" w:color="BFBFBF" w:sz="4"/>
-              <w:right w:val="single" w:color="BFBFBF" w:sz="4"/>
-            </w:tcBorders>
-            <w:shd w:fill="FFFFFF" w:color="auto" w:val="clear"/>
-            <w:tcMar>
-              <w:top w:type="dxa" w:w="50"/>
-              <w:left w:type="dxa" w:w="80"/>
-              <w:bottom w:type="dxa" w:w="50"/>
-              <w:right w:type="dxa" w:w="80"/>
-            </w:tcMar>
-          </w:tcPr>
-          <w:p>
-            <w:r>
-              <w:rPr>
-                <w:rFonts w:ascii="Calibri" w:cs="Calibri" w:eastAsia="Calibri" w:hAnsi="Calibri"/>
-                <w:color w:val="000000"/>
-                <w:sz w:val="16"/>
-                <w:szCs w:val="16"/>
-              </w:rPr>
-              <w:t xml:space="preserve">15</w:t>
-            </w:r>
-          </w:p>
-        </w:tc>
-        <w:tc>
-          <w:tcPr>
-            <w:tcW w:type="dxa" w:w="1242"/>
-            <w:tcBorders>
-              <w:top w:val="single" w:color="BFBFBF" w:sz="4"/>
-              <w:left w:val="single" w:color="BFBFBF" w:sz="4"/>
-              <w:bottom w:val="single" w:color="BFBFBF" w:sz="4"/>
-              <w:right w:val="single" w:color="BFBFBF" w:sz="4"/>
-            </w:tcBorders>
-            <w:shd w:fill="FFFFFF" w:color="auto" w:val="clear"/>
-            <w:tcMar>
-              <w:top w:type="dxa" w:w="50"/>
-              <w:left w:type="dxa" w:w="80"/>
-              <w:bottom w:type="dxa" w:w="50"/>
-              <w:right w:type="dxa" w:w="80"/>
-            </w:tcMar>
-          </w:tcPr>
-          <w:p>
-            <w:r>
-              <w:rPr>
-                <w:rFonts w:ascii="Calibri" w:cs="Calibri" w:eastAsia="Calibri" w:hAnsi="Calibri"/>
-                <w:color w:val="000000"/>
-                <w:sz w:val="16"/>
-                <w:szCs w:val="16"/>
-              </w:rPr>
-              <w:t xml:space="preserve">Algunas veces</w:t>
-            </w:r>
-          </w:p>
-        </w:tc>
-        <w:tc>
-          <w:tcPr>
-            <w:tcW w:type="dxa" w:w="2395"/>
-            <w:tcBorders>
-              <w:top w:val="single" w:color="BFBFBF" w:sz="4"/>
-              <w:left w:val="single" w:color="BFBFBF" w:sz="4"/>
-              <w:bottom w:val="single" w:color="BFBFBF" w:sz="4"/>
-              <w:right w:val="single" w:color="BFBFBF" w:sz="4"/>
-            </w:tcBorders>
-            <w:shd w:fill="FFFFFF" w:color="auto" w:val="clear"/>
-            <w:tcMar>
-              <w:top w:type="dxa" w:w="50"/>
-              <w:left w:type="dxa" w:w="80"/>
-              <w:bottom w:type="dxa" w:w="50"/>
-              <w:right w:type="dxa" w:w="80"/>
-            </w:tcMar>
-          </w:tcPr>
-          <w:p>
-            <w:r>
-              <w:rPr>
-                <w:rFonts w:ascii="Calibri" w:cs="Calibri" w:eastAsia="Calibri" w:hAnsi="Calibri"/>
-                <w:color w:val="000000"/>
-                <w:sz w:val="16"/>
-                <w:szCs w:val="16"/>
-              </w:rPr>
-              <w:t xml:space="preserve">Oportunamente</w:t>
-            </w:r>
-          </w:p>
-        </w:tc>
-        <w:tc>
-          <w:tcPr>
-            <w:tcW w:type="dxa" w:w="1242"/>
-            <w:tcBorders>
-              <w:top w:val="single" w:color="BFBFBF" w:sz="4"/>
-              <w:left w:val="single" w:color="BFBFBF" w:sz="4"/>
-              <w:bottom w:val="single" w:color="BFBFBF" w:sz="4"/>
-              <w:right w:val="single" w:color="BFBFBF" w:sz="4"/>
-            </w:tcBorders>
-            <w:shd w:fill="FFFFFF" w:color="auto" w:val="clear"/>
-            <w:tcMar>
-              <w:top w:type="dxa" w:w="50"/>
-              <w:left w:type="dxa" w:w="80"/>
-              <w:bottom w:type="dxa" w:w="50"/>
-              <w:right w:type="dxa" w:w="80"/>
-            </w:tcMar>
-          </w:tcPr>
-          <w:p>
-            <w:r>
-              <w:rPr>
-                <w:rFonts w:ascii="Calibri" w:cs="Calibri" w:eastAsia="Calibri" w:hAnsi="Calibri"/>
-                <w:color w:val="000000"/>
-                <w:sz w:val="16"/>
-                <w:szCs w:val="16"/>
-              </w:rPr>
-              <w:t xml:space="preserve">Frecuentemente</w:t>
-            </w:r>
-          </w:p>
-        </w:tc>
-        <w:tc>
-          <w:tcPr>
-            <w:tcW w:type="dxa" w:w="2395"/>
-            <w:tcBorders>
-              <w:top w:val="single" w:color="BFBFBF" w:sz="4"/>
-              <w:left w:val="single" w:color="BFBFBF" w:sz="4"/>
-              <w:bottom w:val="single" w:color="BFBFBF" w:sz="4"/>
-              <w:right w:val="single" w:color="BFBFBF" w:sz="4"/>
-            </w:tcBorders>
-            <w:shd w:fill="FFFFFF" w:color="auto" w:val="clear"/>
-            <w:tcMar>
-              <w:top w:type="dxa" w:w="50"/>
-              <w:left w:type="dxa" w:w="80"/>
-              <w:bottom w:type="dxa" w:w="50"/>
-              <w:right w:type="dxa" w:w="80"/>
-            </w:tcMar>
-          </w:tcPr>
-          <w:p>
-            <w:r>
-              <w:rPr>
-                <w:rFonts w:ascii="Calibri" w:cs="Calibri" w:eastAsia="Calibri" w:hAnsi="Calibri"/>
-                <w:color w:val="000000"/>
-                <w:sz w:val="16"/>
-                <w:szCs w:val="16"/>
-              </w:rPr>
-              <w:t xml:space="preserve">Regular</w:t>
-            </w:r>
-          </w:p>
-        </w:tc>
-        <w:tc>
-          <w:tcPr>
-            <w:tcW w:type="dxa" w:w="2130"/>
-            <w:tcBorders>
-              <w:top w:val="single" w:color="BFBFBF" w:sz="4"/>
-              <w:left w:val="single" w:color="BFBFBF" w:sz="4"/>
-              <w:bottom w:val="single" w:color="BFBFBF" w:sz="4"/>
-              <w:right w:val="single" w:color="BFBFBF" w:sz="4"/>
-            </w:tcBorders>
-            <w:shd w:fill="FFFFFF" w:color="auto" w:val="clear"/>
-            <w:tcMar>
-              <w:top w:type="dxa" w:w="50"/>
-              <w:left w:type="dxa" w:w="80"/>
-              <w:bottom w:type="dxa" w:w="50"/>
-              <w:right w:type="dxa" w:w="80"/>
-            </w:tcMar>
-          </w:tcPr>
-          <w:p>
-            <w:r>
-              <w:rPr>
-                <w:rFonts w:ascii="Calibri" w:cs="Calibri" w:eastAsia="Calibri" w:hAnsi="Calibri"/>
-                <w:color w:val="000000"/>
-                <w:sz w:val="16"/>
-                <w:szCs w:val="16"/>
-              </w:rPr>
-              <w:t xml:space="preserve">4</w:t>
-            </w:r>
-          </w:p>
-        </w:tc>
-      </w:tr>
-      <w:tr>
-        <w:trPr>
-          <w:tblHeader w:val="false"/>
-        </w:trPr>
-        <w:tc>
-          <w:tcPr>
-            <w:tcW w:type="dxa" w:w="532"/>
-            <w:tcBorders>
-              <w:top w:val="single" w:color="BFBFBF" w:sz="4"/>
-              <w:left w:val="single" w:color="BFBFBF" w:sz="4"/>
-              <w:bottom w:val="single" w:color="BFBFBF" w:sz="4"/>
-              <w:right w:val="single" w:color="BFBFBF" w:sz="4"/>
-            </w:tcBorders>
-            <w:shd w:fill="EAF1FB" w:color="auto" w:val="clear"/>
-            <w:tcMar>
-              <w:top w:type="dxa" w:w="50"/>
-              <w:left w:type="dxa" w:w="80"/>
-              <w:bottom w:type="dxa" w:w="50"/>
-              <w:right w:type="dxa" w:w="80"/>
-            </w:tcMar>
-          </w:tcPr>
-          <w:p>
-            <w:r>
-              <w:rPr>
-                <w:rFonts w:ascii="Calibri" w:cs="Calibri" w:eastAsia="Calibri" w:hAnsi="Calibri"/>
-                <w:color w:val="000000"/>
-                <w:sz w:val="16"/>
-                <w:szCs w:val="16"/>
-              </w:rPr>
-              <w:t xml:space="preserve">16</w:t>
-            </w:r>
-          </w:p>
-        </w:tc>
-        <w:tc>
-          <w:tcPr>
-            <w:tcW w:type="dxa" w:w="1242"/>
-            <w:tcBorders>
-              <w:top w:val="single" w:color="BFBFBF" w:sz="4"/>
-              <w:left w:val="single" w:color="BFBFBF" w:sz="4"/>
-              <w:bottom w:val="single" w:color="BFBFBF" w:sz="4"/>
-              <w:right w:val="single" w:color="BFBFBF" w:sz="4"/>
-            </w:tcBorders>
-            <w:shd w:fill="EAF1FB" w:color="auto" w:val="clear"/>
-            <w:tcMar>
-              <w:top w:type="dxa" w:w="50"/>
-              <w:left w:type="dxa" w:w="80"/>
-              <w:bottom w:type="dxa" w:w="50"/>
-              <w:right w:type="dxa" w:w="80"/>
-            </w:tcMar>
-          </w:tcPr>
-          <w:p>
-            <w:r>
-              <w:rPr>
-                <w:rFonts w:ascii="Calibri" w:cs="Calibri" w:eastAsia="Calibri" w:hAnsi="Calibri"/>
-                <w:color w:val="000000"/>
-                <w:sz w:val="16"/>
-                <w:szCs w:val="16"/>
-              </w:rPr>
-              <w:t xml:space="preserve">Algunas veces</w:t>
-            </w:r>
-          </w:p>
-        </w:tc>
-        <w:tc>
-          <w:tcPr>
-            <w:tcW w:type="dxa" w:w="2395"/>
-            <w:tcBorders>
-              <w:top w:val="single" w:color="BFBFBF" w:sz="4"/>
-              <w:left w:val="single" w:color="BFBFBF" w:sz="4"/>
-              <w:bottom w:val="single" w:color="BFBFBF" w:sz="4"/>
-              <w:right w:val="single" w:color="BFBFBF" w:sz="4"/>
-            </w:tcBorders>
-            <w:shd w:fill="EAF1FB" w:color="auto" w:val="clear"/>
-            <w:tcMar>
-              <w:top w:type="dxa" w:w="50"/>
-              <w:left w:type="dxa" w:w="80"/>
-              <w:bottom w:type="dxa" w:w="50"/>
-              <w:right w:type="dxa" w:w="80"/>
-            </w:tcMar>
-          </w:tcPr>
-          <w:p>
-            <w:r>
-              <w:rPr>
-                <w:rFonts w:ascii="Calibri" w:cs="Calibri" w:eastAsia="Calibri" w:hAnsi="Calibri"/>
-                <w:color w:val="000000"/>
-                <w:sz w:val="16"/>
-                <w:szCs w:val="16"/>
-              </w:rPr>
-              <w:t xml:space="preserve">Oportunamente</w:t>
-            </w:r>
-          </w:p>
-        </w:tc>
-        <w:tc>
-          <w:tcPr>
-            <w:tcW w:type="dxa" w:w="1242"/>
-            <w:tcBorders>
-              <w:top w:val="single" w:color="BFBFBF" w:sz="4"/>
-              <w:left w:val="single" w:color="BFBFBF" w:sz="4"/>
-              <w:bottom w:val="single" w:color="BFBFBF" w:sz="4"/>
-              <w:right w:val="single" w:color="BFBFBF" w:sz="4"/>
-            </w:tcBorders>
-            <w:shd w:fill="EAF1FB" w:color="auto" w:val="clear"/>
-            <w:tcMar>
-              <w:top w:type="dxa" w:w="50"/>
-              <w:left w:type="dxa" w:w="80"/>
-              <w:bottom w:type="dxa" w:w="50"/>
-              <w:right w:type="dxa" w:w="80"/>
-            </w:tcMar>
-          </w:tcPr>
-          <w:p>
-            <w:r>
-              <w:rPr>
-                <w:rFonts w:ascii="Calibri" w:cs="Calibri" w:eastAsia="Calibri" w:hAnsi="Calibri"/>
-                <w:color w:val="000000"/>
-                <w:sz w:val="16"/>
-                <w:szCs w:val="16"/>
-              </w:rPr>
-              <w:t xml:space="preserve">Frecuentemente</w:t>
-            </w:r>
-          </w:p>
-        </w:tc>
-        <w:tc>
-          <w:tcPr>
-            <w:tcW w:type="dxa" w:w="2395"/>
-            <w:tcBorders>
-              <w:top w:val="single" w:color="BFBFBF" w:sz="4"/>
-              <w:left w:val="single" w:color="BFBFBF" w:sz="4"/>
-              <w:bottom w:val="single" w:color="BFBFBF" w:sz="4"/>
-              <w:right w:val="single" w:color="BFBFBF" w:sz="4"/>
-            </w:tcBorders>
-            <w:shd w:fill="EAF1FB" w:color="auto" w:val="clear"/>
-            <w:tcMar>
-              <w:top w:type="dxa" w:w="50"/>
-              <w:left w:type="dxa" w:w="80"/>
-              <w:bottom w:type="dxa" w:w="50"/>
-              <w:right w:type="dxa" w:w="80"/>
-            </w:tcMar>
-          </w:tcPr>
-          <w:p>
-            <w:r>
-              <w:rPr>
-                <w:rFonts w:ascii="Calibri" w:cs="Calibri" w:eastAsia="Calibri" w:hAnsi="Calibri"/>
-                <w:color w:val="000000"/>
-                <w:sz w:val="16"/>
-                <w:szCs w:val="16"/>
-              </w:rPr>
-              <w:t xml:space="preserve">Regular</w:t>
-            </w:r>
-          </w:p>
-        </w:tc>
-        <w:tc>
-          <w:tcPr>
-            <w:tcW w:type="dxa" w:w="2130"/>
-            <w:tcBorders>
-              <w:top w:val="single" w:color="BFBFBF" w:sz="4"/>
-              <w:left w:val="single" w:color="BFBFBF" w:sz="4"/>
-              <w:bottom w:val="single" w:color="BFBFBF" w:sz="4"/>
-              <w:right w:val="single" w:color="BFBFBF" w:sz="4"/>
-            </w:tcBorders>
-            <w:shd w:fill="EAF1FB" w:color="auto" w:val="clear"/>
-            <w:tcMar>
-              <w:top w:type="dxa" w:w="50"/>
-              <w:left w:type="dxa" w:w="80"/>
-              <w:bottom w:type="dxa" w:w="50"/>
-              <w:right w:type="dxa" w:w="80"/>
-            </w:tcMar>
-          </w:tcPr>
-          <w:p>
-            <w:r>
-              <w:rPr>
-                <w:rFonts w:ascii="Calibri" w:cs="Calibri" w:eastAsia="Calibri" w:hAnsi="Calibri"/>
-                <w:color w:val="000000"/>
-                <w:sz w:val="16"/>
-                <w:szCs w:val="16"/>
-              </w:rPr>
-              <w:t xml:space="preserve">4</w:t>
-            </w:r>
-          </w:p>
-        </w:tc>
-      </w:tr>
-      <w:tr>
-        <w:trPr>
-          <w:tblHeader w:val="false"/>
-        </w:trPr>
-        <w:tc>
-          <w:tcPr>
-            <w:tcW w:type="dxa" w:w="532"/>
-            <w:tcBorders>
-              <w:top w:val="single" w:color="BFBFBF" w:sz="4"/>
-              <w:left w:val="single" w:color="BFBFBF" w:sz="4"/>
-              <w:bottom w:val="single" w:color="BFBFBF" w:sz="4"/>
-              <w:right w:val="single" w:color="BFBFBF" w:sz="4"/>
-            </w:tcBorders>
-            <w:shd w:fill="FFFFFF" w:color="auto" w:val="clear"/>
-            <w:tcMar>
-              <w:top w:type="dxa" w:w="50"/>
-              <w:left w:type="dxa" w:w="80"/>
-              <w:bottom w:type="dxa" w:w="50"/>
-              <w:right w:type="dxa" w:w="80"/>
-            </w:tcMar>
-          </w:tcPr>
-          <w:p>
-            <w:r>
-              <w:rPr>
-                <w:rFonts w:ascii="Calibri" w:cs="Calibri" w:eastAsia="Calibri" w:hAnsi="Calibri"/>
-                <w:color w:val="000000"/>
-                <w:sz w:val="16"/>
-                <w:szCs w:val="16"/>
-              </w:rPr>
-              <w:t xml:space="preserve">17</w:t>
-            </w:r>
-          </w:p>
-        </w:tc>
-        <w:tc>
-          <w:tcPr>
-            <w:tcW w:type="dxa" w:w="1242"/>
-            <w:tcBorders>
-              <w:top w:val="single" w:color="BFBFBF" w:sz="4"/>
-              <w:left w:val="single" w:color="BFBFBF" w:sz="4"/>
-              <w:bottom w:val="single" w:color="BFBFBF" w:sz="4"/>
-              <w:right w:val="single" w:color="BFBFBF" w:sz="4"/>
-            </w:tcBorders>
-            <w:shd w:fill="FFFFFF" w:color="auto" w:val="clear"/>
-            <w:tcMar>
-              <w:top w:type="dxa" w:w="50"/>
-              <w:left w:type="dxa" w:w="80"/>
-              <w:bottom w:type="dxa" w:w="50"/>
-              <w:right w:type="dxa" w:w="80"/>
-            </w:tcMar>
-          </w:tcPr>
-          <w:p>
-            <w:r>
-              <w:rPr>
-                <w:rFonts w:ascii="Calibri" w:cs="Calibri" w:eastAsia="Calibri" w:hAnsi="Calibri"/>
-                <w:color w:val="000000"/>
-                <w:sz w:val="16"/>
-                <w:szCs w:val="16"/>
-              </w:rPr>
-              <w:t xml:space="preserve">Algunas veces</w:t>
-            </w:r>
-          </w:p>
-        </w:tc>
-        <w:tc>
-          <w:tcPr>
-            <w:tcW w:type="dxa" w:w="2395"/>
-            <w:tcBorders>
-              <w:top w:val="single" w:color="BFBFBF" w:sz="4"/>
-              <w:left w:val="single" w:color="BFBFBF" w:sz="4"/>
-              <w:bottom w:val="single" w:color="BFBFBF" w:sz="4"/>
-              <w:right w:val="single" w:color="BFBFBF" w:sz="4"/>
-            </w:tcBorders>
-            <w:shd w:fill="FFFFFF" w:color="auto" w:val="clear"/>
-            <w:tcMar>
-              <w:top w:type="dxa" w:w="50"/>
-              <w:left w:type="dxa" w:w="80"/>
-              <w:bottom w:type="dxa" w:w="50"/>
-              <w:right w:type="dxa" w:w="80"/>
-            </w:tcMar>
-          </w:tcPr>
-          <w:p>
-            <w:r>
-              <w:rPr>
-                <w:rFonts w:ascii="Calibri" w:cs="Calibri" w:eastAsia="Calibri" w:hAnsi="Calibri"/>
-                <w:color w:val="000000"/>
-                <w:sz w:val="16"/>
-                <w:szCs w:val="16"/>
-              </w:rPr>
-              <w:t xml:space="preserve">Oportunamente</w:t>
-            </w:r>
-          </w:p>
-        </w:tc>
-        <w:tc>
-          <w:tcPr>
-            <w:tcW w:type="dxa" w:w="1242"/>
-            <w:tcBorders>
-              <w:top w:val="single" w:color="BFBFBF" w:sz="4"/>
-              <w:left w:val="single" w:color="BFBFBF" w:sz="4"/>
-              <w:bottom w:val="single" w:color="BFBFBF" w:sz="4"/>
-              <w:right w:val="single" w:color="BFBFBF" w:sz="4"/>
-            </w:tcBorders>
-            <w:shd w:fill="FFFFFF" w:color="auto" w:val="clear"/>
-            <w:tcMar>
-              <w:top w:type="dxa" w:w="50"/>
-              <w:left w:type="dxa" w:w="80"/>
-              <w:bottom w:type="dxa" w:w="50"/>
-              <w:right w:type="dxa" w:w="80"/>
-            </w:tcMar>
-          </w:tcPr>
-          <w:p>
-            <w:r>
-              <w:rPr>
-                <w:rFonts w:ascii="Calibri" w:cs="Calibri" w:eastAsia="Calibri" w:hAnsi="Calibri"/>
-                <w:color w:val="000000"/>
-                <w:sz w:val="16"/>
-                <w:szCs w:val="16"/>
-              </w:rPr>
-              <w:t xml:space="preserve">Rara vez</w:t>
-            </w:r>
-          </w:p>
-        </w:tc>
-        <w:tc>
-          <w:tcPr>
-            <w:tcW w:type="dxa" w:w="2395"/>
-            <w:tcBorders>
-              <w:top w:val="single" w:color="BFBFBF" w:sz="4"/>
-              <w:left w:val="single" w:color="BFBFBF" w:sz="4"/>
-              <w:bottom w:val="single" w:color="BFBFBF" w:sz="4"/>
-              <w:right w:val="single" w:color="BFBFBF" w:sz="4"/>
-            </w:tcBorders>
-            <w:shd w:fill="FFFFFF" w:color="auto" w:val="clear"/>
-            <w:tcMar>
-              <w:top w:type="dxa" w:w="50"/>
-              <w:left w:type="dxa" w:w="80"/>
-              <w:bottom w:type="dxa" w:w="50"/>
-              <w:right w:type="dxa" w:w="80"/>
-            </w:tcMar>
-          </w:tcPr>
-          <w:p>
-            <w:r>
-              <w:rPr>
-                <w:rFonts w:ascii="Calibri" w:cs="Calibri" w:eastAsia="Calibri" w:hAnsi="Calibri"/>
-                <w:color w:val="000000"/>
-                <w:sz w:val="16"/>
-                <w:szCs w:val="16"/>
-              </w:rPr>
-              <w:t xml:space="preserve">Difícil</w:t>
-            </w:r>
-          </w:p>
-        </w:tc>
-        <w:tc>
-          <w:tcPr>
-            <w:tcW w:type="dxa" w:w="2130"/>
-            <w:tcBorders>
-              <w:top w:val="single" w:color="BFBFBF" w:sz="4"/>
-              <w:left w:val="single" w:color="BFBFBF" w:sz="4"/>
-              <w:bottom w:val="single" w:color="BFBFBF" w:sz="4"/>
-              <w:right w:val="single" w:color="BFBFBF" w:sz="4"/>
-            </w:tcBorders>
-            <w:shd w:fill="FFFFFF" w:color="auto" w:val="clear"/>
-            <w:tcMar>
-              <w:top w:type="dxa" w:w="50"/>
-              <w:left w:type="dxa" w:w="80"/>
-              <w:bottom w:type="dxa" w:w="50"/>
-              <w:right w:type="dxa" w:w="80"/>
-            </w:tcMar>
-          </w:tcPr>
-          <w:p>
-            <w:r>
-              <w:rPr>
-                <w:rFonts w:ascii="Calibri" w:cs="Calibri" w:eastAsia="Calibri" w:hAnsi="Calibri"/>
-                <w:color w:val="000000"/>
-                <w:sz w:val="16"/>
-                <w:szCs w:val="16"/>
-              </w:rPr>
-              <w:t xml:space="preserve">4</w:t>
+            <w:tcW w:type="dxa" w:w="5852"/>
+            <w:tcBorders>
+              <w:top w:val="single" w:color="BFBFBF" w:sz="4"/>
+              <w:left w:val="single" w:color="BFBFBF" w:sz="4"/>
+              <w:bottom w:val="single" w:color="BFBFBF" w:sz="4"/>
+              <w:right w:val="single" w:color="BFBFBF" w:sz="4"/>
+            </w:tcBorders>
+            <w:shd w:fill="EAF1FB" w:color="auto" w:val="clear"/>
+            <w:tcMar>
+              <w:top w:type="dxa" w:w="50"/>
+              <w:left w:type="dxa" w:w="80"/>
+              <w:bottom w:type="dxa" w:w="50"/>
+              <w:right w:type="dxa" w:w="80"/>
+            </w:tcMar>
+          </w:tcPr>
+          <w:p>
+            <w:r>
+              <w:rPr>
+                <w:rFonts w:ascii="Calibri" w:cs="Calibri" w:eastAsia="Calibri" w:hAnsi="Calibri"/>
+                <w:color w:val="000000"/>
+                <w:sz w:val="19"/>
+                <w:szCs w:val="19"/>
+              </w:rPr>
+              <w:t xml:space="preserve">Primer informe de avance</w:t>
+            </w:r>
+          </w:p>
+        </w:tc>
+        <w:tc>
+          <w:tcPr>
+            <w:tcW w:type="dxa" w:w="4084"/>
+            <w:tcBorders>
+              <w:top w:val="single" w:color="BFBFBF" w:sz="4"/>
+              <w:left w:val="single" w:color="BFBFBF" w:sz="4"/>
+              <w:bottom w:val="single" w:color="BFBFBF" w:sz="4"/>
+              <w:right w:val="single" w:color="BFBFBF" w:sz="4"/>
+            </w:tcBorders>
+            <w:shd w:fill="EAF1FB" w:color="auto" w:val="clear"/>
+            <w:tcMar>
+              <w:top w:type="dxa" w:w="50"/>
+              <w:left w:type="dxa" w:w="80"/>
+              <w:bottom w:type="dxa" w:w="50"/>
+              <w:right w:type="dxa" w:w="80"/>
+            </w:tcMar>
+          </w:tcPr>
+          <w:p>
+            <w:r>
+              <w:rPr>
+                <w:rFonts w:ascii="Calibri" w:cs="Calibri" w:eastAsia="Calibri" w:hAnsi="Calibri"/>
+                <w:color w:val="000000"/>
+                <w:sz w:val="19"/>
+                <w:szCs w:val="19"/>
+              </w:rPr>
+              <w:t xml:space="preserve">Viernes 30 de octubre de 2026</w:t>
             </w:r>
           </w:p>
         </w:tc>
@@ -8971,6 +6701,15 @@
       <w:pPr>
         <w:spacing w:after="80"/>
       </w:pPr>
+    </w:p>
+    <w:p>
+      <w:pPr>
+        <w:spacing w:after="160"/>
+        <w:jc w:val="both"/>
+      </w:pPr>
+      <w:r>
+        <w:t xml:space="preserve">Comedica dará seguimiento a estos compromisos, y los resultados serán considerados en la próxima evaluación del servicio.</w:t>
+      </w:r>
     </w:p>
     <w:p>
       <w:pPr>
@@ -8985,7 +6724,7 @@
         <w:pStyle w:val="Heading1"/>
       </w:pPr>
       <w:r>
-        <w:t xml:space="preserve">4. PRINCIPALES HALLAZGOS Y PROBLEMÁTICAS REPORTADAS</w:t>
+        <w:t xml:space="preserve">6. PUNTOS PARA EL EQUIPO DIRECTIVO DE COMEDICA</w:t>
       </w:r>
     </w:p>
     <w:p>
@@ -8994,1068 +6733,7 @@
         <w:jc w:val="both"/>
       </w:pPr>
       <w:r>
-        <w:t xml:space="preserve">De las 17 respuestas abiertas (columna L: "¿Qué problemas, inconvenientes o situaciones relacionadas con el procesamiento de tarjetas de crédito considera que deberían mejorarse?"), 14 contienen observaciones de mejora y 3 son neutrales o positivas ("Todo bien", "sin inconvenientes", "n/a / siempre recibo ayuda"). Las observaciones se agrupan en las siguientes categorías:</w:t>
-      </w:r>
-    </w:p>
-    <w:p>
-      <w:pPr>
-        <w:pStyle w:val="Heading2"/>
-      </w:pPr>
-      <w:r>
-        <w:t xml:space="preserve">4.1 Fallas en el procesamiento de reversas y plásticos</w:t>
-      </w:r>
-    </w:p>
-    <w:p>
-      <w:pPr>
-        <w:pStyle w:val="ListParagraph"/>
-        <w:numPr>
-          <w:ilvl w:val="0"/>
-          <w:numId w:val="2"/>
-        </w:numPr>
-        <w:spacing w:after="80"/>
-      </w:pPr>
-      <w:r>
-        <w:rPr>
-          <w:b/>
-          <w:bCs/>
-        </w:rPr>
-        <w:t xml:space="preserve">Reversas (ID 1, 14):</w:t>
-      </w:r>
-      <w:r>
-        <w:t xml:space="preserve"> se reportan inconsistencias en la comunicación con la plataforma de Evertec respecto a los montos de reversas, casos en los que Evertec no acepta la reversa aunque en el sistema interno sí se registra, así como problemas generales con las reversas de transacciones.</w:t>
-      </w:r>
-    </w:p>
-    <w:p>
-      <w:pPr>
-        <w:pStyle w:val="ListParagraph"/>
-        <w:numPr>
-          <w:ilvl w:val="0"/>
-          <w:numId w:val="2"/>
-        </w:numPr>
-        <w:spacing w:after="80"/>
-      </w:pPr>
-      <w:r>
-        <w:rPr>
-          <w:b/>
-          <w:bCs/>
-        </w:rPr>
-        <w:t xml:space="preserve">Duplicidad de pagos (ID 10):</w:t>
-      </w:r>
-      <w:r>
-        <w:t xml:space="preserve"> ante caídas de sistema, los pagos se registran en SISCARD pero no aparecen procesados en el sistema de Comedica, generando duplicidades y descuadres.</w:t>
-      </w:r>
-    </w:p>
-    <w:p>
-      <w:pPr>
-        <w:pStyle w:val="ListParagraph"/>
-        <w:numPr>
-          <w:ilvl w:val="0"/>
-          <w:numId w:val="2"/>
-        </w:numPr>
-        <w:spacing w:after="80"/>
-      </w:pPr>
-      <w:r>
-        <w:rPr>
-          <w:b/>
-          <w:bCs/>
-        </w:rPr>
-        <w:t xml:space="preserve">Plásticos defectuosos (ID 5):</w:t>
-      </w:r>
-      <w:r>
-        <w:t xml:space="preserve"> los asociados reportan que los plásticos presentan fallas al momento de realizar compras, lo que obliga a reposiciones muy frecuentes; además, el proceso de reposición se califica como "muy tardado".</w:t>
-      </w:r>
-    </w:p>
-    <w:p>
-      <w:pPr>
-        <w:pStyle w:val="ListParagraph"/>
-        <w:numPr>
-          <w:ilvl w:val="0"/>
-          <w:numId w:val="2"/>
-        </w:numPr>
-        <w:spacing w:after="80"/>
-      </w:pPr>
-      <w:r>
-        <w:rPr>
-          <w:b/>
-          <w:bCs/>
-        </w:rPr>
-        <w:t xml:space="preserve">Gestión de claves (ID 4):</w:t>
-      </w:r>
-      <w:r>
-        <w:t xml:space="preserve"> se solicita que el restablecimiento de la clave olvidada por el personal de caja sea resuelto con mayor agilidad por Evertec.</w:t>
-      </w:r>
-    </w:p>
-    <w:p>
-      <w:pPr>
-        <w:spacing w:after="160"/>
-        <w:jc w:val="both"/>
-      </w:pPr>
-      <w:r>
-        <w:rPr>
-          <w:i/>
-          <w:iCs/>
-        </w:rPr>
-        <w:t xml:space="preserve">Impacto:</w:t>
-      </w:r>
-      <w:r>
-        <w:t xml:space="preserve"> riesgo operativo (descuadres contables y conciliaciones), costos de reemisión de plásticos y deterioro de la experiencia del asociado.</w:t>
-      </w:r>
-    </w:p>
-    <w:p>
-      <w:pPr>
-        <w:pStyle w:val="Heading2"/>
-      </w:pPr>
-      <w:r>
-        <w:t xml:space="preserve">4.2 Falta de claridad en abonos y notas de crédito</w:t>
-      </w:r>
-    </w:p>
-    <w:p>
-      <w:pPr>
-        <w:pStyle w:val="ListParagraph"/>
-        <w:numPr>
-          <w:ilvl w:val="0"/>
-          <w:numId w:val="2"/>
-        </w:numPr>
-        <w:spacing w:after="80"/>
-      </w:pPr>
-      <w:r>
-        <w:rPr>
-          <w:b/>
-          <w:bCs/>
-        </w:rPr>
-        <w:t xml:space="preserve">ID 6:</w:t>
-      </w:r>
-      <w:r>
-        <w:t xml:space="preserve"> los abonos derivados de beneficios otorgados se registran únicamente bajo el concepto genérico de "Nota de Crédito", lo que genera confusión en los asociados al no poder identificar el origen del descuento recibido. Se sugiere una descripción más detallada en el estado de cuenta.</w:t>
-      </w:r>
-    </w:p>
-    <w:p>
-      <w:pPr>
-        <w:spacing w:after="160"/>
-        <w:jc w:val="both"/>
-      </w:pPr>
-      <w:r>
-        <w:rPr>
-          <w:i/>
-          <w:iCs/>
-        </w:rPr>
-        <w:t xml:space="preserve">Impacto:</w:t>
-      </w:r>
-      <w:r>
-        <w:t xml:space="preserve"> incremento de consultas y reclamos en agencia, y percepción de falta de transparencia.</w:t>
-      </w:r>
-    </w:p>
-    <w:p>
-      <w:pPr>
-        <w:pStyle w:val="Heading2"/>
-      </w:pPr>
-      <w:r>
-        <w:t xml:space="preserve">4.3 Inestabilidad del sistema y tiempos de respuesta de Evertec</w:t>
-      </w:r>
-    </w:p>
-    <w:p>
-      <w:pPr>
-        <w:pStyle w:val="ListParagraph"/>
-        <w:numPr>
-          <w:ilvl w:val="0"/>
-          <w:numId w:val="2"/>
-        </w:numPr>
-        <w:spacing w:after="80"/>
-      </w:pPr>
-      <w:r>
-        <w:rPr>
-          <w:b/>
-          <w:bCs/>
-        </w:rPr>
-        <w:t xml:space="preserve">Conectividad (ID 2, 7):</w:t>
-      </w:r>
-      <w:r>
-        <w:t xml:space="preserve"> se reportan fallas intermitentes en la conexión y en la comunicación con la plataforma de Evertec.</w:t>
-      </w:r>
-    </w:p>
-    <w:p>
-      <w:pPr>
-        <w:pStyle w:val="ListParagraph"/>
-        <w:numPr>
-          <w:ilvl w:val="0"/>
-          <w:numId w:val="2"/>
-        </w:numPr>
-        <w:spacing w:after="80"/>
-      </w:pPr>
-      <w:r>
-        <w:rPr>
-          <w:b/>
-          <w:bCs/>
-        </w:rPr>
-        <w:t xml:space="preserve">Caídas de sistema (ID 8, 10):</w:t>
-      </w:r>
-      <w:r>
-        <w:t xml:space="preserve"> las caídas no siempre se resuelven con prontitud y se reportan demoras en los tiempos de respuesta en fechas de pago.</w:t>
-      </w:r>
-    </w:p>
-    <w:p>
-      <w:pPr>
-        <w:pStyle w:val="ListParagraph"/>
-        <w:numPr>
-          <w:ilvl w:val="0"/>
-          <w:numId w:val="2"/>
-        </w:numPr>
-        <w:spacing w:after="80"/>
-      </w:pPr>
-      <w:r>
-        <w:rPr>
-          <w:b/>
-          <w:bCs/>
-        </w:rPr>
-        <w:t xml:space="preserve">Rendimiento de la plataforma (ID 11, 12):</w:t>
-      </w:r>
-      <w:r>
-        <w:t xml:space="preserve"> lentitud al cambiar de pantalla o seleccionar opciones dentro del sistema, y demoras en la aplicación de compras en flotantes, tanto de tarjeta de crédito como de débito.</w:t>
-      </w:r>
-    </w:p>
-    <w:p>
-      <w:pPr>
-        <w:spacing w:after="160"/>
-        <w:jc w:val="both"/>
-      </w:pPr>
-      <w:r>
-        <w:rPr>
-          <w:i/>
-          <w:iCs/>
-        </w:rPr>
-        <w:t xml:space="preserve">Impacto:</w:t>
-      </w:r>
-      <w:r>
-        <w:t xml:space="preserve"> es la categoría con mayor número de menciones (6 de 17 colaboradores); afecta directamente la continuidad del servicio en picos de demanda y es coherente con que el 41.2 % reporte incidencias con frecuencia.</w:t>
-      </w:r>
-    </w:p>
-    <w:p>
-      <w:pPr>
-        <w:pStyle w:val="Heading2"/>
-      </w:pPr>
-      <w:r>
-        <w:t xml:space="preserve">4.4 Tiempos de entrega y acreditación de promociones</w:t>
-      </w:r>
-    </w:p>
-    <w:p>
-      <w:pPr>
-        <w:pStyle w:val="ListParagraph"/>
-        <w:numPr>
-          <w:ilvl w:val="0"/>
-          <w:numId w:val="2"/>
-        </w:numPr>
-        <w:spacing w:after="80"/>
-      </w:pPr>
-      <w:r>
-        <w:rPr>
-          <w:b/>
-          <w:bCs/>
-        </w:rPr>
-        <w:t xml:space="preserve">ID 9:</w:t>
-      </w:r>
-      <w:r>
-        <w:t xml:space="preserve"> se señalan tiempos de resolución extensos, tiempos de entrega prolongados, y retrasos en la acreditación de puntos por promociones fuera de las fechas correspondientes. Adicionalmente, se propone implementar aprobaciones automáticas para asociados calificados con menores requerimientos de documentación.</w:t>
-      </w:r>
-    </w:p>
-    <w:p>
-      <w:pPr>
-        <w:spacing w:after="160"/>
-        <w:jc w:val="both"/>
-      </w:pPr>
-      <w:r>
-        <w:rPr>
-          <w:i/>
-          <w:iCs/>
-        </w:rPr>
-        <w:t xml:space="preserve">Impacto:</w:t>
-      </w:r>
-      <w:r>
-        <w:t xml:space="preserve"> afecta la propuesta de valor comercial de la tarjeta y la competitividad del producto.</w:t>
-      </w:r>
-    </w:p>
-    <w:p>
-      <w:pPr>
-        <w:pStyle w:val="Heading2"/>
-      </w:pPr>
-      <w:r>
-        <w:t xml:space="preserve">4.5 Gestión de reclamos, contracargos y fraude</w:t>
-      </w:r>
-    </w:p>
-    <w:p>
-      <w:pPr>
-        <w:pStyle w:val="ListParagraph"/>
-        <w:numPr>
-          <w:ilvl w:val="0"/>
-          <w:numId w:val="2"/>
-        </w:numPr>
-        <w:spacing w:after="80"/>
-      </w:pPr>
-      <w:r>
-        <w:rPr>
-          <w:b/>
-          <w:bCs/>
-        </w:rPr>
-        <w:t xml:space="preserve">ID 15:</w:t>
-      </w:r>
-      <w:r>
-        <w:t xml:space="preserve"> se solicita que los reclamos por contracargos sean atendidos exclusivamente por el Departamento de Tarjetas, que dicho departamento atienda todo tipo de consultas sin delegarlas a otras áreas, y que el personal de caja tenga acceso a consultar el saldo de tarjetas adicionales.</w:t>
-      </w:r>
-    </w:p>
-    <w:p>
-      <w:pPr>
-        <w:pStyle w:val="ListParagraph"/>
-        <w:numPr>
-          <w:ilvl w:val="0"/>
-          <w:numId w:val="2"/>
-        </w:numPr>
-        <w:spacing w:after="80"/>
-      </w:pPr>
-      <w:r>
-        <w:rPr>
-          <w:b/>
-          <w:bCs/>
-        </w:rPr>
-        <w:t xml:space="preserve">ID 17:</w:t>
-      </w:r>
-      <w:r>
-        <w:t xml:space="preserve"> se reporta la problemática del fraude con tarjetas y el proceso de reporte de compras fraudulentas; es el único colaborador que califica la resolución como "Difícil".</w:t>
-      </w:r>
-    </w:p>
-    <w:p>
-      <w:pPr>
-        <w:spacing w:after="160"/>
-        <w:jc w:val="both"/>
-      </w:pPr>
-      <w:r>
-        <w:rPr>
-          <w:i/>
-          <w:iCs/>
-        </w:rPr>
-        <w:t xml:space="preserve">Impacto:</w:t>
-      </w:r>
-      <w:r>
-        <w:t xml:space="preserve"> riesgo de fraude, riesgo reputacional y tiempos de atención extendidos por la dispersión de responsabilidades internas.</w:t>
-      </w:r>
-    </w:p>
-    <w:p>
-      <w:pPr>
-        <w:pStyle w:val="Heading2"/>
-      </w:pPr>
-      <w:r>
-        <w:t xml:space="preserve">4.6 Síntesis de frecuencia de menciones</w:t>
-      </w:r>
-    </w:p>
-    <w:tbl>
-      <w:tblPr>
-        <w:tblW w:type="dxa" w:w="9936"/>
-        <w:tblBorders>
-          <w:top w:val="single" w:color="auto" w:sz="4"/>
-          <w:left w:val="single" w:color="auto" w:sz="4"/>
-          <w:bottom w:val="single" w:color="auto" w:sz="4"/>
-          <w:right w:val="single" w:color="auto" w:sz="4"/>
-          <w:insideH w:val="single" w:color="auto" w:sz="4"/>
-          <w:insideV w:val="single" w:color="auto" w:sz="4"/>
-        </w:tblBorders>
-      </w:tblPr>
-      <w:tblGrid>
-        <w:gridCol w:w="6124"/>
-        <w:gridCol w:w="2586"/>
-        <w:gridCol w:w="1226"/>
-      </w:tblGrid>
-      <w:tr>
-        <w:trPr>
-          <w:tblHeader/>
-        </w:trPr>
-        <w:tc>
-          <w:tcPr>
-            <w:tcW w:type="dxa" w:w="6124"/>
-            <w:tcBorders>
-              <w:top w:val="single" w:color="BFBFBF" w:sz="4"/>
-              <w:left w:val="single" w:color="BFBFBF" w:sz="4"/>
-              <w:bottom w:val="single" w:color="BFBFBF" w:sz="4"/>
-              <w:right w:val="single" w:color="BFBFBF" w:sz="4"/>
-            </w:tcBorders>
-            <w:shd w:fill="1F3864" w:color="auto" w:val="clear"/>
-            <w:tcMar>
-              <w:top w:type="dxa" w:w="50"/>
-              <w:left w:type="dxa" w:w="80"/>
-              <w:bottom w:type="dxa" w:w="50"/>
-              <w:right w:type="dxa" w:w="80"/>
-            </w:tcMar>
-          </w:tcPr>
-          <w:p>
-            <w:r>
-              <w:rPr>
-                <w:rFonts w:ascii="Calibri" w:cs="Calibri" w:eastAsia="Calibri" w:hAnsi="Calibri"/>
-                <w:b/>
-                <w:bCs/>
-                <w:color w:val="FFFFFF"/>
-                <w:sz w:val="19"/>
-                <w:szCs w:val="19"/>
-              </w:rPr>
-              <w:t xml:space="preserve">Categoría</w:t>
-            </w:r>
-          </w:p>
-        </w:tc>
-        <w:tc>
-          <w:tcPr>
-            <w:tcW w:type="dxa" w:w="2586"/>
-            <w:tcBorders>
-              <w:top w:val="single" w:color="BFBFBF" w:sz="4"/>
-              <w:left w:val="single" w:color="BFBFBF" w:sz="4"/>
-              <w:bottom w:val="single" w:color="BFBFBF" w:sz="4"/>
-              <w:right w:val="single" w:color="BFBFBF" w:sz="4"/>
-            </w:tcBorders>
-            <w:shd w:fill="1F3864" w:color="auto" w:val="clear"/>
-            <w:tcMar>
-              <w:top w:type="dxa" w:w="50"/>
-              <w:left w:type="dxa" w:w="80"/>
-              <w:bottom w:type="dxa" w:w="50"/>
-              <w:right w:type="dxa" w:w="80"/>
-            </w:tcMar>
-          </w:tcPr>
-          <w:p>
-            <w:r>
-              <w:rPr>
-                <w:rFonts w:ascii="Calibri" w:cs="Calibri" w:eastAsia="Calibri" w:hAnsi="Calibri"/>
-                <w:b/>
-                <w:bCs/>
-                <w:color w:val="FFFFFF"/>
-                <w:sz w:val="19"/>
-                <w:szCs w:val="19"/>
-              </w:rPr>
-              <w:t xml:space="preserve">IDs</w:t>
-            </w:r>
-          </w:p>
-        </w:tc>
-        <w:tc>
-          <w:tcPr>
-            <w:tcW w:type="dxa" w:w="1226"/>
-            <w:tcBorders>
-              <w:top w:val="single" w:color="BFBFBF" w:sz="4"/>
-              <w:left w:val="single" w:color="BFBFBF" w:sz="4"/>
-              <w:bottom w:val="single" w:color="BFBFBF" w:sz="4"/>
-              <w:right w:val="single" w:color="BFBFBF" w:sz="4"/>
-            </w:tcBorders>
-            <w:shd w:fill="1F3864" w:color="auto" w:val="clear"/>
-            <w:tcMar>
-              <w:top w:type="dxa" w:w="50"/>
-              <w:left w:type="dxa" w:w="80"/>
-              <w:bottom w:type="dxa" w:w="50"/>
-              <w:right w:type="dxa" w:w="80"/>
-            </w:tcMar>
-          </w:tcPr>
-          <w:p>
-            <w:r>
-              <w:rPr>
-                <w:rFonts w:ascii="Calibri" w:cs="Calibri" w:eastAsia="Calibri" w:hAnsi="Calibri"/>
-                <w:b/>
-                <w:bCs/>
-                <w:color w:val="FFFFFF"/>
-                <w:sz w:val="19"/>
-                <w:szCs w:val="19"/>
-              </w:rPr>
-              <w:t xml:space="preserve">Menciones</w:t>
-            </w:r>
-          </w:p>
-        </w:tc>
-      </w:tr>
-      <w:tr>
-        <w:trPr>
-          <w:tblHeader w:val="false"/>
-        </w:trPr>
-        <w:tc>
-          <w:tcPr>
-            <w:tcW w:type="dxa" w:w="6124"/>
-            <w:tcBorders>
-              <w:top w:val="single" w:color="BFBFBF" w:sz="4"/>
-              <w:left w:val="single" w:color="BFBFBF" w:sz="4"/>
-              <w:bottom w:val="single" w:color="BFBFBF" w:sz="4"/>
-              <w:right w:val="single" w:color="BFBFBF" w:sz="4"/>
-            </w:tcBorders>
-            <w:shd w:fill="FFFFFF" w:color="auto" w:val="clear"/>
-            <w:tcMar>
-              <w:top w:type="dxa" w:w="50"/>
-              <w:left w:type="dxa" w:w="80"/>
-              <w:bottom w:type="dxa" w:w="50"/>
-              <w:right w:type="dxa" w:w="80"/>
-            </w:tcMar>
-          </w:tcPr>
-          <w:p>
-            <w:r>
-              <w:rPr>
-                <w:rFonts w:ascii="Calibri" w:cs="Calibri" w:eastAsia="Calibri" w:hAnsi="Calibri"/>
-                <w:color w:val="000000"/>
-                <w:sz w:val="19"/>
-                <w:szCs w:val="19"/>
-              </w:rPr>
-              <w:t xml:space="preserve">Inestabilidad del sistema y tiempos de respuesta</w:t>
-            </w:r>
-          </w:p>
-        </w:tc>
-        <w:tc>
-          <w:tcPr>
-            <w:tcW w:type="dxa" w:w="2586"/>
-            <w:tcBorders>
-              <w:top w:val="single" w:color="BFBFBF" w:sz="4"/>
-              <w:left w:val="single" w:color="BFBFBF" w:sz="4"/>
-              <w:bottom w:val="single" w:color="BFBFBF" w:sz="4"/>
-              <w:right w:val="single" w:color="BFBFBF" w:sz="4"/>
-            </w:tcBorders>
-            <w:shd w:fill="FFFFFF" w:color="auto" w:val="clear"/>
-            <w:tcMar>
-              <w:top w:type="dxa" w:w="50"/>
-              <w:left w:type="dxa" w:w="80"/>
-              <w:bottom w:type="dxa" w:w="50"/>
-              <w:right w:type="dxa" w:w="80"/>
-            </w:tcMar>
-          </w:tcPr>
-          <w:p>
-            <w:r>
-              <w:rPr>
-                <w:rFonts w:ascii="Calibri" w:cs="Calibri" w:eastAsia="Calibri" w:hAnsi="Calibri"/>
-                <w:color w:val="000000"/>
-                <w:sz w:val="19"/>
-                <w:szCs w:val="19"/>
-              </w:rPr>
-              <w:t xml:space="preserve">2, 7, 8, 10, 11, 12</w:t>
-            </w:r>
-          </w:p>
-        </w:tc>
-        <w:tc>
-          <w:tcPr>
-            <w:tcW w:type="dxa" w:w="1226"/>
-            <w:tcBorders>
-              <w:top w:val="single" w:color="BFBFBF" w:sz="4"/>
-              <w:left w:val="single" w:color="BFBFBF" w:sz="4"/>
-              <w:bottom w:val="single" w:color="BFBFBF" w:sz="4"/>
-              <w:right w:val="single" w:color="BFBFBF" w:sz="4"/>
-            </w:tcBorders>
-            <w:shd w:fill="FFFFFF" w:color="auto" w:val="clear"/>
-            <w:tcMar>
-              <w:top w:type="dxa" w:w="50"/>
-              <w:left w:type="dxa" w:w="80"/>
-              <w:bottom w:type="dxa" w:w="50"/>
-              <w:right w:type="dxa" w:w="80"/>
-            </w:tcMar>
-          </w:tcPr>
-          <w:p>
-            <w:r>
-              <w:rPr>
-                <w:rFonts w:ascii="Calibri" w:cs="Calibri" w:eastAsia="Calibri" w:hAnsi="Calibri"/>
-                <w:color w:val="000000"/>
-                <w:sz w:val="19"/>
-                <w:szCs w:val="19"/>
-              </w:rPr>
-              <w:t xml:space="preserve">6</w:t>
-            </w:r>
-          </w:p>
-        </w:tc>
-      </w:tr>
-      <w:tr>
-        <w:trPr>
-          <w:tblHeader w:val="false"/>
-        </w:trPr>
-        <w:tc>
-          <w:tcPr>
-            <w:tcW w:type="dxa" w:w="6124"/>
-            <w:tcBorders>
-              <w:top w:val="single" w:color="BFBFBF" w:sz="4"/>
-              <w:left w:val="single" w:color="BFBFBF" w:sz="4"/>
-              <w:bottom w:val="single" w:color="BFBFBF" w:sz="4"/>
-              <w:right w:val="single" w:color="BFBFBF" w:sz="4"/>
-            </w:tcBorders>
-            <w:shd w:fill="EAF1FB" w:color="auto" w:val="clear"/>
-            <w:tcMar>
-              <w:top w:type="dxa" w:w="50"/>
-              <w:left w:type="dxa" w:w="80"/>
-              <w:bottom w:type="dxa" w:w="50"/>
-              <w:right w:type="dxa" w:w="80"/>
-            </w:tcMar>
-          </w:tcPr>
-          <w:p>
-            <w:r>
-              <w:rPr>
-                <w:rFonts w:ascii="Calibri" w:cs="Calibri" w:eastAsia="Calibri" w:hAnsi="Calibri"/>
-                <w:color w:val="000000"/>
-                <w:sz w:val="19"/>
-                <w:szCs w:val="19"/>
-              </w:rPr>
-              <w:t xml:space="preserve">Reversas, plásticos, duplicidades y claves</w:t>
-            </w:r>
-          </w:p>
-        </w:tc>
-        <w:tc>
-          <w:tcPr>
-            <w:tcW w:type="dxa" w:w="2586"/>
-            <w:tcBorders>
-              <w:top w:val="single" w:color="BFBFBF" w:sz="4"/>
-              <w:left w:val="single" w:color="BFBFBF" w:sz="4"/>
-              <w:bottom w:val="single" w:color="BFBFBF" w:sz="4"/>
-              <w:right w:val="single" w:color="BFBFBF" w:sz="4"/>
-            </w:tcBorders>
-            <w:shd w:fill="EAF1FB" w:color="auto" w:val="clear"/>
-            <w:tcMar>
-              <w:top w:type="dxa" w:w="50"/>
-              <w:left w:type="dxa" w:w="80"/>
-              <w:bottom w:type="dxa" w:w="50"/>
-              <w:right w:type="dxa" w:w="80"/>
-            </w:tcMar>
-          </w:tcPr>
-          <w:p>
-            <w:r>
-              <w:rPr>
-                <w:rFonts w:ascii="Calibri" w:cs="Calibri" w:eastAsia="Calibri" w:hAnsi="Calibri"/>
-                <w:color w:val="000000"/>
-                <w:sz w:val="19"/>
-                <w:szCs w:val="19"/>
-              </w:rPr>
-              <w:t xml:space="preserve">1, 4, 5, 10, 14</w:t>
-            </w:r>
-          </w:p>
-        </w:tc>
-        <w:tc>
-          <w:tcPr>
-            <w:tcW w:type="dxa" w:w="1226"/>
-            <w:tcBorders>
-              <w:top w:val="single" w:color="BFBFBF" w:sz="4"/>
-              <w:left w:val="single" w:color="BFBFBF" w:sz="4"/>
-              <w:bottom w:val="single" w:color="BFBFBF" w:sz="4"/>
-              <w:right w:val="single" w:color="BFBFBF" w:sz="4"/>
-            </w:tcBorders>
-            <w:shd w:fill="EAF1FB" w:color="auto" w:val="clear"/>
-            <w:tcMar>
-              <w:top w:type="dxa" w:w="50"/>
-              <w:left w:type="dxa" w:w="80"/>
-              <w:bottom w:type="dxa" w:w="50"/>
-              <w:right w:type="dxa" w:w="80"/>
-            </w:tcMar>
-          </w:tcPr>
-          <w:p>
-            <w:r>
-              <w:rPr>
-                <w:rFonts w:ascii="Calibri" w:cs="Calibri" w:eastAsia="Calibri" w:hAnsi="Calibri"/>
-                <w:color w:val="000000"/>
-                <w:sz w:val="19"/>
-                <w:szCs w:val="19"/>
-              </w:rPr>
-              <w:t xml:space="preserve">5</w:t>
-            </w:r>
-          </w:p>
-        </w:tc>
-      </w:tr>
-      <w:tr>
-        <w:trPr>
-          <w:tblHeader w:val="false"/>
-        </w:trPr>
-        <w:tc>
-          <w:tcPr>
-            <w:tcW w:type="dxa" w:w="6124"/>
-            <w:tcBorders>
-              <w:top w:val="single" w:color="BFBFBF" w:sz="4"/>
-              <w:left w:val="single" w:color="BFBFBF" w:sz="4"/>
-              <w:bottom w:val="single" w:color="BFBFBF" w:sz="4"/>
-              <w:right w:val="single" w:color="BFBFBF" w:sz="4"/>
-            </w:tcBorders>
-            <w:shd w:fill="FFFFFF" w:color="auto" w:val="clear"/>
-            <w:tcMar>
-              <w:top w:type="dxa" w:w="50"/>
-              <w:left w:type="dxa" w:w="80"/>
-              <w:bottom w:type="dxa" w:w="50"/>
-              <w:right w:type="dxa" w:w="80"/>
-            </w:tcMar>
-          </w:tcPr>
-          <w:p>
-            <w:r>
-              <w:rPr>
-                <w:rFonts w:ascii="Calibri" w:cs="Calibri" w:eastAsia="Calibri" w:hAnsi="Calibri"/>
-                <w:color w:val="000000"/>
-                <w:sz w:val="19"/>
-                <w:szCs w:val="19"/>
-              </w:rPr>
-              <w:t xml:space="preserve">Reclamos, contracargos y fraude</w:t>
-            </w:r>
-          </w:p>
-        </w:tc>
-        <w:tc>
-          <w:tcPr>
-            <w:tcW w:type="dxa" w:w="2586"/>
-            <w:tcBorders>
-              <w:top w:val="single" w:color="BFBFBF" w:sz="4"/>
-              <w:left w:val="single" w:color="BFBFBF" w:sz="4"/>
-              <w:bottom w:val="single" w:color="BFBFBF" w:sz="4"/>
-              <w:right w:val="single" w:color="BFBFBF" w:sz="4"/>
-            </w:tcBorders>
-            <w:shd w:fill="FFFFFF" w:color="auto" w:val="clear"/>
-            <w:tcMar>
-              <w:top w:type="dxa" w:w="50"/>
-              <w:left w:type="dxa" w:w="80"/>
-              <w:bottom w:type="dxa" w:w="50"/>
-              <w:right w:type="dxa" w:w="80"/>
-            </w:tcMar>
-          </w:tcPr>
-          <w:p>
-            <w:r>
-              <w:rPr>
-                <w:rFonts w:ascii="Calibri" w:cs="Calibri" w:eastAsia="Calibri" w:hAnsi="Calibri"/>
-                <w:color w:val="000000"/>
-                <w:sz w:val="19"/>
-                <w:szCs w:val="19"/>
-              </w:rPr>
-              <w:t xml:space="preserve">15, 17</w:t>
-            </w:r>
-          </w:p>
-        </w:tc>
-        <w:tc>
-          <w:tcPr>
-            <w:tcW w:type="dxa" w:w="1226"/>
-            <w:tcBorders>
-              <w:top w:val="single" w:color="BFBFBF" w:sz="4"/>
-              <w:left w:val="single" w:color="BFBFBF" w:sz="4"/>
-              <w:bottom w:val="single" w:color="BFBFBF" w:sz="4"/>
-              <w:right w:val="single" w:color="BFBFBF" w:sz="4"/>
-            </w:tcBorders>
-            <w:shd w:fill="FFFFFF" w:color="auto" w:val="clear"/>
-            <w:tcMar>
-              <w:top w:type="dxa" w:w="50"/>
-              <w:left w:type="dxa" w:w="80"/>
-              <w:bottom w:type="dxa" w:w="50"/>
-              <w:right w:type="dxa" w:w="80"/>
-            </w:tcMar>
-          </w:tcPr>
-          <w:p>
-            <w:r>
-              <w:rPr>
-                <w:rFonts w:ascii="Calibri" w:cs="Calibri" w:eastAsia="Calibri" w:hAnsi="Calibri"/>
-                <w:color w:val="000000"/>
-                <w:sz w:val="19"/>
-                <w:szCs w:val="19"/>
-              </w:rPr>
-              <w:t xml:space="preserve">2</w:t>
-            </w:r>
-          </w:p>
-        </w:tc>
-      </w:tr>
-      <w:tr>
-        <w:trPr>
-          <w:tblHeader w:val="false"/>
-        </w:trPr>
-        <w:tc>
-          <w:tcPr>
-            <w:tcW w:type="dxa" w:w="6124"/>
-            <w:tcBorders>
-              <w:top w:val="single" w:color="BFBFBF" w:sz="4"/>
-              <w:left w:val="single" w:color="BFBFBF" w:sz="4"/>
-              <w:bottom w:val="single" w:color="BFBFBF" w:sz="4"/>
-              <w:right w:val="single" w:color="BFBFBF" w:sz="4"/>
-            </w:tcBorders>
-            <w:shd w:fill="EAF1FB" w:color="auto" w:val="clear"/>
-            <w:tcMar>
-              <w:top w:type="dxa" w:w="50"/>
-              <w:left w:type="dxa" w:w="80"/>
-              <w:bottom w:type="dxa" w:w="50"/>
-              <w:right w:type="dxa" w:w="80"/>
-            </w:tcMar>
-          </w:tcPr>
-          <w:p>
-            <w:r>
-              <w:rPr>
-                <w:rFonts w:ascii="Calibri" w:cs="Calibri" w:eastAsia="Calibri" w:hAnsi="Calibri"/>
-                <w:color w:val="000000"/>
-                <w:sz w:val="19"/>
-                <w:szCs w:val="19"/>
-              </w:rPr>
-              <w:t xml:space="preserve">Tiempos de entrega y acreditación de promociones</w:t>
-            </w:r>
-          </w:p>
-        </w:tc>
-        <w:tc>
-          <w:tcPr>
-            <w:tcW w:type="dxa" w:w="2586"/>
-            <w:tcBorders>
-              <w:top w:val="single" w:color="BFBFBF" w:sz="4"/>
-              <w:left w:val="single" w:color="BFBFBF" w:sz="4"/>
-              <w:bottom w:val="single" w:color="BFBFBF" w:sz="4"/>
-              <w:right w:val="single" w:color="BFBFBF" w:sz="4"/>
-            </w:tcBorders>
-            <w:shd w:fill="EAF1FB" w:color="auto" w:val="clear"/>
-            <w:tcMar>
-              <w:top w:type="dxa" w:w="50"/>
-              <w:left w:type="dxa" w:w="80"/>
-              <w:bottom w:type="dxa" w:w="50"/>
-              <w:right w:type="dxa" w:w="80"/>
-            </w:tcMar>
-          </w:tcPr>
-          <w:p>
-            <w:r>
-              <w:rPr>
-                <w:rFonts w:ascii="Calibri" w:cs="Calibri" w:eastAsia="Calibri" w:hAnsi="Calibri"/>
-                <w:color w:val="000000"/>
-                <w:sz w:val="19"/>
-                <w:szCs w:val="19"/>
-              </w:rPr>
-              <w:t xml:space="preserve">9</w:t>
-            </w:r>
-          </w:p>
-        </w:tc>
-        <w:tc>
-          <w:tcPr>
-            <w:tcW w:type="dxa" w:w="1226"/>
-            <w:tcBorders>
-              <w:top w:val="single" w:color="BFBFBF" w:sz="4"/>
-              <w:left w:val="single" w:color="BFBFBF" w:sz="4"/>
-              <w:bottom w:val="single" w:color="BFBFBF" w:sz="4"/>
-              <w:right w:val="single" w:color="BFBFBF" w:sz="4"/>
-            </w:tcBorders>
-            <w:shd w:fill="EAF1FB" w:color="auto" w:val="clear"/>
-            <w:tcMar>
-              <w:top w:type="dxa" w:w="50"/>
-              <w:left w:type="dxa" w:w="80"/>
-              <w:bottom w:type="dxa" w:w="50"/>
-              <w:right w:type="dxa" w:w="80"/>
-            </w:tcMar>
-          </w:tcPr>
-          <w:p>
-            <w:r>
-              <w:rPr>
-                <w:rFonts w:ascii="Calibri" w:cs="Calibri" w:eastAsia="Calibri" w:hAnsi="Calibri"/>
-                <w:color w:val="000000"/>
-                <w:sz w:val="19"/>
-                <w:szCs w:val="19"/>
-              </w:rPr>
-              <w:t xml:space="preserve">1</w:t>
-            </w:r>
-          </w:p>
-        </w:tc>
-      </w:tr>
-      <w:tr>
-        <w:trPr>
-          <w:tblHeader w:val="false"/>
-        </w:trPr>
-        <w:tc>
-          <w:tcPr>
-            <w:tcW w:type="dxa" w:w="6124"/>
-            <w:tcBorders>
-              <w:top w:val="single" w:color="BFBFBF" w:sz="4"/>
-              <w:left w:val="single" w:color="BFBFBF" w:sz="4"/>
-              <w:bottom w:val="single" w:color="BFBFBF" w:sz="4"/>
-              <w:right w:val="single" w:color="BFBFBF" w:sz="4"/>
-            </w:tcBorders>
-            <w:shd w:fill="FFFFFF" w:color="auto" w:val="clear"/>
-            <w:tcMar>
-              <w:top w:type="dxa" w:w="50"/>
-              <w:left w:type="dxa" w:w="80"/>
-              <w:bottom w:type="dxa" w:w="50"/>
-              <w:right w:type="dxa" w:w="80"/>
-            </w:tcMar>
-          </w:tcPr>
-          <w:p>
-            <w:r>
-              <w:rPr>
-                <w:rFonts w:ascii="Calibri" w:cs="Calibri" w:eastAsia="Calibri" w:hAnsi="Calibri"/>
-                <w:color w:val="000000"/>
-                <w:sz w:val="19"/>
-                <w:szCs w:val="19"/>
-              </w:rPr>
-              <w:t xml:space="preserve">Claridad en abonos y notas de crédito</w:t>
-            </w:r>
-          </w:p>
-        </w:tc>
-        <w:tc>
-          <w:tcPr>
-            <w:tcW w:type="dxa" w:w="2586"/>
-            <w:tcBorders>
-              <w:top w:val="single" w:color="BFBFBF" w:sz="4"/>
-              <w:left w:val="single" w:color="BFBFBF" w:sz="4"/>
-              <w:bottom w:val="single" w:color="BFBFBF" w:sz="4"/>
-              <w:right w:val="single" w:color="BFBFBF" w:sz="4"/>
-            </w:tcBorders>
-            <w:shd w:fill="FFFFFF" w:color="auto" w:val="clear"/>
-            <w:tcMar>
-              <w:top w:type="dxa" w:w="50"/>
-              <w:left w:type="dxa" w:w="80"/>
-              <w:bottom w:type="dxa" w:w="50"/>
-              <w:right w:type="dxa" w:w="80"/>
-            </w:tcMar>
-          </w:tcPr>
-          <w:p>
-            <w:r>
-              <w:rPr>
-                <w:rFonts w:ascii="Calibri" w:cs="Calibri" w:eastAsia="Calibri" w:hAnsi="Calibri"/>
-                <w:color w:val="000000"/>
-                <w:sz w:val="19"/>
-                <w:szCs w:val="19"/>
-              </w:rPr>
-              <w:t xml:space="preserve">6</w:t>
-            </w:r>
-          </w:p>
-        </w:tc>
-        <w:tc>
-          <w:tcPr>
-            <w:tcW w:type="dxa" w:w="1226"/>
-            <w:tcBorders>
-              <w:top w:val="single" w:color="BFBFBF" w:sz="4"/>
-              <w:left w:val="single" w:color="BFBFBF" w:sz="4"/>
-              <w:bottom w:val="single" w:color="BFBFBF" w:sz="4"/>
-              <w:right w:val="single" w:color="BFBFBF" w:sz="4"/>
-            </w:tcBorders>
-            <w:shd w:fill="FFFFFF" w:color="auto" w:val="clear"/>
-            <w:tcMar>
-              <w:top w:type="dxa" w:w="50"/>
-              <w:left w:type="dxa" w:w="80"/>
-              <w:bottom w:type="dxa" w:w="50"/>
-              <w:right w:type="dxa" w:w="80"/>
-            </w:tcMar>
-          </w:tcPr>
-          <w:p>
-            <w:r>
-              <w:rPr>
-                <w:rFonts w:ascii="Calibri" w:cs="Calibri" w:eastAsia="Calibri" w:hAnsi="Calibri"/>
-                <w:color w:val="000000"/>
-                <w:sz w:val="19"/>
-                <w:szCs w:val="19"/>
-              </w:rPr>
-              <w:t xml:space="preserve">1</w:t>
-            </w:r>
-          </w:p>
-        </w:tc>
-      </w:tr>
-      <w:tr>
-        <w:trPr>
-          <w:tblHeader w:val="false"/>
-        </w:trPr>
-        <w:tc>
-          <w:tcPr>
-            <w:tcW w:type="dxa" w:w="6124"/>
-            <w:tcBorders>
-              <w:top w:val="single" w:color="BFBFBF" w:sz="4"/>
-              <w:left w:val="single" w:color="BFBFBF" w:sz="4"/>
-              <w:bottom w:val="single" w:color="BFBFBF" w:sz="4"/>
-              <w:right w:val="single" w:color="BFBFBF" w:sz="4"/>
-            </w:tcBorders>
-            <w:shd w:fill="EAF1FB" w:color="auto" w:val="clear"/>
-            <w:tcMar>
-              <w:top w:type="dxa" w:w="50"/>
-              <w:left w:type="dxa" w:w="80"/>
-              <w:bottom w:type="dxa" w:w="50"/>
-              <w:right w:type="dxa" w:w="80"/>
-            </w:tcMar>
-          </w:tcPr>
-          <w:p>
-            <w:r>
-              <w:rPr>
-                <w:rFonts w:ascii="Calibri" w:cs="Calibri" w:eastAsia="Calibri" w:hAnsi="Calibri"/>
-                <w:color w:val="000000"/>
-                <w:sz w:val="19"/>
-                <w:szCs w:val="19"/>
-              </w:rPr>
-              <w:t xml:space="preserve">Sin observaciones / comentario positivo</w:t>
-            </w:r>
-          </w:p>
-        </w:tc>
-        <w:tc>
-          <w:tcPr>
-            <w:tcW w:type="dxa" w:w="2586"/>
-            <w:tcBorders>
-              <w:top w:val="single" w:color="BFBFBF" w:sz="4"/>
-              <w:left w:val="single" w:color="BFBFBF" w:sz="4"/>
-              <w:bottom w:val="single" w:color="BFBFBF" w:sz="4"/>
-              <w:right w:val="single" w:color="BFBFBF" w:sz="4"/>
-            </w:tcBorders>
-            <w:shd w:fill="EAF1FB" w:color="auto" w:val="clear"/>
-            <w:tcMar>
-              <w:top w:type="dxa" w:w="50"/>
-              <w:left w:type="dxa" w:w="80"/>
-              <w:bottom w:type="dxa" w:w="50"/>
-              <w:right w:type="dxa" w:w="80"/>
-            </w:tcMar>
-          </w:tcPr>
-          <w:p>
-            <w:r>
-              <w:rPr>
-                <w:rFonts w:ascii="Calibri" w:cs="Calibri" w:eastAsia="Calibri" w:hAnsi="Calibri"/>
-                <w:color w:val="000000"/>
-                <w:sz w:val="19"/>
-                <w:szCs w:val="19"/>
-              </w:rPr>
-              <w:t xml:space="preserve">3, 13, 16</w:t>
-            </w:r>
-          </w:p>
-        </w:tc>
-        <w:tc>
-          <w:tcPr>
-            <w:tcW w:type="dxa" w:w="1226"/>
-            <w:tcBorders>
-              <w:top w:val="single" w:color="BFBFBF" w:sz="4"/>
-              <w:left w:val="single" w:color="BFBFBF" w:sz="4"/>
-              <w:bottom w:val="single" w:color="BFBFBF" w:sz="4"/>
-              <w:right w:val="single" w:color="BFBFBF" w:sz="4"/>
-            </w:tcBorders>
-            <w:shd w:fill="EAF1FB" w:color="auto" w:val="clear"/>
-            <w:tcMar>
-              <w:top w:type="dxa" w:w="50"/>
-              <w:left w:type="dxa" w:w="80"/>
-              <w:bottom w:type="dxa" w:w="50"/>
-              <w:right w:type="dxa" w:w="80"/>
-            </w:tcMar>
-          </w:tcPr>
-          <w:p>
-            <w:r>
-              <w:rPr>
-                <w:rFonts w:ascii="Calibri" w:cs="Calibri" w:eastAsia="Calibri" w:hAnsi="Calibri"/>
-                <w:color w:val="000000"/>
-                <w:sz w:val="19"/>
-                <w:szCs w:val="19"/>
-              </w:rPr>
-              <w:t xml:space="preserve">3</w:t>
-            </w:r>
-          </w:p>
-        </w:tc>
-      </w:tr>
-    </w:tbl>
-    <w:p>
-      <w:pPr>
-        <w:spacing w:after="80"/>
-      </w:pPr>
-    </w:p>
-    <w:p>
-      <w:pPr>
-        <w:spacing w:after="160"/>
-        <w:jc w:val="both"/>
-      </w:pPr>
-      <w:r>
-        <w:rPr>
-          <w:i/>
-          <w:iCs/>
-        </w:rPr>
-        <w:t xml:space="preserve">Nota:</w:t>
-      </w:r>
-      <w:r>
-        <w:t xml:space="preserve"> el ID 10 se contabiliza en dos categorías por abordar caídas de sistema y duplicidad de pagos.</w:t>
-      </w:r>
-    </w:p>
-    <w:p>
-      <w:pPr>
-        <w:pBdr>
-          <w:bottom w:val="single" w:color="2E75B6" w:sz="6" w:space="1"/>
-        </w:pBdr>
-        <w:spacing w:after="200"/>
-      </w:pPr>
-    </w:p>
-    <w:p>
-      <w:pPr>
-        <w:pStyle w:val="Heading1"/>
-      </w:pPr>
-      <w:r>
-        <w:t xml:space="preserve">5. CONCLUSIONES Y RECOMENDACIONES ESTRATÉGICAS</w:t>
-      </w:r>
-    </w:p>
-    <w:p>
-      <w:pPr>
-        <w:pStyle w:val="Heading2"/>
-      </w:pPr>
-      <w:r>
-        <w:t xml:space="preserve">5.1 Conclusiones</w:t>
+        <w:t xml:space="preserve">Los colaboradores también reportaron aspectos que corresponden a Comedica:</w:t>
       </w:r>
     </w:p>
     <w:p>
@@ -10068,14 +6746,7 @@
         <w:spacing w:after="80"/>
       </w:pPr>
       <w:r>
-        <w:rPr>
-          <w:b/>
-          <w:bCs/>
-        </w:rPr>
-        <w:t xml:space="preserve">Percepción general favorable pero no sobresaliente:</w:t>
-      </w:r>
-      <w:r>
-        <w:t xml:space="preserve"> el servicio de Evertec obtiene una calificación promedio de 3.82, sin valoraciones por debajo de 3, y el 88.2 % considera que la atención se brinda de forma oportuna o muy oportuna.</w:t>
+        <w:t xml:space="preserve">"Los reclamos por contracargos deberían ser solo atendidos por depto. de T/C" y "Depto. de tarjeta debería atender todo tipo de consultas y no delegarlo a otra área".</w:t>
       </w:r>
     </w:p>
     <w:p>
@@ -10088,14 +6759,7 @@
         <w:spacing w:after="80"/>
       </w:pPr>
       <w:r>
-        <w:rPr>
-          <w:b/>
-          <w:bCs/>
-        </w:rPr>
-        <w:t xml:space="preserve">La facilidad de resolución es el principal punto débil:</w:t>
-      </w:r>
-      <w:r>
-        <w:t xml:space="preserve"> el 52.9 % califica la resolución como "Regular" o "Difícil", lo que evidencia que, aunque la atención es oportuna, la solución efectiva de los casos requiere esfuerzo adicional.</w:t>
+        <w:t xml:space="preserve">"Los cajeros tenga acceso a ver saldo de T/C adicionales".</w:t>
       </w:r>
     </w:p>
     <w:p>
@@ -10108,42 +6772,32 @@
         <w:spacing w:after="80"/>
       </w:pPr>
       <w:r>
-        <w:rPr>
-          <w:b/>
-          <w:bCs/>
-        </w:rPr>
-        <w:t xml:space="preserve">Incidencias recurrentes:</w:t>
-      </w:r>
-      <w:r>
-        <w:t xml:space="preserve"> el 41.2 % reporta que los problemas se presentan con frecuencia, concentrados en la estabilidad de la plataforma, el procesamiento de reversas y la calidad de los plásticos.</w:t>
-      </w:r>
-    </w:p>
-    <w:p>
-      <w:pPr>
-        <w:pStyle w:val="ListParagraph"/>
-        <w:numPr>
-          <w:ilvl w:val="0"/>
-          <w:numId w:val="3"/>
-        </w:numPr>
-        <w:spacing w:after="80"/>
-      </w:pPr>
-      <w:r>
-        <w:rPr>
-          <w:b/>
-          <w:bCs/>
-        </w:rPr>
-        <w:t xml:space="preserve">Riesgos identificados:</w:t>
-      </w:r>
-      <w:r>
-        <w:t xml:space="preserve"> operativo (caídas, duplicidades, reversas no aplicadas), de fraude (reporte de compras fraudulentas), reputacional (plásticos defectuosos, notas de crédito poco claras) y comercial (retrasos en acreditación de promociones).</w:t>
-      </w:r>
-    </w:p>
-    <w:p>
-      <w:pPr>
-        <w:pStyle w:val="Heading2"/>
-      </w:pPr>
-      <w:r>
-        <w:t xml:space="preserve">5.2 Recomendaciones para el proveedor (Evertec)</w:t>
+        <w:t xml:space="preserve">"Aprobaciones automáticas para asociados calificados sin tanta documentación".</w:t>
+      </w:r>
+    </w:p>
+    <w:p>
+      <w:pPr>
+        <w:spacing w:after="160"/>
+        <w:jc w:val="both"/>
+      </w:pPr>
+      <w:r>
+        <w:t xml:space="preserve">Se solicita al equipo directivo evaluar estos puntos y definir a los responsables de darles seguimiento.</w:t>
+      </w:r>
+    </w:p>
+    <w:p>
+      <w:pPr>
+        <w:pBdr>
+          <w:bottom w:val="single" w:color="2E75B6" w:sz="6" w:space="1"/>
+        </w:pBdr>
+        <w:spacing w:after="200"/>
+      </w:pPr>
+    </w:p>
+    <w:p>
+      <w:pPr>
+        <w:pStyle w:val="Heading1"/>
+      </w:pPr>
+      <w:r>
+        <w:t xml:space="preserve">7. CONCLUSIONES</w:t>
       </w:r>
     </w:p>
     <w:p>
@@ -10156,14 +6810,7 @@
         <w:spacing w:after="80"/>
       </w:pPr>
       <w:r>
-        <w:rPr>
-          <w:b/>
-          <w:bCs/>
-        </w:rPr>
-        <w:t xml:space="preserve">Estabilidad y desempeño de la plataforma:</w:t>
-      </w:r>
-      <w:r>
-        <w:t xml:space="preserve"> presentar un plan de mejora con compromisos de disponibilidad (SLA), tiempos máximos de restablecimiento ante caídas y reforzamiento de capacidad en fechas de pago.</w:t>
+        <w:t xml:space="preserve">El personal está conforme con el servicio de Evertec en términos generales: 14 de 17 colaboradores le dieron nota de 4 y ninguno le dio una nota menor a 3.</w:t>
       </w:r>
     </w:p>
     <w:p>
@@ -10176,14 +6823,7 @@
         <w:spacing w:after="80"/>
       </w:pPr>
       <w:r>
-        <w:rPr>
-          <w:b/>
-          <w:bCs/>
-        </w:rPr>
-        <w:t xml:space="preserve">Reversas y conciliación:</w:t>
-      </w:r>
-      <w:r>
-        <w:t xml:space="preserve"> establecer un procedimiento conjunto de conciliación diaria entre SISCARD y el sistema de Comedica para detectar oportunamente reversas no aplicadas y pagos duplicados.</w:t>
+        <w:t xml:space="preserve">Evertec atiende a tiempo: 15 de 17 colaboradores así lo indican.</w:t>
       </w:r>
     </w:p>
     <w:p>
@@ -10196,14 +6836,7 @@
         <w:spacing w:after="80"/>
       </w:pPr>
       <w:r>
-        <w:rPr>
-          <w:b/>
-          <w:bCs/>
-        </w:rPr>
-        <w:t xml:space="preserve">Calidad de plásticos:</w:t>
-      </w:r>
-      <w:r>
-        <w:t xml:space="preserve"> realizar un análisis de causa raíz sobre los lotes de plásticos con fallas y reducir los tiempos del proceso de reposición.</w:t>
+        <w:t xml:space="preserve">El punto más débil es la solución de los problemas: 9 de 17 colaboradores consideran que resolverlos es "Regular" o "Difícil".</w:t>
       </w:r>
     </w:p>
     <w:p>
@@ -10216,14 +6849,7 @@
         <w:spacing w:after="80"/>
       </w:pPr>
       <w:r>
-        <w:rPr>
-          <w:b/>
-          <w:bCs/>
-        </w:rPr>
-        <w:t xml:space="preserve">Descripciones en estados de cuenta:</w:t>
-      </w:r>
-      <w:r>
-        <w:t xml:space="preserve"> parametrizar conceptos específicos para abonos por beneficios (por ejemplo, "Abono por promoción X") en lugar del genérico "Nota de Crédito".</w:t>
+        <w:t xml:space="preserve">Los problemas más reportados son la estabilidad y lentitud del sistema, las reversas, los plásticos, la falta de detalle en las notas de crédito, y la atención de fraudes, contracargos y promociones.</w:t>
       </w:r>
     </w:p>
     <w:p>
@@ -10236,171 +6862,30 @@
         <w:spacing w:after="80"/>
       </w:pPr>
       <w:r>
+        <w:t xml:space="preserve">Se requiere que Evertec presente un plan de acción con fechas compromiso y que el equipo directivo de Comedica atienda los puntos internos señalados por los colaboradores.</w:t>
+      </w:r>
+    </w:p>
+    <w:p>
+      <w:pPr>
+        <w:spacing w:after="160"/>
+        <w:jc w:val="both"/>
+      </w:pPr>
+      <w:r>
+        <w:t xml:space="preserve">Atentamente,</w:t>
+      </w:r>
+    </w:p>
+    <w:p>
+      <w:pPr>
+        <w:spacing w:after="160"/>
+        <w:jc w:val="both"/>
+      </w:pPr>
+      <w:r>
         <w:rPr>
           <w:b/>
           <w:bCs/>
         </w:rPr>
-        <w:t xml:space="preserve">Acreditación de promociones:</w:t>
-      </w:r>
-      <w:r>
-        <w:t xml:space="preserve"> garantizar la acreditación de puntos y beneficios dentro de las fechas pactadas, con reportes de cumplimiento.</w:t>
-      </w:r>
-    </w:p>
-    <w:p>
-      <w:pPr>
-        <w:pStyle w:val="ListParagraph"/>
-        <w:numPr>
-          <w:ilvl w:val="0"/>
-          <w:numId w:val="4"/>
-        </w:numPr>
-        <w:spacing w:after="80"/>
-      </w:pPr>
-      <w:r>
-        <w:rPr>
-          <w:b/>
-          <w:bCs/>
-        </w:rPr>
-        <w:t xml:space="preserve">Restablecimiento de claves:</w:t>
-      </w:r>
-      <w:r>
-        <w:t xml:space="preserve"> agilizar el proceso y definir un tiempo máximo de atención.</w:t>
-      </w:r>
-    </w:p>
-    <w:p>
-      <w:pPr>
-        <w:pStyle w:val="Heading2"/>
-      </w:pPr>
-      <w:r>
-        <w:t xml:space="preserve">5.3 Recomendaciones para la gerencia de Comedica</w:t>
-      </w:r>
-    </w:p>
-    <w:p>
-      <w:pPr>
-        <w:pStyle w:val="ListParagraph"/>
-        <w:numPr>
-          <w:ilvl w:val="0"/>
-          <w:numId w:val="5"/>
-        </w:numPr>
-        <w:spacing w:after="80"/>
-      </w:pPr>
-      <w:r>
-        <w:rPr>
-          <w:b/>
-          <w:bCs/>
-        </w:rPr>
-        <w:t xml:space="preserve">Gobierno del proveedor:</w:t>
-      </w:r>
-      <w:r>
-        <w:t xml:space="preserve"> incorporar los hallazgos en la agenda de seguimiento del contrato con Evertec, con indicadores de desempeño (KPI) mensuales y sesiones de revisión trimestrales.</w:t>
-      </w:r>
-    </w:p>
-    <w:p>
-      <w:pPr>
-        <w:pStyle w:val="ListParagraph"/>
-        <w:numPr>
-          <w:ilvl w:val="0"/>
-          <w:numId w:val="5"/>
-        </w:numPr>
-        <w:spacing w:after="80"/>
-      </w:pPr>
-      <w:r>
-        <w:rPr>
-          <w:b/>
-          <w:bCs/>
-        </w:rPr>
-        <w:t xml:space="preserve">Centralización de reclamos:</w:t>
-      </w:r>
-      <w:r>
-        <w:t xml:space="preserve"> asignar al Departamento de Tarjetas la atención integral de consultas y reclamos por contracargos, eliminando la derivación a otras áreas.</w:t>
-      </w:r>
-    </w:p>
-    <w:p>
-      <w:pPr>
-        <w:pStyle w:val="ListParagraph"/>
-        <w:numPr>
-          <w:ilvl w:val="0"/>
-          <w:numId w:val="5"/>
-        </w:numPr>
-        <w:spacing w:after="80"/>
-      </w:pPr>
-      <w:r>
-        <w:rPr>
-          <w:b/>
-          <w:bCs/>
-        </w:rPr>
-        <w:t xml:space="preserve">Prevención y gestión del fraude:</w:t>
-      </w:r>
-      <w:r>
-        <w:t xml:space="preserve"> fortalecer el protocolo de reporte de compras fraudulentas, capacitar al personal de agencia y evaluar controles de monitoreo transaccional con el proveedor.</w:t>
-      </w:r>
-    </w:p>
-    <w:p>
-      <w:pPr>
-        <w:pStyle w:val="ListParagraph"/>
-        <w:numPr>
-          <w:ilvl w:val="0"/>
-          <w:numId w:val="5"/>
-        </w:numPr>
-        <w:spacing w:after="80"/>
-      </w:pPr>
-      <w:r>
-        <w:rPr>
-          <w:b/>
-          <w:bCs/>
-        </w:rPr>
-        <w:t xml:space="preserve">Accesos en agencia:</w:t>
-      </w:r>
-      <w:r>
-        <w:t xml:space="preserve"> evaluar habilitar al personal de caja la consulta de saldos de tarjetas adicionales, bajo los controles de seguridad correspondientes.</w:t>
-      </w:r>
-    </w:p>
-    <w:p>
-      <w:pPr>
-        <w:pStyle w:val="ListParagraph"/>
-        <w:numPr>
-          <w:ilvl w:val="0"/>
-          <w:numId w:val="5"/>
-        </w:numPr>
-        <w:spacing w:after="80"/>
-      </w:pPr>
-      <w:r>
-        <w:rPr>
-          <w:b/>
-          <w:bCs/>
-        </w:rPr>
-        <w:t xml:space="preserve">Evaluación de originación:</w:t>
-      </w:r>
-      <w:r>
-        <w:t xml:space="preserve"> analizar la viabilidad de aprobaciones automáticas para asociados calificados, alineadas con las políticas de gestión de riesgo crediticio.</w:t>
-      </w:r>
-    </w:p>
-    <w:p>
-      <w:pPr>
-        <w:pStyle w:val="ListParagraph"/>
-        <w:numPr>
-          <w:ilvl w:val="0"/>
-          <w:numId w:val="5"/>
-        </w:numPr>
-        <w:spacing w:after="80"/>
-      </w:pPr>
-      <w:r>
-        <w:rPr>
-          <w:b/>
-          <w:bCs/>
-        </w:rPr>
-        <w:t xml:space="preserve">Medición continua:</w:t>
-      </w:r>
-      <w:r>
-        <w:t xml:space="preserve"> repetir la encuesta de forma periódica (semestral), ampliar la cobertura de agencias y utilizar la línea base de este informe (calificación 3.82; 52.9 % de resolución no fácil; 41.2 % de incidencias frecuentes) para medir la efectividad de las acciones implementadas.</w:t>
-      </w:r>
-    </w:p>
-    <w:p>
-      <w:pPr>
-        <w:pBdr>
-          <w:bottom w:val="single" w:color="2E75B6" w:sz="6" w:space="1"/>
-        </w:pBdr>
-        <w:spacing w:after="200"/>
-      </w:pPr>
+        <w:t xml:space="preserve">[Nombre]</w:t>
+      </w:r>
     </w:p>
     <w:p>
       <w:pPr>
@@ -10408,11 +6893,16 @@
         <w:jc w:val="both"/>
       </w:pPr>
       <w:r>
-        <w:rPr>
-          <w:i/>
-          <w:iCs/>
-        </w:rPr>
-        <w:t xml:space="preserve">Fuente: Encuesta de Evaluación del Servicio de Procesamiento de Tarjetas de Crédito (Evertec), Comedica, registros del 16 y 17 de septiembre de 2026 (17 respuestas).</w:t>
+        <w:t xml:space="preserve">[Cargo]</w:t>
+      </w:r>
+    </w:p>
+    <w:p>
+      <w:pPr>
+        <w:spacing w:after="160"/>
+        <w:jc w:val="both"/>
+      </w:pPr>
+      <w:r>
+        <w:t xml:space="preserve">Comedica</w:t>
       </w:r>
     </w:p>
     <w:sectPr>
@@ -10662,12 +7152,6 @@
     </w:lvlOverride>
   </w:num>
   <w:num w:numId="4">
-    <w:abstractNumId w:val="3"/>
-    <w:lvlOverride w:ilvl="0">
-      <w:startOverride w:val="1"/>
-    </w:lvlOverride>
-  </w:num>
-  <w:num w:numId="5">
     <w:abstractNumId w:val="3"/>
     <w:lvlOverride w:ilvl="0">
       <w:startOverride w:val="1"/>

--- a/informes/Informe_Ejecutivo_Evertec_Septiembre_2026.docx
+++ b/informes/Informe_Ejecutivo_Evertec_Septiembre_2026.docx
@@ -29,7 +29,7 @@
           <w:sz w:val="28"/>
           <w:szCs w:val="28"/>
         </w:rPr>
-        <w:t xml:space="preserve">Evaluación del Servicio de Procesamiento de Tarjetas de Crédito (Evertec) y Solicitud de Plan de Acción</w:t>
+        <w:t xml:space="preserve">Evaluación del Servicio de Procesamiento de Tarjetas de Crédito (Evertec)</w:t>
       </w:r>
     </w:p>
     <w:tbl>
@@ -270,7 +270,7 @@
                 <w:sz w:val="19"/>
                 <w:szCs w:val="19"/>
               </w:rPr>
-              <w:t xml:space="preserve">Dirigido a</w:t>
+              <w:t xml:space="preserve">Elaborado por</w:t>
             </w:r>
           </w:p>
         </w:tc>
@@ -299,7 +299,7 @@
                 <w:sz w:val="19"/>
                 <w:szCs w:val="19"/>
               </w:rPr>
-              <w:t xml:space="preserve">[Nombre], [Cargo] – Evertec · Equipo directivo – Comedica</w:t>
+              <w:t xml:space="preserve">[Nombre], [Cargo] – Comedica</w:t>
             </w:r>
           </w:p>
         </w:tc>
@@ -333,7 +333,7 @@
                 <w:sz w:val="19"/>
                 <w:szCs w:val="19"/>
               </w:rPr>
-              <w:t xml:space="preserve">Elaborado por</w:t>
+              <w:t xml:space="preserve">Período de evaluación</w:t>
             </w:r>
           </w:p>
         </w:tc>
@@ -362,7 +362,7 @@
                 <w:sz w:val="19"/>
                 <w:szCs w:val="19"/>
               </w:rPr>
-              <w:t xml:space="preserve">[Nombre], [Cargo] – Comedica</w:t>
+              <w:t xml:space="preserve">Septiembre de 2026 (encuestas del 16 y 17 de septiembre de 2026)</w:t>
             </w:r>
           </w:p>
         </w:tc>
@@ -396,7 +396,7 @@
                 <w:sz w:val="19"/>
                 <w:szCs w:val="19"/>
               </w:rPr>
-              <w:t xml:space="preserve">Período de evaluación</w:t>
+              <w:t xml:space="preserve">Ámbito</w:t>
             </w:r>
           </w:p>
         </w:tc>
@@ -425,7 +425,7 @@
                 <w:sz w:val="19"/>
                 <w:szCs w:val="19"/>
               </w:rPr>
-              <w:t xml:space="preserve">Septiembre de 2026 (encuestas del 16 y 17 de septiembre de 2026)</w:t>
+              <w:t xml:space="preserve">Agencias de Comedica a nivel nacional</w:t>
             </w:r>
           </w:p>
         </w:tc>
@@ -459,7 +459,7 @@
                 <w:sz w:val="19"/>
                 <w:szCs w:val="19"/>
               </w:rPr>
-              <w:t xml:space="preserve">Ámbito</w:t>
+              <w:t xml:space="preserve">Total de registros analizados</w:t>
             </w:r>
           </w:p>
         </w:tc>
@@ -488,7 +488,7 @@
                 <w:sz w:val="19"/>
                 <w:szCs w:val="19"/>
               </w:rPr>
-              <w:t xml:space="preserve">Agencias de Comedica a nivel nacional</w:t>
+              <w:t xml:space="preserve">17 encuestas</w:t>
             </w:r>
           </w:p>
         </w:tc>
@@ -522,7 +522,7 @@
                 <w:sz w:val="19"/>
                 <w:szCs w:val="19"/>
               </w:rPr>
-              <w:t xml:space="preserve">Total de registros analizados</w:t>
+              <w:t xml:space="preserve">Fecha del informe</w:t>
             </w:r>
           </w:p>
         </w:tc>
@@ -536,69 +536,6 @@
               <w:right w:val="single" w:color="BFBFBF" w:sz="4"/>
             </w:tcBorders>
             <w:shd w:fill="FFFFFF" w:color="auto" w:val="clear"/>
-            <w:tcMar>
-              <w:top w:type="dxa" w:w="50"/>
-              <w:left w:type="dxa" w:w="80"/>
-              <w:bottom w:type="dxa" w:w="50"/>
-              <w:right w:type="dxa" w:w="80"/>
-            </w:tcMar>
-          </w:tcPr>
-          <w:p>
-            <w:r>
-              <w:rPr>
-                <w:rFonts w:ascii="Calibri" w:cs="Calibri" w:eastAsia="Calibri" w:hAnsi="Calibri"/>
-                <w:color w:val="000000"/>
-                <w:sz w:val="19"/>
-                <w:szCs w:val="19"/>
-              </w:rPr>
-              <w:t xml:space="preserve">17 encuestas</w:t>
-            </w:r>
-          </w:p>
-        </w:tc>
-      </w:tr>
-      <w:tr>
-        <w:trPr>
-          <w:tblHeader w:val="false"/>
-        </w:trPr>
-        <w:tc>
-          <w:tcPr>
-            <w:tcW w:type="dxa" w:w="4203"/>
-            <w:tcBorders>
-              <w:top w:val="single" w:color="BFBFBF" w:sz="4"/>
-              <w:left w:val="single" w:color="BFBFBF" w:sz="4"/>
-              <w:bottom w:val="single" w:color="BFBFBF" w:sz="4"/>
-              <w:right w:val="single" w:color="BFBFBF" w:sz="4"/>
-            </w:tcBorders>
-            <w:shd w:fill="EAF1FB" w:color="auto" w:val="clear"/>
-            <w:tcMar>
-              <w:top w:type="dxa" w:w="50"/>
-              <w:left w:type="dxa" w:w="80"/>
-              <w:bottom w:type="dxa" w:w="50"/>
-              <w:right w:type="dxa" w:w="80"/>
-            </w:tcMar>
-          </w:tcPr>
-          <w:p>
-            <w:r>
-              <w:rPr>
-                <w:rFonts w:ascii="Calibri" w:cs="Calibri" w:eastAsia="Calibri" w:hAnsi="Calibri"/>
-                <w:color w:val="000000"/>
-                <w:sz w:val="19"/>
-                <w:szCs w:val="19"/>
-              </w:rPr>
-              <w:t xml:space="preserve">Fecha del informe</w:t>
-            </w:r>
-          </w:p>
-        </w:tc>
-        <w:tc>
-          <w:tcPr>
-            <w:tcW w:type="dxa" w:w="5733"/>
-            <w:tcBorders>
-              <w:top w:val="single" w:color="BFBFBF" w:sz="4"/>
-              <w:left w:val="single" w:color="BFBFBF" w:sz="4"/>
-              <w:bottom w:val="single" w:color="BFBFBF" w:sz="4"/>
-              <w:right w:val="single" w:color="BFBFBF" w:sz="4"/>
-            </w:tcBorders>
-            <w:shd w:fill="EAF1FB" w:color="auto" w:val="clear"/>
             <w:tcMar>
               <w:top w:type="dxa" w:w="50"/>
               <w:left w:type="dxa" w:w="80"/>
@@ -647,7 +584,7 @@
         <w:jc w:val="both"/>
       </w:pPr>
       <w:r>
-        <w:t xml:space="preserve">El presente informe presenta los resultados de la Encuesta de Evaluación del Servicio de Procesamiento de Tarjetas de Crédito (Evertec), contestada el 16 y 17 de septiembre de 2026 por 17 colaboradores de Comedica de las agencias San Miguel, Colonia Médica, Sonsonate, Santa Ana, Plaza Mundo, Plaza Merliot, Colegio Médico, Usulután, Central y Jefe Móvil. En la calificación general del servicio, 14 colaboradores asignaron nota de 4 y 3 colaboradores nota de 3. Sin embargo, 9 de los 17 colaboradores consideran que resolver los casos es "Regular" o "Difícil", y 14 de los 17 reportaron problemas que deben corregirse: fallas y lentitud del sistema, reversas no aceptadas, plásticos que no funcionan, abonos registrados como "Nota de Crédito" sin detalle, y la atención de fraudes, contracargos y promociones. Con base en estos resultados, Comedica solicita formalmente a Evertec un plan de acción con fechas compromiso, y presenta al equipo directivo los puntos que corresponden a la institución.</w:t>
+        <w:t xml:space="preserve">El presente informe presenta los resultados de la Encuesta de Evaluación del Servicio de Procesamiento de Tarjetas de Crédito (Evertec), contestada el 16 y 17 de septiembre de 2026 por 17 colaboradores de Comedica de las agencias San Miguel, Colonia Médica, Sonsonate, Santa Ana, Plaza Mundo, Plaza Merliot, Colegio Médico, Usulután, Central y Jefe Móvil. En la calificación general del servicio, 14 colaboradores asignaron nota de 4 y 3 colaboradores nota de 3. Sin embargo, 9 de los 17 colaboradores consideran que resolver los casos es "Regular" o "Difícil", y 14 de los 17 reportaron problemas que deben corregirse: fallas y lentitud del sistema, reversas no aceptadas, plásticos que no funcionan, abonos registrados como "Nota de Crédito" sin detalle, y la atención de fraudes, contracargos y promociones.</w:t>
       </w:r>
     </w:p>
     <w:p>
@@ -5780,7 +5717,7 @@
         <w:pStyle w:val="Heading1"/>
       </w:pPr>
       <w:r>
-        <w:t xml:space="preserve">4. PROBLEMAS REPORTADOS Y SOLICITUDES A EVERTEC</w:t>
+        <w:t xml:space="preserve">4. PROBLEMAS REPORTADOS POR LOS COLABORADORES</w:t>
       </w:r>
     </w:p>
     <w:p>
@@ -5789,7 +5726,7 @@
         <w:jc w:val="both"/>
       </w:pPr>
       <w:r>
-        <w:t xml:space="preserve">De los 17 colaboradores, 14 reportaron problemas y 3 indicaron no tener inconvenientes ("Todo bien", "sin inconvenientes" y "siempre recibo ayuda"). A continuación se presentan los cinco puntos críticos, citando lo que escribieron los colaboradores y lo que Comedica solicita a Evertec para cada uno.</w:t>
+        <w:t xml:space="preserve">De los 17 colaboradores, 14 reportaron problemas y 3 indicaron no tener inconvenientes ("Todo bien", "sin inconvenientes" y "siempre recibo ayuda"). A continuación se presentan los problemas reportados, agrupados por tema y citando lo que escribieron los colaboradores.</w:t>
       </w:r>
     </w:p>
     <w:p>
@@ -5798,19 +5735,6 @@
       </w:pPr>
       <w:r>
         <w:t xml:space="preserve">4.1 Estabilidad y rendimiento de la plataforma</w:t>
-      </w:r>
-    </w:p>
-    <w:p>
-      <w:pPr>
-        <w:spacing w:after="160"/>
-        <w:jc w:val="both"/>
-      </w:pPr>
-      <w:r>
-        <w:rPr>
-          <w:b/>
-          <w:bCs/>
-        </w:rPr>
-        <w:t xml:space="preserve">Lo reportado en la encuesta:</w:t>
       </w:r>
     </w:p>
     <w:p>
@@ -5880,15 +5804,10 @@
     </w:p>
     <w:p>
       <w:pPr>
-        <w:spacing w:after="160"/>
-        <w:jc w:val="both"/>
+        <w:pStyle w:val="Heading2"/>
       </w:pPr>
       <w:r>
-        <w:rPr>
-          <w:b/>
-          <w:bCs/>
-        </w:rPr>
-        <w:t xml:space="preserve">Solicitamos:</w:t>
+        <w:t xml:space="preserve">4.2 Procesamiento de reversas</w:t>
       </w:r>
     </w:p>
     <w:p>
@@ -5901,7 +5820,7 @@
         <w:spacing w:after="80"/>
       </w:pPr>
       <w:r>
-        <w:t xml:space="preserve">Identificar la causa de las fallas de conexión, las caídas y la lentitud del sistema.</w:t>
+        <w:t xml:space="preserve">"La comunicación con la plataforma de Evertec principalmente al monto de reversas porque en ocasiones no las acepta Evertec…".</w:t>
       </w:r>
     </w:p>
     <w:p>
@@ -5914,7 +5833,7 @@
         <w:spacing w:after="80"/>
       </w:pPr>
       <w:r>
-        <w:t xml:space="preserve">Presentar un plan para resolverlas, con responsables y fechas.</w:t>
+        <w:t xml:space="preserve">"Las reversas de transacción".</w:t>
       </w:r>
     </w:p>
     <w:p>
@@ -5927,7 +5846,15 @@
         <w:spacing w:after="80"/>
       </w:pPr>
       <w:r>
-        <w:t xml:space="preserve">Reportar el cumplimiento de los niveles de servicio (SLA) acordados, incluyendo el tiempo de solución de las caídas.</w:t>
+        <w:t xml:space="preserve">"Las duplicidades en los pagos cuando hay caídas de sistemas: en Siscard lo toma y en sistema de Comedica no aparece procesado".</w:t>
+      </w:r>
+    </w:p>
+    <w:p>
+      <w:pPr>
+        <w:pStyle w:val="Heading2"/>
+      </w:pPr>
+      <w:r>
+        <w:t xml:space="preserve">4.3 Calidad de los plásticos y tiempos de reposición</w:t>
       </w:r>
     </w:p>
     <w:p>
@@ -5940,28 +5867,7 @@
         <w:spacing w:after="80"/>
       </w:pPr>
       <w:r>
-        <w:t xml:space="preserve">Mejorar los tiempos de respuesta en fechas de pago y en la aplicación de compras en flotantes de tarjeta de crédito y débito.</w:t>
-      </w:r>
-    </w:p>
-    <w:p>
-      <w:pPr>
-        <w:pStyle w:val="Heading2"/>
-      </w:pPr>
-      <w:r>
-        <w:t xml:space="preserve">4.2 Procesamiento de reversas</w:t>
-      </w:r>
-    </w:p>
-    <w:p>
-      <w:pPr>
-        <w:spacing w:after="160"/>
-        <w:jc w:val="both"/>
-      </w:pPr>
-      <w:r>
-        <w:rPr>
-          <w:b/>
-          <w:bCs/>
-        </w:rPr>
-        <w:t xml:space="preserve">Lo reportado en la encuesta:</w:t>
+        <w:t xml:space="preserve">"Asociados indican que plásticos le está dando bastante inconveniente al querer realizar compras; se realizan reposiciones muy frecuentemente porque plástico no funciona. El proceso de reposición es muy tardado".</w:t>
       </w:r>
     </w:p>
     <w:p>
@@ -5974,7 +5880,15 @@
         <w:spacing w:after="80"/>
       </w:pPr>
       <w:r>
-        <w:t xml:space="preserve">"La comunicación con la plataforma de Evertec principalmente al monto de reversas porque en ocasiones no las acepta Evertec…".</w:t>
+        <w:t xml:space="preserve">"Que cuando se olvida a los chicos de caja la clave, la reinicie Evertec, porque a veces cuesta que nos solucionen en tarjeta".</w:t>
+      </w:r>
+    </w:p>
+    <w:p>
+      <w:pPr>
+        <w:pStyle w:val="Heading2"/>
+      </w:pPr>
+      <w:r>
+        <w:t xml:space="preserve">4.4 Transparencia en abonos y notas de crédito</w:t>
       </w:r>
     </w:p>
     <w:p>
@@ -5987,7 +5901,15 @@
         <w:spacing w:after="80"/>
       </w:pPr>
       <w:r>
-        <w:t xml:space="preserve">"Las reversas de transacción".</w:t>
+        <w:t xml:space="preserve">"Actualmente, estos abonos se registran únicamente bajo el concepto de 'Nota de Crédito', lo que genera confusión entre los asociados al no identificar claramente el origen del descuento recibido. Una descripción más detallada contribuiría…".</w:t>
+      </w:r>
+    </w:p>
+    <w:p>
+      <w:pPr>
+        <w:pStyle w:val="Heading2"/>
+      </w:pPr>
+      <w:r>
+        <w:t xml:space="preserve">4.5 Fraude, tiempos de resolución y promociones</w:t>
       </w:r>
     </w:p>
     <w:p>
@@ -6000,20 +5922,7 @@
         <w:spacing w:after="80"/>
       </w:pPr>
       <w:r>
-        <w:t xml:space="preserve">"Las duplicidades en los pagos cuando hay caídas de sistemas: en Siscard lo toma y en sistema de Comedica no aparece procesado".</w:t>
-      </w:r>
-    </w:p>
-    <w:p>
-      <w:pPr>
-        <w:spacing w:after="160"/>
-        <w:jc w:val="both"/>
-      </w:pPr>
-      <w:r>
-        <w:rPr>
-          <w:b/>
-          <w:bCs/>
-        </w:rPr>
-        <w:t xml:space="preserve">Solicitamos:</w:t>
+        <w:t xml:space="preserve">"El fraude con las tarjetas y el reporte de compras fraudulentas".</w:t>
       </w:r>
     </w:p>
     <w:p>
@@ -6026,308 +5935,11 @@
         <w:spacing w:after="80"/>
       </w:pPr>
       <w:r>
-        <w:t xml:space="preserve">Corregir la causa por la que Evertec no acepta algunas reversas.</w:t>
-      </w:r>
-    </w:p>
-    <w:p>
-      <w:pPr>
-        <w:pStyle w:val="ListParagraph"/>
-        <w:numPr>
-          <w:ilvl w:val="0"/>
-          <w:numId w:val="2"/>
-        </w:numPr>
-        <w:spacing w:after="80"/>
-      </w:pPr>
-      <w:r>
-        <w:t xml:space="preserve">Asegurar que los pagos y reversas registrados en Siscard coincidan con los procesados en el sistema de Comedica, especialmente cuando hay caídas del sistema.</w:t>
-      </w:r>
-    </w:p>
-    <w:p>
-      <w:pPr>
-        <w:pStyle w:val="ListParagraph"/>
-        <w:numPr>
-          <w:ilvl w:val="0"/>
-          <w:numId w:val="2"/>
-        </w:numPr>
-        <w:spacing w:after="80"/>
-      </w:pPr>
-      <w:r>
-        <w:t xml:space="preserve">Definir cómo y en qué plazo se corregirán los pagos duplicados y las reversas no aplicadas.</w:t>
-      </w:r>
-    </w:p>
-    <w:p>
-      <w:pPr>
-        <w:pStyle w:val="Heading2"/>
-      </w:pPr>
-      <w:r>
-        <w:t xml:space="preserve">4.3 Calidad de los plásticos y tiempos de reposición</w:t>
-      </w:r>
-    </w:p>
-    <w:p>
-      <w:pPr>
-        <w:spacing w:after="160"/>
-        <w:jc w:val="both"/>
-      </w:pPr>
-      <w:r>
-        <w:rPr>
-          <w:b/>
-          <w:bCs/>
-        </w:rPr>
-        <w:t xml:space="preserve">Lo reportado en la encuesta:</w:t>
-      </w:r>
-    </w:p>
-    <w:p>
-      <w:pPr>
-        <w:pStyle w:val="ListParagraph"/>
-        <w:numPr>
-          <w:ilvl w:val="0"/>
-          <w:numId w:val="2"/>
-        </w:numPr>
-        <w:spacing w:after="80"/>
-      </w:pPr>
-      <w:r>
-        <w:t xml:space="preserve">"Asociados indican que plásticos le está dando bastante inconveniente al querer realizar compras; se realizan reposiciones muy frecuentemente porque plástico no funciona. El proceso de reposición es muy tardado".</w:t>
-      </w:r>
-    </w:p>
-    <w:p>
-      <w:pPr>
-        <w:pStyle w:val="ListParagraph"/>
-        <w:numPr>
-          <w:ilvl w:val="0"/>
-          <w:numId w:val="2"/>
-        </w:numPr>
-        <w:spacing w:after="80"/>
-      </w:pPr>
-      <w:r>
-        <w:t xml:space="preserve">"Que cuando se olvida a los chicos de caja la clave, la reinicie Evertec, porque a veces cuesta que nos solucionen en tarjeta".</w:t>
-      </w:r>
-    </w:p>
-    <w:p>
-      <w:pPr>
-        <w:spacing w:after="160"/>
-        <w:jc w:val="both"/>
-      </w:pPr>
-      <w:r>
-        <w:rPr>
-          <w:b/>
-          <w:bCs/>
-        </w:rPr>
-        <w:t xml:space="preserve">Solicitamos:</w:t>
-      </w:r>
-    </w:p>
-    <w:p>
-      <w:pPr>
-        <w:pStyle w:val="ListParagraph"/>
-        <w:numPr>
-          <w:ilvl w:val="0"/>
-          <w:numId w:val="2"/>
-        </w:numPr>
-        <w:spacing w:after="80"/>
-      </w:pPr>
-      <w:r>
-        <w:t xml:space="preserve">Revisar los plásticos que están fallando e identificar la causa.</w:t>
-      </w:r>
-    </w:p>
-    <w:p>
-      <w:pPr>
-        <w:pStyle w:val="ListParagraph"/>
-        <w:numPr>
-          <w:ilvl w:val="0"/>
-          <w:numId w:val="2"/>
-        </w:numPr>
-        <w:spacing w:after="80"/>
-      </w:pPr>
-      <w:r>
-        <w:t xml:space="preserve">Reducir el tiempo del proceso de reposición.</w:t>
-      </w:r>
-    </w:p>
-    <w:p>
-      <w:pPr>
-        <w:pStyle w:val="ListParagraph"/>
-        <w:numPr>
-          <w:ilvl w:val="0"/>
-          <w:numId w:val="2"/>
-        </w:numPr>
-        <w:spacing w:after="80"/>
-      </w:pPr>
-      <w:r>
-        <w:t xml:space="preserve">Agilizar el reinicio de clave del personal de caja.</w:t>
-      </w:r>
-    </w:p>
-    <w:p>
-      <w:pPr>
-        <w:pStyle w:val="Heading2"/>
-      </w:pPr>
-      <w:r>
-        <w:t xml:space="preserve">4.4 Transparencia en abonos y notas de crédito</w:t>
-      </w:r>
-    </w:p>
-    <w:p>
-      <w:pPr>
-        <w:spacing w:after="160"/>
-        <w:jc w:val="both"/>
-      </w:pPr>
-      <w:r>
-        <w:rPr>
-          <w:b/>
-          <w:bCs/>
-        </w:rPr>
-        <w:t xml:space="preserve">Lo reportado en la encuesta:</w:t>
-      </w:r>
-    </w:p>
-    <w:p>
-      <w:pPr>
-        <w:pStyle w:val="ListParagraph"/>
-        <w:numPr>
-          <w:ilvl w:val="0"/>
-          <w:numId w:val="2"/>
-        </w:numPr>
-        <w:spacing w:after="80"/>
-      </w:pPr>
-      <w:r>
-        <w:t xml:space="preserve">"Actualmente, estos abonos se registran únicamente bajo el concepto de 'Nota de Crédito', lo que genera confusión entre los asociados al no identificar claramente el origen del descuento recibido. Una descripción más detallada contribuiría…".</w:t>
-      </w:r>
-    </w:p>
-    <w:p>
-      <w:pPr>
-        <w:spacing w:after="160"/>
-        <w:jc w:val="both"/>
-      </w:pPr>
-      <w:r>
-        <w:rPr>
-          <w:b/>
-          <w:bCs/>
-        </w:rPr>
-        <w:t xml:space="preserve">Solicitamos:</w:t>
-      </w:r>
-    </w:p>
-    <w:p>
-      <w:pPr>
-        <w:pStyle w:val="ListParagraph"/>
-        <w:numPr>
-          <w:ilvl w:val="0"/>
-          <w:numId w:val="2"/>
-        </w:numPr>
-        <w:spacing w:after="80"/>
-      </w:pPr>
-      <w:r>
-        <w:t xml:space="preserve">Sustituir el concepto genérico "Nota de Crédito" por una descripción específica del beneficio o campaña que origina cada abono, para que el asociado identifique claramente el origen del descuento.</w:t>
-      </w:r>
-    </w:p>
-    <w:p>
-      <w:pPr>
-        <w:pStyle w:val="Heading2"/>
-      </w:pPr>
-      <w:r>
-        <w:t xml:space="preserve">4.5 Contracargos, fraude y acreditación de promociones</w:t>
-      </w:r>
-    </w:p>
-    <w:p>
-      <w:pPr>
-        <w:spacing w:after="160"/>
-        <w:jc w:val="both"/>
-      </w:pPr>
-      <w:r>
-        <w:rPr>
-          <w:b/>
-          <w:bCs/>
-        </w:rPr>
-        <w:t xml:space="preserve">Lo reportado en la encuesta:</w:t>
-      </w:r>
-    </w:p>
-    <w:p>
-      <w:pPr>
-        <w:pStyle w:val="ListParagraph"/>
-        <w:numPr>
-          <w:ilvl w:val="0"/>
-          <w:numId w:val="2"/>
-        </w:numPr>
-        <w:spacing w:after="80"/>
-      </w:pPr>
-      <w:r>
-        <w:t xml:space="preserve">"El fraude con las tarjetas y el reporte de compras fraudulentas".</w:t>
-      </w:r>
-    </w:p>
-    <w:p>
-      <w:pPr>
-        <w:pStyle w:val="ListParagraph"/>
-        <w:numPr>
-          <w:ilvl w:val="0"/>
-          <w:numId w:val="2"/>
-        </w:numPr>
-        <w:spacing w:after="80"/>
-      </w:pPr>
-      <w:r>
-        <w:t xml:space="preserve">"Los reclamos por contracargos deberían ser solo atendidos por depto. de T/C".</w:t>
-      </w:r>
-    </w:p>
-    <w:p>
-      <w:pPr>
-        <w:pStyle w:val="ListParagraph"/>
-        <w:numPr>
-          <w:ilvl w:val="0"/>
-          <w:numId w:val="2"/>
-        </w:numPr>
-        <w:spacing w:after="80"/>
-      </w:pPr>
-      <w:r>
         <w:t xml:space="preserve">"El tiempo de resolución", "tiempo de entrega" y "acreditación de puntos por promociones dentro de las fechas correspondientes".</w:t>
       </w:r>
     </w:p>
     <w:p>
       <w:pPr>
-        <w:spacing w:after="160"/>
-        <w:jc w:val="both"/>
-      </w:pPr>
-      <w:r>
-        <w:rPr>
-          <w:b/>
-          <w:bCs/>
-        </w:rPr>
-        <w:t xml:space="preserve">Solicitamos:</w:t>
-      </w:r>
-    </w:p>
-    <w:p>
-      <w:pPr>
-        <w:pStyle w:val="ListParagraph"/>
-        <w:numPr>
-          <w:ilvl w:val="0"/>
-          <w:numId w:val="2"/>
-        </w:numPr>
-        <w:spacing w:after="80"/>
-      </w:pPr>
-      <w:r>
-        <w:t xml:space="preserve">Mejorar la atención del reporte de compras fraudulentas.</w:t>
-      </w:r>
-    </w:p>
-    <w:p>
-      <w:pPr>
-        <w:pStyle w:val="ListParagraph"/>
-        <w:numPr>
-          <w:ilvl w:val="0"/>
-          <w:numId w:val="2"/>
-        </w:numPr>
-        <w:spacing w:after="80"/>
-      </w:pPr>
-      <w:r>
-        <w:t xml:space="preserve">Reducir los tiempos de resolución de reclamos y contracargos.</w:t>
-      </w:r>
-    </w:p>
-    <w:p>
-      <w:pPr>
-        <w:pStyle w:val="ListParagraph"/>
-        <w:numPr>
-          <w:ilvl w:val="0"/>
-          <w:numId w:val="2"/>
-        </w:numPr>
-        <w:spacing w:after="80"/>
-      </w:pPr>
-      <w:r>
-        <w:t xml:space="preserve">Acreditar los puntos por promociones dentro de las fechas correspondientes.</w:t>
-      </w:r>
-    </w:p>
-    <w:p>
-      <w:pPr>
         <w:pBdr>
           <w:bottom w:val="single" w:color="2E75B6" w:sz="6" w:space="1"/>
         </w:pBdr>
@@ -6339,7 +5951,7 @@
         <w:pStyle w:val="Heading1"/>
       </w:pPr>
       <w:r>
-        <w:t xml:space="preserve">5. PLAN DE ACCIÓN Y FECHAS COMPROMISO</w:t>
+        <w:t xml:space="preserve">5. OTRAS SUGERENCIAS DE LOS COLABORADORES</w:t>
       </w:r>
     </w:p>
     <w:p>
@@ -6348,392 +5960,7 @@
         <w:jc w:val="both"/>
       </w:pPr>
       <w:r>
-        <w:t xml:space="preserve">Comedica solicita a Evertec remitir un </w:t>
-      </w:r>
-      <w:r>
-        <w:rPr>
-          <w:b/>
-          <w:bCs/>
-        </w:rPr>
-        <w:t xml:space="preserve">plan de acción formal</w:t>
-      </w:r>
-      <w:r>
-        <w:t xml:space="preserve"> que indique, para cada uno de los cinco puntos anteriores, la causa identificada, las acciones a tomar, los responsables y las fechas compromiso. Se proponen las siguientes fechas:</w:t>
-      </w:r>
-    </w:p>
-    <w:tbl>
-      <w:tblPr>
-        <w:tblW w:type="dxa" w:w="9936"/>
-        <w:tblBorders>
-          <w:top w:val="single" w:color="auto" w:sz="4"/>
-          <w:left w:val="single" w:color="auto" w:sz="4"/>
-          <w:bottom w:val="single" w:color="auto" w:sz="4"/>
-          <w:right w:val="single" w:color="auto" w:sz="4"/>
-          <w:insideH w:val="single" w:color="auto" w:sz="4"/>
-          <w:insideV w:val="single" w:color="auto" w:sz="4"/>
-        </w:tblBorders>
-      </w:tblPr>
-      <w:tblGrid>
-        <w:gridCol w:w="5852"/>
-        <w:gridCol w:w="4084"/>
-      </w:tblGrid>
-      <w:tr>
-        <w:trPr>
-          <w:tblHeader/>
-        </w:trPr>
-        <w:tc>
-          <w:tcPr>
-            <w:tcW w:type="dxa" w:w="5852"/>
-            <w:tcBorders>
-              <w:top w:val="single" w:color="BFBFBF" w:sz="4"/>
-              <w:left w:val="single" w:color="BFBFBF" w:sz="4"/>
-              <w:bottom w:val="single" w:color="BFBFBF" w:sz="4"/>
-              <w:right w:val="single" w:color="BFBFBF" w:sz="4"/>
-            </w:tcBorders>
-            <w:shd w:fill="1F3864" w:color="auto" w:val="clear"/>
-            <w:tcMar>
-              <w:top w:type="dxa" w:w="50"/>
-              <w:left w:type="dxa" w:w="80"/>
-              <w:bottom w:type="dxa" w:w="50"/>
-              <w:right w:type="dxa" w:w="80"/>
-            </w:tcMar>
-          </w:tcPr>
-          <w:p>
-            <w:r>
-              <w:rPr>
-                <w:rFonts w:ascii="Calibri" w:cs="Calibri" w:eastAsia="Calibri" w:hAnsi="Calibri"/>
-                <w:b/>
-                <w:bCs/>
-                <w:color w:val="FFFFFF"/>
-                <w:sz w:val="19"/>
-                <w:szCs w:val="19"/>
-              </w:rPr>
-              <w:t xml:space="preserve">Actividad</w:t>
-            </w:r>
-          </w:p>
-        </w:tc>
-        <w:tc>
-          <w:tcPr>
-            <w:tcW w:type="dxa" w:w="4084"/>
-            <w:tcBorders>
-              <w:top w:val="single" w:color="BFBFBF" w:sz="4"/>
-              <w:left w:val="single" w:color="BFBFBF" w:sz="4"/>
-              <w:bottom w:val="single" w:color="BFBFBF" w:sz="4"/>
-              <w:right w:val="single" w:color="BFBFBF" w:sz="4"/>
-            </w:tcBorders>
-            <w:shd w:fill="1F3864" w:color="auto" w:val="clear"/>
-            <w:tcMar>
-              <w:top w:type="dxa" w:w="50"/>
-              <w:left w:type="dxa" w:w="80"/>
-              <w:bottom w:type="dxa" w:w="50"/>
-              <w:right w:type="dxa" w:w="80"/>
-            </w:tcMar>
-          </w:tcPr>
-          <w:p>
-            <w:r>
-              <w:rPr>
-                <w:rFonts w:ascii="Calibri" w:cs="Calibri" w:eastAsia="Calibri" w:hAnsi="Calibri"/>
-                <w:b/>
-                <w:bCs/>
-                <w:color w:val="FFFFFF"/>
-                <w:sz w:val="19"/>
-                <w:szCs w:val="19"/>
-              </w:rPr>
-              <w:t xml:space="preserve">Fecha propuesta</w:t>
-            </w:r>
-          </w:p>
-        </w:tc>
-      </w:tr>
-      <w:tr>
-        <w:trPr>
-          <w:tblHeader w:val="false"/>
-        </w:trPr>
-        <w:tc>
-          <w:tcPr>
-            <w:tcW w:type="dxa" w:w="5852"/>
-            <w:tcBorders>
-              <w:top w:val="single" w:color="BFBFBF" w:sz="4"/>
-              <w:left w:val="single" w:color="BFBFBF" w:sz="4"/>
-              <w:bottom w:val="single" w:color="BFBFBF" w:sz="4"/>
-              <w:right w:val="single" w:color="BFBFBF" w:sz="4"/>
-            </w:tcBorders>
-            <w:shd w:fill="FFFFFF" w:color="auto" w:val="clear"/>
-            <w:tcMar>
-              <w:top w:type="dxa" w:w="50"/>
-              <w:left w:type="dxa" w:w="80"/>
-              <w:bottom w:type="dxa" w:w="50"/>
-              <w:right w:type="dxa" w:w="80"/>
-            </w:tcMar>
-          </w:tcPr>
-          <w:p>
-            <w:r>
-              <w:rPr>
-                <w:rFonts w:ascii="Calibri" w:cs="Calibri" w:eastAsia="Calibri" w:hAnsi="Calibri"/>
-                <w:color w:val="000000"/>
-                <w:sz w:val="19"/>
-                <w:szCs w:val="19"/>
-              </w:rPr>
-              <w:t xml:space="preserve">Confirmación de recibido de este informe</w:t>
-            </w:r>
-          </w:p>
-        </w:tc>
-        <w:tc>
-          <w:tcPr>
-            <w:tcW w:type="dxa" w:w="4084"/>
-            <w:tcBorders>
-              <w:top w:val="single" w:color="BFBFBF" w:sz="4"/>
-              <w:left w:val="single" w:color="BFBFBF" w:sz="4"/>
-              <w:bottom w:val="single" w:color="BFBFBF" w:sz="4"/>
-              <w:right w:val="single" w:color="BFBFBF" w:sz="4"/>
-            </w:tcBorders>
-            <w:shd w:fill="FFFFFF" w:color="auto" w:val="clear"/>
-            <w:tcMar>
-              <w:top w:type="dxa" w:w="50"/>
-              <w:left w:type="dxa" w:w="80"/>
-              <w:bottom w:type="dxa" w:w="50"/>
-              <w:right w:type="dxa" w:w="80"/>
-            </w:tcMar>
-          </w:tcPr>
-          <w:p>
-            <w:r>
-              <w:rPr>
-                <w:rFonts w:ascii="Calibri" w:cs="Calibri" w:eastAsia="Calibri" w:hAnsi="Calibri"/>
-                <w:color w:val="000000"/>
-                <w:sz w:val="19"/>
-                <w:szCs w:val="19"/>
-              </w:rPr>
-              <w:t xml:space="preserve">Lunes 28 de septiembre de 2026</w:t>
-            </w:r>
-          </w:p>
-        </w:tc>
-      </w:tr>
-      <w:tr>
-        <w:trPr>
-          <w:tblHeader w:val="false"/>
-        </w:trPr>
-        <w:tc>
-          <w:tcPr>
-            <w:tcW w:type="dxa" w:w="5852"/>
-            <w:tcBorders>
-              <w:top w:val="single" w:color="BFBFBF" w:sz="4"/>
-              <w:left w:val="single" w:color="BFBFBF" w:sz="4"/>
-              <w:bottom w:val="single" w:color="BFBFBF" w:sz="4"/>
-              <w:right w:val="single" w:color="BFBFBF" w:sz="4"/>
-            </w:tcBorders>
-            <w:shd w:fill="EAF1FB" w:color="auto" w:val="clear"/>
-            <w:tcMar>
-              <w:top w:type="dxa" w:w="50"/>
-              <w:left w:type="dxa" w:w="80"/>
-              <w:bottom w:type="dxa" w:w="50"/>
-              <w:right w:type="dxa" w:w="80"/>
-            </w:tcMar>
-          </w:tcPr>
-          <w:p>
-            <w:r>
-              <w:rPr>
-                <w:rFonts w:ascii="Calibri" w:cs="Calibri" w:eastAsia="Calibri" w:hAnsi="Calibri"/>
-                <w:color w:val="000000"/>
-                <w:sz w:val="19"/>
-                <w:szCs w:val="19"/>
-              </w:rPr>
-              <w:t xml:space="preserve">Reunión de trabajo entre Evertec y Comedica</w:t>
-            </w:r>
-          </w:p>
-        </w:tc>
-        <w:tc>
-          <w:tcPr>
-            <w:tcW w:type="dxa" w:w="4084"/>
-            <w:tcBorders>
-              <w:top w:val="single" w:color="BFBFBF" w:sz="4"/>
-              <w:left w:val="single" w:color="BFBFBF" w:sz="4"/>
-              <w:bottom w:val="single" w:color="BFBFBF" w:sz="4"/>
-              <w:right w:val="single" w:color="BFBFBF" w:sz="4"/>
-            </w:tcBorders>
-            <w:shd w:fill="EAF1FB" w:color="auto" w:val="clear"/>
-            <w:tcMar>
-              <w:top w:type="dxa" w:w="50"/>
-              <w:left w:type="dxa" w:w="80"/>
-              <w:bottom w:type="dxa" w:w="50"/>
-              <w:right w:type="dxa" w:w="80"/>
-            </w:tcMar>
-          </w:tcPr>
-          <w:p>
-            <w:r>
-              <w:rPr>
-                <w:rFonts w:ascii="Calibri" w:cs="Calibri" w:eastAsia="Calibri" w:hAnsi="Calibri"/>
-                <w:color w:val="000000"/>
-                <w:sz w:val="19"/>
-                <w:szCs w:val="19"/>
-              </w:rPr>
-              <w:t xml:space="preserve">Jueves 1 de octubre de 2026</w:t>
-            </w:r>
-          </w:p>
-        </w:tc>
-      </w:tr>
-      <w:tr>
-        <w:trPr>
-          <w:tblHeader w:val="false"/>
-        </w:trPr>
-        <w:tc>
-          <w:tcPr>
-            <w:tcW w:type="dxa" w:w="5852"/>
-            <w:tcBorders>
-              <w:top w:val="single" w:color="BFBFBF" w:sz="4"/>
-              <w:left w:val="single" w:color="BFBFBF" w:sz="4"/>
-              <w:bottom w:val="single" w:color="BFBFBF" w:sz="4"/>
-              <w:right w:val="single" w:color="BFBFBF" w:sz="4"/>
-            </w:tcBorders>
-            <w:shd w:fill="FFFFFF" w:color="auto" w:val="clear"/>
-            <w:tcMar>
-              <w:top w:type="dxa" w:w="50"/>
-              <w:left w:type="dxa" w:w="80"/>
-              <w:bottom w:type="dxa" w:w="50"/>
-              <w:right w:type="dxa" w:w="80"/>
-            </w:tcMar>
-          </w:tcPr>
-          <w:p>
-            <w:r>
-              <w:rPr>
-                <w:rFonts w:ascii="Calibri" w:cs="Calibri" w:eastAsia="Calibri" w:hAnsi="Calibri"/>
-                <w:color w:val="000000"/>
-                <w:sz w:val="19"/>
-                <w:szCs w:val="19"/>
-              </w:rPr>
-              <w:t xml:space="preserve">Entrega del plan de acción formal</w:t>
-            </w:r>
-          </w:p>
-        </w:tc>
-        <w:tc>
-          <w:tcPr>
-            <w:tcW w:type="dxa" w:w="4084"/>
-            <w:tcBorders>
-              <w:top w:val="single" w:color="BFBFBF" w:sz="4"/>
-              <w:left w:val="single" w:color="BFBFBF" w:sz="4"/>
-              <w:bottom w:val="single" w:color="BFBFBF" w:sz="4"/>
-              <w:right w:val="single" w:color="BFBFBF" w:sz="4"/>
-            </w:tcBorders>
-            <w:shd w:fill="FFFFFF" w:color="auto" w:val="clear"/>
-            <w:tcMar>
-              <w:top w:type="dxa" w:w="50"/>
-              <w:left w:type="dxa" w:w="80"/>
-              <w:bottom w:type="dxa" w:w="50"/>
-              <w:right w:type="dxa" w:w="80"/>
-            </w:tcMar>
-          </w:tcPr>
-          <w:p>
-            <w:r>
-              <w:rPr>
-                <w:rFonts w:ascii="Calibri" w:cs="Calibri" w:eastAsia="Calibri" w:hAnsi="Calibri"/>
-                <w:color w:val="000000"/>
-                <w:sz w:val="19"/>
-                <w:szCs w:val="19"/>
-              </w:rPr>
-              <w:t xml:space="preserve">Jueves 8 de octubre de 2026</w:t>
-            </w:r>
-          </w:p>
-        </w:tc>
-      </w:tr>
-      <w:tr>
-        <w:trPr>
-          <w:tblHeader w:val="false"/>
-        </w:trPr>
-        <w:tc>
-          <w:tcPr>
-            <w:tcW w:type="dxa" w:w="5852"/>
-            <w:tcBorders>
-              <w:top w:val="single" w:color="BFBFBF" w:sz="4"/>
-              <w:left w:val="single" w:color="BFBFBF" w:sz="4"/>
-              <w:bottom w:val="single" w:color="BFBFBF" w:sz="4"/>
-              <w:right w:val="single" w:color="BFBFBF" w:sz="4"/>
-            </w:tcBorders>
-            <w:shd w:fill="EAF1FB" w:color="auto" w:val="clear"/>
-            <w:tcMar>
-              <w:top w:type="dxa" w:w="50"/>
-              <w:left w:type="dxa" w:w="80"/>
-              <w:bottom w:type="dxa" w:w="50"/>
-              <w:right w:type="dxa" w:w="80"/>
-            </w:tcMar>
-          </w:tcPr>
-          <w:p>
-            <w:r>
-              <w:rPr>
-                <w:rFonts w:ascii="Calibri" w:cs="Calibri" w:eastAsia="Calibri" w:hAnsi="Calibri"/>
-                <w:color w:val="000000"/>
-                <w:sz w:val="19"/>
-                <w:szCs w:val="19"/>
-              </w:rPr>
-              <w:t xml:space="preserve">Primer informe de avance</w:t>
-            </w:r>
-          </w:p>
-        </w:tc>
-        <w:tc>
-          <w:tcPr>
-            <w:tcW w:type="dxa" w:w="4084"/>
-            <w:tcBorders>
-              <w:top w:val="single" w:color="BFBFBF" w:sz="4"/>
-              <w:left w:val="single" w:color="BFBFBF" w:sz="4"/>
-              <w:bottom w:val="single" w:color="BFBFBF" w:sz="4"/>
-              <w:right w:val="single" w:color="BFBFBF" w:sz="4"/>
-            </w:tcBorders>
-            <w:shd w:fill="EAF1FB" w:color="auto" w:val="clear"/>
-            <w:tcMar>
-              <w:top w:type="dxa" w:w="50"/>
-              <w:left w:type="dxa" w:w="80"/>
-              <w:bottom w:type="dxa" w:w="50"/>
-              <w:right w:type="dxa" w:w="80"/>
-            </w:tcMar>
-          </w:tcPr>
-          <w:p>
-            <w:r>
-              <w:rPr>
-                <w:rFonts w:ascii="Calibri" w:cs="Calibri" w:eastAsia="Calibri" w:hAnsi="Calibri"/>
-                <w:color w:val="000000"/>
-                <w:sz w:val="19"/>
-                <w:szCs w:val="19"/>
-              </w:rPr>
-              <w:t xml:space="preserve">Viernes 30 de octubre de 2026</w:t>
-            </w:r>
-          </w:p>
-        </w:tc>
-      </w:tr>
-    </w:tbl>
-    <w:p>
-      <w:pPr>
-        <w:spacing w:after="80"/>
-      </w:pPr>
-    </w:p>
-    <w:p>
-      <w:pPr>
-        <w:spacing w:after="160"/>
-        <w:jc w:val="both"/>
-      </w:pPr>
-      <w:r>
-        <w:t xml:space="preserve">Comedica dará seguimiento a estos compromisos, y los resultados serán considerados en la próxima evaluación del servicio.</w:t>
-      </w:r>
-    </w:p>
-    <w:p>
-      <w:pPr>
-        <w:pBdr>
-          <w:bottom w:val="single" w:color="2E75B6" w:sz="6" w:space="1"/>
-        </w:pBdr>
-        <w:spacing w:after="200"/>
-      </w:pPr>
-    </w:p>
-    <w:p>
-      <w:pPr>
-        <w:pStyle w:val="Heading1"/>
-      </w:pPr>
-      <w:r>
-        <w:t xml:space="preserve">6. PUNTOS PARA EL EQUIPO DIRECTIVO DE COMEDICA</w:t>
-      </w:r>
-    </w:p>
-    <w:p>
-      <w:pPr>
-        <w:spacing w:after="160"/>
-        <w:jc w:val="both"/>
-      </w:pPr>
-      <w:r>
-        <w:t xml:space="preserve">Los colaboradores también reportaron aspectos que corresponden a Comedica:</w:t>
+        <w:t xml:space="preserve">Los colaboradores también hicieron las siguientes sugerencias:</w:t>
       </w:r>
     </w:p>
     <w:p>
@@ -6777,15 +6004,6 @@
     </w:p>
     <w:p>
       <w:pPr>
-        <w:spacing w:after="160"/>
-        <w:jc w:val="both"/>
-      </w:pPr>
-      <w:r>
-        <w:t xml:space="preserve">Se solicita al equipo directivo evaluar estos puntos y definir a los responsables de darles seguimiento.</w:t>
-      </w:r>
-    </w:p>
-    <w:p>
-      <w:pPr>
         <w:pBdr>
           <w:bottom w:val="single" w:color="2E75B6" w:sz="6" w:space="1"/>
         </w:pBdr>
@@ -6797,7 +6015,7 @@
         <w:pStyle w:val="Heading1"/>
       </w:pPr>
       <w:r>
-        <w:t xml:space="preserve">7. CONCLUSIONES</w:t>
+        <w:t xml:space="preserve">6. CONCLUSIONES</w:t>
       </w:r>
     </w:p>
     <w:p>
@@ -6850,59 +6068,6 @@
       </w:pPr>
       <w:r>
         <w:t xml:space="preserve">Los problemas más reportados son la estabilidad y lentitud del sistema, las reversas, los plásticos, la falta de detalle en las notas de crédito, y la atención de fraudes, contracargos y promociones.</w:t>
-      </w:r>
-    </w:p>
-    <w:p>
-      <w:pPr>
-        <w:pStyle w:val="ListParagraph"/>
-        <w:numPr>
-          <w:ilvl w:val="0"/>
-          <w:numId w:val="4"/>
-        </w:numPr>
-        <w:spacing w:after="80"/>
-      </w:pPr>
-      <w:r>
-        <w:t xml:space="preserve">Se requiere que Evertec presente un plan de acción con fechas compromiso y que el equipo directivo de Comedica atienda los puntos internos señalados por los colaboradores.</w:t>
-      </w:r>
-    </w:p>
-    <w:p>
-      <w:pPr>
-        <w:spacing w:after="160"/>
-        <w:jc w:val="both"/>
-      </w:pPr>
-      <w:r>
-        <w:t xml:space="preserve">Atentamente,</w:t>
-      </w:r>
-    </w:p>
-    <w:p>
-      <w:pPr>
-        <w:spacing w:after="160"/>
-        <w:jc w:val="both"/>
-      </w:pPr>
-      <w:r>
-        <w:rPr>
-          <w:b/>
-          <w:bCs/>
-        </w:rPr>
-        <w:t xml:space="preserve">[Nombre]</w:t>
-      </w:r>
-    </w:p>
-    <w:p>
-      <w:pPr>
-        <w:spacing w:after="160"/>
-        <w:jc w:val="both"/>
-      </w:pPr>
-      <w:r>
-        <w:t xml:space="preserve">[Cargo]</w:t>
-      </w:r>
-    </w:p>
-    <w:p>
-      <w:pPr>
-        <w:spacing w:after="160"/>
-        <w:jc w:val="both"/>
-      </w:pPr>
-      <w:r>
-        <w:t xml:space="preserve">Comedica</w:t>
       </w:r>
     </w:p>
     <w:sectPr>

--- a/informes/Informe_Ejecutivo_Evertec_Septiembre_2026.docx
+++ b/informes/Informe_Ejecutivo_Evertec_Septiembre_2026.docx
@@ -584,7 +584,7 @@
         <w:jc w:val="both"/>
       </w:pPr>
       <w:r>
-        <w:t xml:space="preserve">El presente informe presenta los resultados de la Encuesta de Evaluación del Servicio de Procesamiento de Tarjetas de Crédito (Evertec), contestada el 16 y 17 de septiembre de 2026 por 17 colaboradores de Comedica de las agencias San Miguel, Colonia Médica, Sonsonate, Santa Ana, Plaza Mundo, Plaza Merliot, Colegio Médico, Usulután, Central y Jefe Móvil. En la calificación general del servicio, 14 colaboradores asignaron nota de 4 y 3 colaboradores nota de 3. Sin embargo, 9 de los 17 colaboradores consideran que resolver los casos es "Regular" o "Difícil", y 14 de los 17 reportaron problemas que deben corregirse: fallas y lentitud del sistema, reversas no aceptadas, plásticos que no funcionan, abonos registrados como "Nota de Crédito" sin detalle, y la atención de fraudes, contracargos y promociones.</w:t>
+        <w:t xml:space="preserve">El presente informe muestra los resultados de la Encuesta de Evaluación del Servicio de Procesamiento de Tarjetas de Crédito (Evertec), contestada por el personal de agencias de Comedica. Su propósito es conocer la opinión del personal sobre la atención, la solución de casos y la calidad general del servicio de Evertec, e identificar los problemas que enfrentan en el día a día.</w:t>
       </w:r>
     </w:p>
     <w:p>
@@ -603,105 +603,6 @@
         <w:t xml:space="preserve">2. MÉTRICAS CLAVE</w:t>
       </w:r>
     </w:p>
-    <w:p>
-      <w:pPr>
-        <w:pStyle w:val="Heading2"/>
-      </w:pPr>
-      <w:r>
-        <w:t xml:space="preserve">¿Quiénes participaron?</w:t>
-      </w:r>
-    </w:p>
-    <w:p>
-      <w:pPr>
-        <w:pStyle w:val="ListParagraph"/>
-        <w:numPr>
-          <w:ilvl w:val="0"/>
-          <w:numId w:val="2"/>
-        </w:numPr>
-        <w:spacing w:after="80"/>
-      </w:pPr>
-      <w:r>
-        <w:rPr>
-          <w:b/>
-          <w:bCs/>
-        </w:rPr>
-        <w:t xml:space="preserve">17 colaboradores</w:t>
-      </w:r>
-      <w:r>
-        <w:t xml:space="preserve"> de Comedica respondieron la encuesta.</w:t>
-      </w:r>
-    </w:p>
-    <w:p>
-      <w:pPr>
-        <w:pStyle w:val="ListParagraph"/>
-        <w:numPr>
-          <w:ilvl w:val="0"/>
-          <w:numId w:val="2"/>
-        </w:numPr>
-        <w:spacing w:after="80"/>
-      </w:pPr>
-      <w:r>
-        <w:t xml:space="preserve">Participaron </w:t>
-      </w:r>
-      <w:r>
-        <w:rPr>
-          <w:b/>
-          <w:bCs/>
-        </w:rPr>
-        <w:t xml:space="preserve">9 agencias y Jefe Móvil</w:t>
-      </w:r>
-      <w:r>
-        <w:t xml:space="preserve">: San Miguel, Colonia Médica, Sonsonate, Santa Ana, Plaza Mundo, Plaza Merliot, Colegio Médico, Usulután, Central y Jefe Móvil.</w:t>
-      </w:r>
-    </w:p>
-    <w:p>
-      <w:pPr>
-        <w:pStyle w:val="ListParagraph"/>
-        <w:numPr>
-          <w:ilvl w:val="0"/>
-          <w:numId w:val="2"/>
-        </w:numPr>
-        <w:spacing w:after="80"/>
-      </w:pPr>
-      <w:r>
-        <w:t xml:space="preserve">Las respuestas se recibieron el </w:t>
-      </w:r>
-      <w:r>
-        <w:rPr>
-          <w:b/>
-          <w:bCs/>
-        </w:rPr>
-        <w:t xml:space="preserve">16 y 17 de septiembre de 2026</w:t>
-      </w:r>
-      <w:r>
-        <w:t xml:space="preserve">.</w:t>
-      </w:r>
-    </w:p>
-    <w:p>
-      <w:pPr>
-        <w:pStyle w:val="ListParagraph"/>
-        <w:numPr>
-          <w:ilvl w:val="0"/>
-          <w:numId w:val="2"/>
-        </w:numPr>
-        <w:spacing w:after="80"/>
-      </w:pPr>
-      <w:r>
-        <w:rPr>
-          <w:b/>
-          <w:bCs/>
-        </w:rPr>
-        <w:t xml:space="preserve">Todas las encuestas recibidas se contestaron completas.</w:t>
-      </w:r>
-    </w:p>
-    <w:p>
-      <w:pPr>
-        <w:pStyle w:val="Heading2"/>
-      </w:pPr>
-      <w:r>
-        <w:t xml:space="preserve">¿Qué opina el personal del servicio de Evertec?</w:t>
-      </w:r>
-    </w:p>
     <w:tbl>
       <w:tblPr>
         <w:tblW w:type="dxa" w:w="9936"/>
@@ -715,9 +616,8 @@
         </w:tblBorders>
       </w:tblPr>
       <w:tblGrid>
-        <w:gridCol w:w="3161"/>
-        <w:gridCol w:w="3387"/>
-        <w:gridCol w:w="3388"/>
+        <w:gridCol w:w="4796"/>
+        <w:gridCol w:w="5140"/>
       </w:tblGrid>
       <w:tr>
         <w:trPr>
@@ -725,7 +625,7 @@
         </w:trPr>
         <w:tc>
           <w:tcPr>
-            <w:tcW w:type="dxa" w:w="3161"/>
+            <w:tcW w:type="dxa" w:w="4796"/>
             <w:tcBorders>
               <w:top w:val="single" w:color="BFBFBF" w:sz="4"/>
               <w:left w:val="single" w:color="BFBFBF" w:sz="4"/>
@@ -756,7 +656,7 @@
         </w:tc>
         <w:tc>
           <w:tcPr>
-            <w:tcW w:type="dxa" w:w="3387"/>
+            <w:tcW w:type="dxa" w:w="5140"/>
             <w:tcBorders>
               <w:top w:val="single" w:color="BFBFBF" w:sz="4"/>
               <w:left w:val="single" w:color="BFBFBF" w:sz="4"/>
@@ -785,37 +685,6 @@
             </w:r>
           </w:p>
         </w:tc>
-        <w:tc>
-          <w:tcPr>
-            <w:tcW w:type="dxa" w:w="3388"/>
-            <w:tcBorders>
-              <w:top w:val="single" w:color="BFBFBF" w:sz="4"/>
-              <w:left w:val="single" w:color="BFBFBF" w:sz="4"/>
-              <w:bottom w:val="single" w:color="BFBFBF" w:sz="4"/>
-              <w:right w:val="single" w:color="BFBFBF" w:sz="4"/>
-            </w:tcBorders>
-            <w:shd w:fill="1F3864" w:color="auto" w:val="clear"/>
-            <w:tcMar>
-              <w:top w:type="dxa" w:w="50"/>
-              <w:left w:type="dxa" w:w="80"/>
-              <w:bottom w:type="dxa" w:w="50"/>
-              <w:right w:type="dxa" w:w="80"/>
-            </w:tcMar>
-          </w:tcPr>
-          <w:p>
-            <w:r>
-              <w:rPr>
-                <w:rFonts w:ascii="Calibri" w:cs="Calibri" w:eastAsia="Calibri" w:hAnsi="Calibri"/>
-                <w:b/>
-                <w:bCs/>
-                <w:color w:val="FFFFFF"/>
-                <w:sz w:val="19"/>
-                <w:szCs w:val="19"/>
-              </w:rPr>
-              <w:t xml:space="preserve">¿Qué significa para Comedica?</w:t>
-            </w:r>
-          </w:p>
-        </w:tc>
       </w:tr>
       <w:tr>
         <w:trPr>
@@ -823,7 +692,7 @@
         </w:trPr>
         <w:tc>
           <w:tcPr>
-            <w:tcW w:type="dxa" w:w="3161"/>
+            <w:tcW w:type="dxa" w:w="4796"/>
             <w:tcBorders>
               <w:top w:val="single" w:color="BFBFBF" w:sz="4"/>
               <w:left w:val="single" w:color="BFBFBF" w:sz="4"/>
@@ -852,7 +721,7 @@
         </w:tc>
         <w:tc>
           <w:tcPr>
-            <w:tcW w:type="dxa" w:w="3387"/>
+            <w:tcW w:type="dxa" w:w="5140"/>
             <w:tcBorders>
               <w:top w:val="single" w:color="BFBFBF" w:sz="4"/>
               <w:left w:val="single" w:color="BFBFBF" w:sz="4"/>
@@ -875,36 +744,7 @@
                 <w:sz w:val="19"/>
                 <w:szCs w:val="19"/>
               </w:rPr>
-              <w:t xml:space="preserve">14 de 17 colaboradores le dieron nota de 4; los otros 3 le dieron nota de 3. Nadie le dio una nota menor.</w:t>
-            </w:r>
-          </w:p>
-        </w:tc>
-        <w:tc>
-          <w:tcPr>
-            <w:tcW w:type="dxa" w:w="3388"/>
-            <w:tcBorders>
-              <w:top w:val="single" w:color="BFBFBF" w:sz="4"/>
-              <w:left w:val="single" w:color="BFBFBF" w:sz="4"/>
-              <w:bottom w:val="single" w:color="BFBFBF" w:sz="4"/>
-              <w:right w:val="single" w:color="BFBFBF" w:sz="4"/>
-            </w:tcBorders>
-            <w:shd w:fill="FFFFFF" w:color="auto" w:val="clear"/>
-            <w:tcMar>
-              <w:top w:type="dxa" w:w="50"/>
-              <w:left w:type="dxa" w:w="80"/>
-              <w:bottom w:type="dxa" w:w="50"/>
-              <w:right w:type="dxa" w:w="80"/>
-            </w:tcMar>
-          </w:tcPr>
-          <w:p>
-            <w:r>
-              <w:rPr>
-                <w:rFonts w:ascii="Calibri" w:cs="Calibri" w:eastAsia="Calibri" w:hAnsi="Calibri"/>
-                <w:color w:val="000000"/>
-                <w:sz w:val="19"/>
-                <w:szCs w:val="19"/>
-              </w:rPr>
-              <w:t xml:space="preserve">El personal está conforme con el servicio, pero todavía hay aspectos por mejorar.</w:t>
+              <w:t xml:space="preserve">14 colaboradores le dieron nota de 4 y 3 le dieron nota de 3.</w:t>
             </w:r>
           </w:p>
         </w:tc>
@@ -915,7 +755,7 @@
         </w:trPr>
         <w:tc>
           <w:tcPr>
-            <w:tcW w:type="dxa" w:w="3161"/>
+            <w:tcW w:type="dxa" w:w="4796"/>
             <w:tcBorders>
               <w:top w:val="single" w:color="BFBFBF" w:sz="4"/>
               <w:left w:val="single" w:color="BFBFBF" w:sz="4"/>
@@ -944,7 +784,7 @@
         </w:tc>
         <w:tc>
           <w:tcPr>
-            <w:tcW w:type="dxa" w:w="3387"/>
+            <w:tcW w:type="dxa" w:w="5140"/>
             <w:tcBorders>
               <w:top w:val="single" w:color="BFBFBF" w:sz="4"/>
               <w:left w:val="single" w:color="BFBFBF" w:sz="4"/>
@@ -967,36 +807,7 @@
                 <w:sz w:val="19"/>
                 <w:szCs w:val="19"/>
               </w:rPr>
-              <w:t xml:space="preserve">15 de 17 dicen que Evertec los atiende a tiempo; solo 2 dicen que la atención es regular.</w:t>
-            </w:r>
-          </w:p>
-        </w:tc>
-        <w:tc>
-          <w:tcPr>
-            <w:tcW w:type="dxa" w:w="3388"/>
-            <w:tcBorders>
-              <w:top w:val="single" w:color="BFBFBF" w:sz="4"/>
-              <w:left w:val="single" w:color="BFBFBF" w:sz="4"/>
-              <w:bottom w:val="single" w:color="BFBFBF" w:sz="4"/>
-              <w:right w:val="single" w:color="BFBFBF" w:sz="4"/>
-            </w:tcBorders>
-            <w:shd w:fill="EAF1FB" w:color="auto" w:val="clear"/>
-            <w:tcMar>
-              <w:top w:type="dxa" w:w="50"/>
-              <w:left w:type="dxa" w:w="80"/>
-              <w:bottom w:type="dxa" w:w="50"/>
-              <w:right w:type="dxa" w:w="80"/>
-            </w:tcMar>
-          </w:tcPr>
-          <w:p>
-            <w:r>
-              <w:rPr>
-                <w:rFonts w:ascii="Calibri" w:cs="Calibri" w:eastAsia="Calibri" w:hAnsi="Calibri"/>
-                <w:color w:val="000000"/>
-                <w:sz w:val="19"/>
-                <w:szCs w:val="19"/>
-              </w:rPr>
-              <w:t xml:space="preserve">Cuando se reporta un problema, Evertec responde a tiempo.</w:t>
+              <w:t xml:space="preserve">15 dicen que Evertec los atiende a tiempo y 2 que la atención es regular.</w:t>
             </w:r>
           </w:p>
         </w:tc>
@@ -1007,7 +818,7 @@
         </w:trPr>
         <w:tc>
           <w:tcPr>
-            <w:tcW w:type="dxa" w:w="3161"/>
+            <w:tcW w:type="dxa" w:w="4796"/>
             <w:tcBorders>
               <w:top w:val="single" w:color="BFBFBF" w:sz="4"/>
               <w:left w:val="single" w:color="BFBFBF" w:sz="4"/>
@@ -1036,7 +847,7 @@
         </w:tc>
         <w:tc>
           <w:tcPr>
-            <w:tcW w:type="dxa" w:w="3387"/>
+            <w:tcW w:type="dxa" w:w="5140"/>
             <w:tcBorders>
               <w:top w:val="single" w:color="BFBFBF" w:sz="4"/>
               <w:left w:val="single" w:color="BFBFBF" w:sz="4"/>
@@ -1059,45 +870,7 @@
                 <w:sz w:val="19"/>
                 <w:szCs w:val="19"/>
               </w:rPr>
-              <w:t xml:space="preserve">8 de 17 dicen que es fácil o muy fácil; 8 dicen que es regular y 1 dice que es difícil.</w:t>
-            </w:r>
-          </w:p>
-        </w:tc>
-        <w:tc>
-          <w:tcPr>
-            <w:tcW w:type="dxa" w:w="3388"/>
-            <w:tcBorders>
-              <w:top w:val="single" w:color="BFBFBF" w:sz="4"/>
-              <w:left w:val="single" w:color="BFBFBF" w:sz="4"/>
-              <w:bottom w:val="single" w:color="BFBFBF" w:sz="4"/>
-              <w:right w:val="single" w:color="BFBFBF" w:sz="4"/>
-            </w:tcBorders>
-            <w:shd w:fill="FFFFFF" w:color="auto" w:val="clear"/>
-            <w:tcMar>
-              <w:top w:type="dxa" w:w="50"/>
-              <w:left w:type="dxa" w:w="80"/>
-              <w:bottom w:type="dxa" w:w="50"/>
-              <w:right w:type="dxa" w:w="80"/>
-            </w:tcMar>
-          </w:tcPr>
-          <w:p>
-            <w:r>
-              <w:rPr>
-                <w:rFonts w:ascii="Calibri" w:cs="Calibri" w:eastAsia="Calibri" w:hAnsi="Calibri"/>
-                <w:color w:val="000000"/>
-                <w:sz w:val="19"/>
-                <w:szCs w:val="19"/>
-              </w:rPr>
-              <w:t xml:space="preserve">Evertec atiende rápido, pero a más de la mitad del personal le cuesta que el problema quede resuelto. </w:t>
-            </w:r>
-            <w:r>
-              <w:rPr>
-                <w:rFonts w:ascii="Calibri" w:cs="Calibri" w:eastAsia="Calibri" w:hAnsi="Calibri"/>
-                <w:color w:val="000000"/>
-                <w:sz w:val="19"/>
-                <w:szCs w:val="19"/>
-              </w:rPr>
-              <w:t xml:space="preserve">Es el punto más débil.</w:t>
+              <w:t xml:space="preserve">8 dicen que es fácil o muy fácil, 8 que es regular y 1 que es difícil.</w:t>
             </w:r>
           </w:p>
         </w:tc>
@@ -1108,7 +881,7 @@
         </w:trPr>
         <w:tc>
           <w:tcPr>
-            <w:tcW w:type="dxa" w:w="3161"/>
+            <w:tcW w:type="dxa" w:w="4796"/>
             <w:tcBorders>
               <w:top w:val="single" w:color="BFBFBF" w:sz="4"/>
               <w:left w:val="single" w:color="BFBFBF" w:sz="4"/>
@@ -1137,7 +910,7 @@
         </w:tc>
         <w:tc>
           <w:tcPr>
-            <w:tcW w:type="dxa" w:w="3387"/>
+            <w:tcW w:type="dxa" w:w="5140"/>
             <w:tcBorders>
               <w:top w:val="single" w:color="BFBFBF" w:sz="4"/>
               <w:left w:val="single" w:color="BFBFBF" w:sz="4"/>
@@ -1160,36 +933,7 @@
                 <w:sz w:val="19"/>
                 <w:szCs w:val="19"/>
               </w:rPr>
-              <w:t xml:space="preserve">7 de 17 dicen que pasa con frecuencia; 5 dicen que a veces y 5 que casi nunca.</w:t>
-            </w:r>
-          </w:p>
-        </w:tc>
-        <w:tc>
-          <w:tcPr>
-            <w:tcW w:type="dxa" w:w="3388"/>
-            <w:tcBorders>
-              <w:top w:val="single" w:color="BFBFBF" w:sz="4"/>
-              <w:left w:val="single" w:color="BFBFBF" w:sz="4"/>
-              <w:bottom w:val="single" w:color="BFBFBF" w:sz="4"/>
-              <w:right w:val="single" w:color="BFBFBF" w:sz="4"/>
-            </w:tcBorders>
-            <w:shd w:fill="EAF1FB" w:color="auto" w:val="clear"/>
-            <w:tcMar>
-              <w:top w:type="dxa" w:w="50"/>
-              <w:left w:type="dxa" w:w="80"/>
-              <w:bottom w:type="dxa" w:w="50"/>
-              <w:right w:type="dxa" w:w="80"/>
-            </w:tcMar>
-          </w:tcPr>
-          <w:p>
-            <w:r>
-              <w:rPr>
-                <w:rFonts w:ascii="Calibri" w:cs="Calibri" w:eastAsia="Calibri" w:hAnsi="Calibri"/>
-                <w:color w:val="000000"/>
-                <w:sz w:val="19"/>
-                <w:szCs w:val="19"/>
-              </w:rPr>
-              <w:t xml:space="preserve">Casi la mitad del personal enfrenta problemas con frecuencia, lo que afecta la atención a los asociados en ventanilla.</w:t>
+              <w:t xml:space="preserve">7 dicen que con frecuencia, 5 que a veces y 5 que casi nunca.</w:t>
             </w:r>
           </w:p>
         </w:tc>
@@ -1199,74 +943,6 @@
       <w:pPr>
         <w:spacing w:after="80"/>
       </w:pPr>
-    </w:p>
-    <w:p>
-      <w:pPr>
-        <w:pStyle w:val="Heading2"/>
-      </w:pPr>
-      <w:r>
-        <w:t xml:space="preserve">En pocas palabras</w:t>
-      </w:r>
-    </w:p>
-    <w:p>
-      <w:pPr>
-        <w:pStyle w:val="ListParagraph"/>
-        <w:numPr>
-          <w:ilvl w:val="0"/>
-          <w:numId w:val="2"/>
-        </w:numPr>
-        <w:spacing w:after="80"/>
-      </w:pPr>
-      <w:r>
-        <w:rPr>
-          <w:b/>
-          <w:bCs/>
-        </w:rPr>
-        <w:t xml:space="preserve">Lo bueno:</w:t>
-      </w:r>
-      <w:r>
-        <w:t xml:space="preserve"> el servicio funciona y Evertec atiende a tiempo cuando se le reporta un problema.</w:t>
-      </w:r>
-    </w:p>
-    <w:p>
-      <w:pPr>
-        <w:pStyle w:val="ListParagraph"/>
-        <w:numPr>
-          <w:ilvl w:val="0"/>
-          <w:numId w:val="2"/>
-        </w:numPr>
-        <w:spacing w:after="80"/>
-      </w:pPr>
-      <w:r>
-        <w:rPr>
-          <w:b/>
-          <w:bCs/>
-        </w:rPr>
-        <w:t xml:space="preserve">Lo que hay que mejorar:</w:t>
-      </w:r>
-      <w:r>
-        <w:t xml:space="preserve"> que los problemas se resuelvan a la primera y que se presenten con menos frecuencia.</w:t>
-      </w:r>
-    </w:p>
-    <w:p>
-      <w:pPr>
-        <w:pStyle w:val="ListParagraph"/>
-        <w:numPr>
-          <w:ilvl w:val="0"/>
-          <w:numId w:val="2"/>
-        </w:numPr>
-        <w:spacing w:after="80"/>
-      </w:pPr>
-      <w:r>
-        <w:rPr>
-          <w:b/>
-          <w:bCs/>
-        </w:rPr>
-        <w:t xml:space="preserve">Los problemas más mencionados:</w:t>
-      </w:r>
-      <w:r>
-        <w:t xml:space="preserve"> caídas y lentitud del sistema, reversas que no se aplican, tarjetas (plásticos) que fallan, y la atención de reclamos y fraudes.</w:t>
-      </w:r>
     </w:p>
     <w:p>
       <w:pPr>
@@ -5726,7 +5402,7 @@
         <w:jc w:val="both"/>
       </w:pPr>
       <w:r>
-        <w:t xml:space="preserve">De los 17 colaboradores, 14 reportaron problemas y 3 indicaron no tener inconvenientes ("Todo bien", "sin inconvenientes" y "siempre recibo ayuda"). A continuación se presentan los problemas reportados, agrupados por tema y citando lo que escribieron los colaboradores.</w:t>
+        <w:t xml:space="preserve">De los 17 colaboradores, 14 reportaron problemas y 3 indicaron no tener inconvenientes ("Todo bien", "sin inconvenientes" y "siempre recibo ayuda"). Sus comentarios se agrupan por tema y se citan tal como fueron escritos.</w:t>
       </w:r>
     </w:p>
     <w:p>
@@ -5960,7 +5636,7 @@
         <w:jc w:val="both"/>
       </w:pPr>
       <w:r>
-        <w:t xml:space="preserve">Los colaboradores también hicieron las siguientes sugerencias:</w:t>
+        <w:t xml:space="preserve">Además de los problemas, los colaboradores propusieron:</w:t>
       </w:r>
     </w:p>
     <w:p>
@@ -6020,54 +5696,11 @@
     </w:p>
     <w:p>
       <w:pPr>
-        <w:pStyle w:val="ListParagraph"/>
-        <w:numPr>
-          <w:ilvl w:val="0"/>
-          <w:numId w:val="4"/>
-        </w:numPr>
-        <w:spacing w:after="80"/>
+        <w:spacing w:after="160"/>
+        <w:jc w:val="both"/>
       </w:pPr>
       <w:r>
-        <w:t xml:space="preserve">El personal está conforme con el servicio de Evertec en términos generales: 14 de 17 colaboradores le dieron nota de 4 y ninguno le dio una nota menor a 3.</w:t>
-      </w:r>
-    </w:p>
-    <w:p>
-      <w:pPr>
-        <w:pStyle w:val="ListParagraph"/>
-        <w:numPr>
-          <w:ilvl w:val="0"/>
-          <w:numId w:val="4"/>
-        </w:numPr>
-        <w:spacing w:after="80"/>
-      </w:pPr>
-      <w:r>
-        <w:t xml:space="preserve">Evertec atiende a tiempo: 15 de 17 colaboradores así lo indican.</w:t>
-      </w:r>
-    </w:p>
-    <w:p>
-      <w:pPr>
-        <w:pStyle w:val="ListParagraph"/>
-        <w:numPr>
-          <w:ilvl w:val="0"/>
-          <w:numId w:val="4"/>
-        </w:numPr>
-        <w:spacing w:after="80"/>
-      </w:pPr>
-      <w:r>
-        <w:t xml:space="preserve">El punto más débil es la solución de los problemas: 9 de 17 colaboradores consideran que resolverlos es "Regular" o "Difícil".</w:t>
-      </w:r>
-    </w:p>
-    <w:p>
-      <w:pPr>
-        <w:pStyle w:val="ListParagraph"/>
-        <w:numPr>
-          <w:ilvl w:val="0"/>
-          <w:numId w:val="4"/>
-        </w:numPr>
-        <w:spacing w:after="80"/>
-      </w:pPr>
-      <w:r>
-        <w:t xml:space="preserve">Los problemas más reportados son la estabilidad y lentitud del sistema, las reversas, los plásticos, la falta de detalle en las notas de crédito, y la atención de fraudes, contracargos y promociones.</w:t>
+        <w:t xml:space="preserve">La atención de Evertec llega a tiempo y el servicio recibe una buena nota general; sin embargo, la solución de los casos no avanza al mismo ritmo. La mayor parte de los problemas reportados tiene que ver con el funcionamiento del sistema y el procesamiento de transacciones, lo que afecta directamente la atención a los asociados.</w:t>
       </w:r>
     </w:p>
     <w:sectPr>
@@ -6316,12 +5949,6 @@
       <w:startOverride w:val="1"/>
     </w:lvlOverride>
   </w:num>
-  <w:num w:numId="4">
-    <w:abstractNumId w:val="3"/>
-    <w:lvlOverride w:ilvl="0">
-      <w:startOverride w:val="1"/>
-    </w:lvlOverride>
-  </w:num>
 </w:numbering>
 </file>
 
